--- a/rediseno_2026/4.5 Itinerarios formateados y corregidos/CPA-303 Contabilidad de Bancos y Entidades Financieras.docx
+++ b/rediseno_2026/4.5 Itinerarios formateados y corregidos/CPA-303 Contabilidad de Bancos y Entidades Financieras.docx
@@ -84,6 +84,12 @@
           <w:insideV w:val="single" w:sz="6" w:space="0" w:color="1F3864"/>
         </w:tblBorders>
         <w:tblLayout w:type="fixed"/>
+        <w:tblCellMar>
+          <w:top w:w="40" w:type="dxa"/>
+          <w:left w:w="90" w:type="dxa"/>
+          <w:bottom w:w="40" w:type="dxa"/>
+          <w:right w:w="90" w:type="dxa"/>
+        </w:tblCellMar>
         <w:tblLook w:val="0400" w:firstRow="0" w:lastRow="0" w:firstColumn="0" w:lastColumn="0" w:noHBand="0" w:noVBand="1"/>
       </w:tblPr>
       <w:tblGrid>
@@ -116,12 +122,6 @@
               <w:right w:val="single" w:sz="6" w:space="0" w:color="1F3864"/>
             </w:tcBorders>
             <w:shd w:val="clear" w:color="auto" w:fill="4472C4"/>
-            <w:tcMar>
-              <w:top w:w="50" w:type="dxa"/>
-              <w:left w:w="90" w:type="dxa"/>
-              <w:bottom w:w="50" w:type="dxa"/>
-              <w:right w:w="90" w:type="dxa"/>
-            </w:tcMar>
             <w:vAlign w:val="center"/>
           </w:tcPr>
           <w:p>
@@ -162,12 +162,6 @@
               <w:right w:val="single" w:sz="6" w:space="0" w:color="1F3864"/>
             </w:tcBorders>
             <w:shd w:val="clear" w:color="auto" w:fill="4472C4"/>
-            <w:tcMar>
-              <w:top w:w="50" w:type="dxa"/>
-              <w:left w:w="90" w:type="dxa"/>
-              <w:bottom w:w="50" w:type="dxa"/>
-              <w:right w:w="90" w:type="dxa"/>
-            </w:tcMar>
             <w:vAlign w:val="center"/>
           </w:tcPr>
           <w:p>
@@ -208,12 +202,6 @@
               <w:right w:val="single" w:sz="6" w:space="0" w:color="1F3864"/>
             </w:tcBorders>
             <w:shd w:val="clear" w:color="auto" w:fill="4472C4"/>
-            <w:tcMar>
-              <w:top w:w="50" w:type="dxa"/>
-              <w:left w:w="90" w:type="dxa"/>
-              <w:bottom w:w="50" w:type="dxa"/>
-              <w:right w:w="90" w:type="dxa"/>
-            </w:tcMar>
             <w:vAlign w:val="center"/>
           </w:tcPr>
           <w:p>
@@ -254,12 +242,6 @@
               <w:right w:val="single" w:sz="6" w:space="0" w:color="1F3864"/>
             </w:tcBorders>
             <w:shd w:val="clear" w:color="auto" w:fill="4472C4"/>
-            <w:tcMar>
-              <w:top w:w="50" w:type="dxa"/>
-              <w:left w:w="90" w:type="dxa"/>
-              <w:bottom w:w="50" w:type="dxa"/>
-              <w:right w:w="90" w:type="dxa"/>
-            </w:tcMar>
             <w:vAlign w:val="center"/>
           </w:tcPr>
           <w:p>
@@ -302,12 +284,6 @@
               <w:right w:val="single" w:sz="6" w:space="0" w:color="1F3864"/>
             </w:tcBorders>
             <w:shd w:val="clear" w:color="auto" w:fill="4472C4"/>
-            <w:tcMar>
-              <w:top w:w="50" w:type="dxa"/>
-              <w:left w:w="90" w:type="dxa"/>
-              <w:bottom w:w="50" w:type="dxa"/>
-              <w:right w:w="90" w:type="dxa"/>
-            </w:tcMar>
             <w:vAlign w:val="center"/>
           </w:tcPr>
           <w:p>
@@ -348,12 +324,6 @@
               <w:right w:val="single" w:sz="6" w:space="0" w:color="1F3864"/>
             </w:tcBorders>
             <w:shd w:val="clear" w:color="auto" w:fill="4472C4"/>
-            <w:tcMar>
-              <w:top w:w="50" w:type="dxa"/>
-              <w:left w:w="90" w:type="dxa"/>
-              <w:bottom w:w="50" w:type="dxa"/>
-              <w:right w:w="90" w:type="dxa"/>
-            </w:tcMar>
             <w:vAlign w:val="center"/>
           </w:tcPr>
           <w:p>
@@ -394,12 +364,6 @@
               <w:right w:val="single" w:sz="6" w:space="0" w:color="1F3864"/>
             </w:tcBorders>
             <w:shd w:val="clear" w:color="auto" w:fill="4472C4"/>
-            <w:tcMar>
-              <w:top w:w="50" w:type="dxa"/>
-              <w:left w:w="90" w:type="dxa"/>
-              <w:bottom w:w="50" w:type="dxa"/>
-              <w:right w:w="90" w:type="dxa"/>
-            </w:tcMar>
             <w:vAlign w:val="center"/>
           </w:tcPr>
           <w:p>
@@ -440,12 +404,6 @@
               <w:right w:val="single" w:sz="6" w:space="0" w:color="1F3864"/>
             </w:tcBorders>
             <w:shd w:val="clear" w:color="auto" w:fill="4472C4"/>
-            <w:tcMar>
-              <w:top w:w="50" w:type="dxa"/>
-              <w:left w:w="90" w:type="dxa"/>
-              <w:bottom w:w="50" w:type="dxa"/>
-              <w:right w:w="90" w:type="dxa"/>
-            </w:tcMar>
             <w:vAlign w:val="center"/>
           </w:tcPr>
           <w:p>
@@ -488,12 +446,6 @@
               <w:right w:val="single" w:sz="6" w:space="0" w:color="1F3864"/>
             </w:tcBorders>
             <w:shd w:val="clear" w:color="auto" w:fill="4472C4"/>
-            <w:tcMar>
-              <w:top w:w="50" w:type="dxa"/>
-              <w:left w:w="90" w:type="dxa"/>
-              <w:bottom w:w="50" w:type="dxa"/>
-              <w:right w:w="90" w:type="dxa"/>
-            </w:tcMar>
             <w:vAlign w:val="center"/>
           </w:tcPr>
           <w:p>
@@ -534,12 +486,6 @@
               <w:right w:val="single" w:sz="6" w:space="0" w:color="1F3864"/>
             </w:tcBorders>
             <w:shd w:val="clear" w:color="auto" w:fill="4472C4"/>
-            <w:tcMar>
-              <w:top w:w="50" w:type="dxa"/>
-              <w:left w:w="90" w:type="dxa"/>
-              <w:bottom w:w="50" w:type="dxa"/>
-              <w:right w:w="90" w:type="dxa"/>
-            </w:tcMar>
             <w:vAlign w:val="center"/>
           </w:tcPr>
           <w:p>
@@ -581,12 +527,6 @@
               <w:right w:val="single" w:sz="6" w:space="0" w:color="1F3864"/>
             </w:tcBorders>
             <w:shd w:val="clear" w:color="auto" w:fill="4472C4"/>
-            <w:tcMar>
-              <w:top w:w="50" w:type="dxa"/>
-              <w:left w:w="90" w:type="dxa"/>
-              <w:bottom w:w="50" w:type="dxa"/>
-              <w:right w:w="90" w:type="dxa"/>
-            </w:tcMar>
             <w:vAlign w:val="center"/>
           </w:tcPr>
           <w:p>
@@ -626,12 +566,6 @@
               <w:right w:val="single" w:sz="6" w:space="0" w:color="1F3864"/>
             </w:tcBorders>
             <w:shd w:val="clear" w:color="auto" w:fill="4472C4"/>
-            <w:tcMar>
-              <w:top w:w="50" w:type="dxa"/>
-              <w:left w:w="90" w:type="dxa"/>
-              <w:bottom w:w="50" w:type="dxa"/>
-              <w:right w:w="90" w:type="dxa"/>
-            </w:tcMar>
             <w:vAlign w:val="center"/>
           </w:tcPr>
           <w:p>
@@ -671,12 +605,6 @@
               <w:right w:val="single" w:sz="6" w:space="0" w:color="1F3864"/>
             </w:tcBorders>
             <w:shd w:val="clear" w:color="auto" w:fill="4472C4"/>
-            <w:tcMar>
-              <w:top w:w="50" w:type="dxa"/>
-              <w:left w:w="90" w:type="dxa"/>
-              <w:bottom w:w="50" w:type="dxa"/>
-              <w:right w:w="90" w:type="dxa"/>
-            </w:tcMar>
             <w:vAlign w:val="center"/>
           </w:tcPr>
           <w:p>
@@ -716,12 +644,6 @@
               <w:right w:val="single" w:sz="6" w:space="0" w:color="1F3864"/>
             </w:tcBorders>
             <w:shd w:val="clear" w:color="auto" w:fill="4472C4"/>
-            <w:tcMar>
-              <w:top w:w="50" w:type="dxa"/>
-              <w:left w:w="90" w:type="dxa"/>
-              <w:bottom w:w="50" w:type="dxa"/>
-              <w:right w:w="90" w:type="dxa"/>
-            </w:tcMar>
             <w:vAlign w:val="center"/>
           </w:tcPr>
           <w:p>
@@ -761,12 +683,6 @@
               <w:right w:val="single" w:sz="6" w:space="0" w:color="1F3864"/>
             </w:tcBorders>
             <w:shd w:val="clear" w:color="auto" w:fill="4472C4"/>
-            <w:tcMar>
-              <w:top w:w="50" w:type="dxa"/>
-              <w:left w:w="90" w:type="dxa"/>
-              <w:bottom w:w="50" w:type="dxa"/>
-              <w:right w:w="90" w:type="dxa"/>
-            </w:tcMar>
             <w:vAlign w:val="center"/>
           </w:tcPr>
           <w:p>
@@ -806,12 +722,6 @@
               <w:right w:val="single" w:sz="6" w:space="0" w:color="1F3864"/>
             </w:tcBorders>
             <w:shd w:val="clear" w:color="auto" w:fill="4472C4"/>
-            <w:tcMar>
-              <w:top w:w="50" w:type="dxa"/>
-              <w:left w:w="90" w:type="dxa"/>
-              <w:bottom w:w="50" w:type="dxa"/>
-              <w:right w:w="90" w:type="dxa"/>
-            </w:tcMar>
             <w:vAlign w:val="center"/>
           </w:tcPr>
           <w:p>
@@ -852,12 +762,6 @@
               <w:right w:val="single" w:sz="6" w:space="0" w:color="1F3864"/>
             </w:tcBorders>
             <w:shd w:val="clear" w:color="auto" w:fill="D9E2F3"/>
-            <w:tcMar>
-              <w:top w:w="50" w:type="dxa"/>
-              <w:left w:w="90" w:type="dxa"/>
-              <w:bottom w:w="50" w:type="dxa"/>
-              <w:right w:w="90" w:type="dxa"/>
-            </w:tcMar>
             <w:vAlign w:val="center"/>
           </w:tcPr>
           <w:p>
@@ -892,12 +796,6 @@
               <w:right w:val="single" w:sz="6" w:space="0" w:color="1F3864"/>
             </w:tcBorders>
             <w:shd w:val="clear" w:color="auto" w:fill="D9E2F3"/>
-            <w:tcMar>
-              <w:top w:w="50" w:type="dxa"/>
-              <w:left w:w="90" w:type="dxa"/>
-              <w:bottom w:w="50" w:type="dxa"/>
-              <w:right w:w="90" w:type="dxa"/>
-            </w:tcMar>
             <w:vAlign w:val="center"/>
           </w:tcPr>
           <w:p>
@@ -931,12 +829,6 @@
               <w:right w:val="single" w:sz="6" w:space="0" w:color="1F3864"/>
             </w:tcBorders>
             <w:shd w:val="clear" w:color="auto" w:fill="4472C4"/>
-            <w:tcMar>
-              <w:top w:w="50" w:type="dxa"/>
-              <w:left w:w="90" w:type="dxa"/>
-              <w:bottom w:w="50" w:type="dxa"/>
-              <w:right w:w="90" w:type="dxa"/>
-            </w:tcMar>
             <w:vAlign w:val="center"/>
           </w:tcPr>
           <w:p>
@@ -974,12 +866,6 @@
               <w:right w:val="single" w:sz="6" w:space="0" w:color="1F3864"/>
             </w:tcBorders>
             <w:shd w:val="clear" w:color="auto" w:fill="4472C4"/>
-            <w:tcMar>
-              <w:top w:w="50" w:type="dxa"/>
-              <w:left w:w="90" w:type="dxa"/>
-              <w:bottom w:w="50" w:type="dxa"/>
-              <w:right w:w="90" w:type="dxa"/>
-            </w:tcMar>
             <w:vAlign w:val="center"/>
           </w:tcPr>
           <w:p>
@@ -1017,12 +903,6 @@
               <w:right w:val="single" w:sz="6" w:space="0" w:color="1F3864"/>
             </w:tcBorders>
             <w:shd w:val="clear" w:color="auto" w:fill="4472C4"/>
-            <w:tcMar>
-              <w:top w:w="50" w:type="dxa"/>
-              <w:left w:w="90" w:type="dxa"/>
-              <w:bottom w:w="50" w:type="dxa"/>
-              <w:right w:w="90" w:type="dxa"/>
-            </w:tcMar>
             <w:vAlign w:val="center"/>
           </w:tcPr>
           <w:p>
@@ -1060,12 +940,6 @@
               <w:right w:val="single" w:sz="6" w:space="0" w:color="1F3864"/>
             </w:tcBorders>
             <w:shd w:val="clear" w:color="auto" w:fill="4472C4"/>
-            <w:tcMar>
-              <w:top w:w="50" w:type="dxa"/>
-              <w:left w:w="90" w:type="dxa"/>
-              <w:bottom w:w="50" w:type="dxa"/>
-              <w:right w:w="90" w:type="dxa"/>
-            </w:tcMar>
             <w:vAlign w:val="center"/>
           </w:tcPr>
           <w:p>
@@ -1103,12 +977,6 @@
               <w:right w:val="single" w:sz="6" w:space="0" w:color="1F3864"/>
             </w:tcBorders>
             <w:shd w:val="clear" w:color="auto" w:fill="D9E2F3"/>
-            <w:tcMar>
-              <w:top w:w="50" w:type="dxa"/>
-              <w:left w:w="90" w:type="dxa"/>
-              <w:bottom w:w="50" w:type="dxa"/>
-              <w:right w:w="90" w:type="dxa"/>
-            </w:tcMar>
             <w:vAlign w:val="center"/>
           </w:tcPr>
           <w:p>
@@ -1143,12 +1011,6 @@
               <w:right w:val="single" w:sz="6" w:space="0" w:color="1F3864"/>
             </w:tcBorders>
             <w:shd w:val="clear" w:color="auto" w:fill="D9E2F3"/>
-            <w:tcMar>
-              <w:top w:w="50" w:type="dxa"/>
-              <w:left w:w="90" w:type="dxa"/>
-              <w:bottom w:w="50" w:type="dxa"/>
-              <w:right w:w="90" w:type="dxa"/>
-            </w:tcMar>
             <w:vAlign w:val="center"/>
           </w:tcPr>
           <w:p>
@@ -1184,12 +1046,6 @@
               <w:right w:val="single" w:sz="6" w:space="0" w:color="1F3864"/>
             </w:tcBorders>
             <w:shd w:val="clear" w:color="auto" w:fill="4472C4"/>
-            <w:tcMar>
-              <w:top w:w="50" w:type="dxa"/>
-              <w:left w:w="90" w:type="dxa"/>
-              <w:bottom w:w="50" w:type="dxa"/>
-              <w:right w:w="90" w:type="dxa"/>
-            </w:tcMar>
             <w:vAlign w:val="center"/>
           </w:tcPr>
           <w:p>
@@ -1232,12 +1088,6 @@
               <w:right w:val="single" w:sz="6" w:space="0" w:color="1F3864"/>
             </w:tcBorders>
             <w:shd w:val="clear" w:color="auto" w:fill="D9E2F3"/>
-            <w:tcMar>
-              <w:top w:w="50" w:type="dxa"/>
-              <w:left w:w="90" w:type="dxa"/>
-              <w:bottom w:w="50" w:type="dxa"/>
-              <w:right w:w="90" w:type="dxa"/>
-            </w:tcMar>
             <w:vAlign w:val="center"/>
           </w:tcPr>
           <w:p>
@@ -1293,12 +1143,6 @@
               <w:right w:val="single" w:sz="6" w:space="0" w:color="1F3864"/>
             </w:tcBorders>
             <w:shd w:val="clear" w:color="auto" w:fill="D9E2F3"/>
-            <w:tcMar>
-              <w:top w:w="50" w:type="dxa"/>
-              <w:left w:w="90" w:type="dxa"/>
-              <w:bottom w:w="50" w:type="dxa"/>
-              <w:right w:w="90" w:type="dxa"/>
-            </w:tcMar>
             <w:vAlign w:val="center"/>
           </w:tcPr>
           <w:p>
@@ -1345,12 +1189,6 @@
               <w:right w:val="single" w:sz="6" w:space="0" w:color="1F3864"/>
             </w:tcBorders>
             <w:shd w:val="clear" w:color="auto" w:fill="4472C4"/>
-            <w:tcMar>
-              <w:top w:w="50" w:type="dxa"/>
-              <w:left w:w="90" w:type="dxa"/>
-              <w:bottom w:w="50" w:type="dxa"/>
-              <w:right w:w="90" w:type="dxa"/>
-            </w:tcMar>
             <w:vAlign w:val="center"/>
           </w:tcPr>
           <w:p>
@@ -1391,12 +1229,6 @@
               <w:right w:val="single" w:sz="6" w:space="0" w:color="1F3864"/>
             </w:tcBorders>
             <w:shd w:val="clear" w:color="auto" w:fill="4472C4"/>
-            <w:tcMar>
-              <w:top w:w="50" w:type="dxa"/>
-              <w:left w:w="90" w:type="dxa"/>
-              <w:bottom w:w="50" w:type="dxa"/>
-              <w:right w:w="90" w:type="dxa"/>
-            </w:tcMar>
             <w:vAlign w:val="center"/>
           </w:tcPr>
           <w:p>
@@ -1437,12 +1269,6 @@
               <w:right w:val="single" w:sz="6" w:space="0" w:color="1F3864"/>
             </w:tcBorders>
             <w:shd w:val="clear" w:color="auto" w:fill="4472C4"/>
-            <w:tcMar>
-              <w:top w:w="50" w:type="dxa"/>
-              <w:left w:w="90" w:type="dxa"/>
-              <w:bottom w:w="50" w:type="dxa"/>
-              <w:right w:w="90" w:type="dxa"/>
-            </w:tcMar>
             <w:vAlign w:val="center"/>
           </w:tcPr>
           <w:p>
@@ -1487,12 +1313,6 @@
               <w:right w:val="single" w:sz="6" w:space="0" w:color="1F3864"/>
             </w:tcBorders>
             <w:shd w:val="clear" w:color="auto" w:fill="D9E2F3"/>
-            <w:tcMar>
-              <w:top w:w="50" w:type="dxa"/>
-              <w:left w:w="90" w:type="dxa"/>
-              <w:bottom w:w="50" w:type="dxa"/>
-              <w:right w:w="90" w:type="dxa"/>
-            </w:tcMar>
             <w:vAlign w:val="center"/>
           </w:tcPr>
           <w:p>
@@ -1526,12 +1346,6 @@
               <w:right w:val="single" w:sz="6" w:space="0" w:color="1F3864"/>
             </w:tcBorders>
             <w:shd w:val="clear" w:color="auto" w:fill="D9E2F3"/>
-            <w:tcMar>
-              <w:top w:w="50" w:type="dxa"/>
-              <w:left w:w="90" w:type="dxa"/>
-              <w:bottom w:w="50" w:type="dxa"/>
-              <w:right w:w="90" w:type="dxa"/>
-            </w:tcMar>
           </w:tcPr>
           <w:p>
             <w:pPr>
@@ -1564,12 +1378,6 @@
               <w:right w:val="single" w:sz="6" w:space="0" w:color="1F3864"/>
             </w:tcBorders>
             <w:shd w:val="clear" w:color="auto" w:fill="D9E2F3"/>
-            <w:tcMar>
-              <w:top w:w="50" w:type="dxa"/>
-              <w:left w:w="90" w:type="dxa"/>
-              <w:bottom w:w="50" w:type="dxa"/>
-              <w:right w:w="90" w:type="dxa"/>
-            </w:tcMar>
           </w:tcPr>
           <w:p>
             <w:pPr>
@@ -1616,12 +1424,6 @@
               <w:right w:val="single" w:sz="6" w:space="0" w:color="1F3864"/>
             </w:tcBorders>
             <w:shd w:val="clear" w:color="auto" w:fill="D9E2F3"/>
-            <w:tcMar>
-              <w:top w:w="50" w:type="dxa"/>
-              <w:left w:w="90" w:type="dxa"/>
-              <w:bottom w:w="50" w:type="dxa"/>
-              <w:right w:w="90" w:type="dxa"/>
-            </w:tcMar>
             <w:vAlign w:val="center"/>
           </w:tcPr>
           <w:p>
@@ -1655,12 +1457,6 @@
               <w:right w:val="single" w:sz="6" w:space="0" w:color="1F3864"/>
             </w:tcBorders>
             <w:shd w:val="clear" w:color="auto" w:fill="D9E2F3"/>
-            <w:tcMar>
-              <w:top w:w="50" w:type="dxa"/>
-              <w:left w:w="90" w:type="dxa"/>
-              <w:bottom w:w="50" w:type="dxa"/>
-              <w:right w:w="90" w:type="dxa"/>
-            </w:tcMar>
           </w:tcPr>
           <w:p>
             <w:pPr>
@@ -1693,12 +1489,6 @@
               <w:right w:val="single" w:sz="6" w:space="0" w:color="1F3864"/>
             </w:tcBorders>
             <w:shd w:val="clear" w:color="auto" w:fill="D9E2F3"/>
-            <w:tcMar>
-              <w:top w:w="50" w:type="dxa"/>
-              <w:left w:w="90" w:type="dxa"/>
-              <w:bottom w:w="50" w:type="dxa"/>
-              <w:right w:w="90" w:type="dxa"/>
-            </w:tcMar>
           </w:tcPr>
           <w:p>
             <w:pPr>
@@ -1745,12 +1535,6 @@
               <w:right w:val="single" w:sz="6" w:space="0" w:color="1F3864"/>
             </w:tcBorders>
             <w:shd w:val="clear" w:color="auto" w:fill="D9E2F3"/>
-            <w:tcMar>
-              <w:top w:w="50" w:type="dxa"/>
-              <w:left w:w="90" w:type="dxa"/>
-              <w:bottom w:w="50" w:type="dxa"/>
-              <w:right w:w="90" w:type="dxa"/>
-            </w:tcMar>
             <w:vAlign w:val="center"/>
           </w:tcPr>
           <w:p>
@@ -1784,12 +1568,6 @@
               <w:right w:val="single" w:sz="6" w:space="0" w:color="1F3864"/>
             </w:tcBorders>
             <w:shd w:val="clear" w:color="auto" w:fill="D9E2F3"/>
-            <w:tcMar>
-              <w:top w:w="50" w:type="dxa"/>
-              <w:left w:w="90" w:type="dxa"/>
-              <w:bottom w:w="50" w:type="dxa"/>
-              <w:right w:w="90" w:type="dxa"/>
-            </w:tcMar>
           </w:tcPr>
           <w:p>
             <w:pPr>
@@ -1822,12 +1600,6 @@
               <w:right w:val="single" w:sz="6" w:space="0" w:color="1F3864"/>
             </w:tcBorders>
             <w:shd w:val="clear" w:color="auto" w:fill="D9E2F3"/>
-            <w:tcMar>
-              <w:top w:w="50" w:type="dxa"/>
-              <w:left w:w="90" w:type="dxa"/>
-              <w:bottom w:w="50" w:type="dxa"/>
-              <w:right w:w="90" w:type="dxa"/>
-            </w:tcMar>
           </w:tcPr>
           <w:p>
             <w:pPr>
@@ -1874,12 +1646,6 @@
               <w:right w:val="single" w:sz="6" w:space="0" w:color="1F3864"/>
             </w:tcBorders>
             <w:shd w:val="clear" w:color="auto" w:fill="D9E2F3"/>
-            <w:tcMar>
-              <w:top w:w="50" w:type="dxa"/>
-              <w:left w:w="90" w:type="dxa"/>
-              <w:bottom w:w="50" w:type="dxa"/>
-              <w:right w:w="90" w:type="dxa"/>
-            </w:tcMar>
             <w:vAlign w:val="center"/>
           </w:tcPr>
           <w:p>
@@ -1913,12 +1679,6 @@
               <w:right w:val="single" w:sz="6" w:space="0" w:color="1F3864"/>
             </w:tcBorders>
             <w:shd w:val="clear" w:color="auto" w:fill="D9E2F3"/>
-            <w:tcMar>
-              <w:top w:w="50" w:type="dxa"/>
-              <w:left w:w="90" w:type="dxa"/>
-              <w:bottom w:w="50" w:type="dxa"/>
-              <w:right w:w="90" w:type="dxa"/>
-            </w:tcMar>
           </w:tcPr>
           <w:p>
             <w:pPr>
@@ -1951,12 +1711,6 @@
               <w:right w:val="single" w:sz="6" w:space="0" w:color="1F3864"/>
             </w:tcBorders>
             <w:shd w:val="clear" w:color="auto" w:fill="D9E2F3"/>
-            <w:tcMar>
-              <w:top w:w="50" w:type="dxa"/>
-              <w:left w:w="90" w:type="dxa"/>
-              <w:bottom w:w="50" w:type="dxa"/>
-              <w:right w:w="90" w:type="dxa"/>
-            </w:tcMar>
           </w:tcPr>
           <w:p>
             <w:pPr>
@@ -2001,12 +1755,6 @@
               <w:right w:val="single" w:sz="6" w:space="0" w:color="1F3864"/>
             </w:tcBorders>
             <w:shd w:val="clear" w:color="auto" w:fill="4472C4"/>
-            <w:tcMar>
-              <w:top w:w="50" w:type="dxa"/>
-              <w:left w:w="90" w:type="dxa"/>
-              <w:bottom w:w="50" w:type="dxa"/>
-              <w:right w:w="90" w:type="dxa"/>
-            </w:tcMar>
             <w:vAlign w:val="center"/>
           </w:tcPr>
           <w:p>
@@ -2049,12 +1797,6 @@
               <w:right w:val="single" w:sz="6" w:space="0" w:color="1F3864"/>
             </w:tcBorders>
             <w:shd w:val="clear" w:color="auto" w:fill="4472C4"/>
-            <w:tcMar>
-              <w:top w:w="50" w:type="dxa"/>
-              <w:left w:w="90" w:type="dxa"/>
-              <w:bottom w:w="50" w:type="dxa"/>
-              <w:right w:w="90" w:type="dxa"/>
-            </w:tcMar>
             <w:vAlign w:val="center"/>
           </w:tcPr>
           <w:p>
@@ -2094,12 +1836,6 @@
               <w:right w:val="single" w:sz="6" w:space="0" w:color="1F3864"/>
             </w:tcBorders>
             <w:shd w:val="clear" w:color="auto" w:fill="D9E2F3"/>
-            <w:tcMar>
-              <w:top w:w="50" w:type="dxa"/>
-              <w:left w:w="90" w:type="dxa"/>
-              <w:bottom w:w="50" w:type="dxa"/>
-              <w:right w:w="90" w:type="dxa"/>
-            </w:tcMar>
             <w:vAlign w:val="center"/>
           </w:tcPr>
           <w:p>
@@ -2158,12 +1894,6 @@
               <w:right w:val="single" w:sz="6" w:space="0" w:color="1F3864"/>
             </w:tcBorders>
             <w:shd w:val="clear" w:color="auto" w:fill="4472C4"/>
-            <w:tcMar>
-              <w:top w:w="50" w:type="dxa"/>
-              <w:left w:w="90" w:type="dxa"/>
-              <w:bottom w:w="50" w:type="dxa"/>
-              <w:right w:w="90" w:type="dxa"/>
-            </w:tcMar>
             <w:vAlign w:val="center"/>
           </w:tcPr>
           <w:p>
@@ -2205,12 +1935,6 @@
               <w:right w:val="single" w:sz="6" w:space="0" w:color="1F3864"/>
             </w:tcBorders>
             <w:shd w:val="clear" w:color="auto" w:fill="D9E2F3"/>
-            <w:tcMar>
-              <w:top w:w="50" w:type="dxa"/>
-              <w:left w:w="90" w:type="dxa"/>
-              <w:bottom w:w="50" w:type="dxa"/>
-              <w:right w:w="90" w:type="dxa"/>
-            </w:tcMar>
           </w:tcPr>
           <w:p>
             <w:pPr>
@@ -2334,12 +2058,6 @@
               <w:right w:val="single" w:sz="6" w:space="0" w:color="1F3864"/>
             </w:tcBorders>
             <w:shd w:val="clear" w:color="auto" w:fill="D9E2F3"/>
-            <w:tcMar>
-              <w:top w:w="50" w:type="dxa"/>
-              <w:left w:w="90" w:type="dxa"/>
-              <w:bottom w:w="50" w:type="dxa"/>
-              <w:right w:w="90" w:type="dxa"/>
-            </w:tcMar>
           </w:tcPr>
           <w:p>
             <w:pPr>
@@ -3314,12 +3032,6 @@
               <w:right w:val="single" w:sz="6" w:space="0" w:color="1F3864"/>
             </w:tcBorders>
             <w:shd w:val="clear" w:color="auto" w:fill="D9E2F3"/>
-            <w:tcMar>
-              <w:top w:w="50" w:type="dxa"/>
-              <w:left w:w="90" w:type="dxa"/>
-              <w:bottom w:w="50" w:type="dxa"/>
-              <w:right w:w="90" w:type="dxa"/>
-            </w:tcMar>
           </w:tcPr>
           <w:p>
             <w:pPr>
@@ -3457,12 +3169,6 @@
               <w:right w:val="single" w:sz="6" w:space="0" w:color="1F3864"/>
             </w:tcBorders>
             <w:shd w:val="clear" w:color="auto" w:fill="D9E2F3"/>
-            <w:tcMar>
-              <w:top w:w="50" w:type="dxa"/>
-              <w:left w:w="90" w:type="dxa"/>
-              <w:bottom w:w="50" w:type="dxa"/>
-              <w:right w:w="90" w:type="dxa"/>
-            </w:tcMar>
             <w:vAlign w:val="center"/>
           </w:tcPr>
           <w:p>
@@ -3509,12 +3215,6 @@
               <w:right w:val="single" w:sz="6" w:space="0" w:color="1F3864"/>
             </w:tcBorders>
             <w:shd w:val="clear" w:color="auto" w:fill="4472C4"/>
-            <w:tcMar>
-              <w:top w:w="50" w:type="dxa"/>
-              <w:left w:w="90" w:type="dxa"/>
-              <w:bottom w:w="50" w:type="dxa"/>
-              <w:right w:w="90" w:type="dxa"/>
-            </w:tcMar>
             <w:vAlign w:val="center"/>
           </w:tcPr>
           <w:p>
@@ -3555,12 +3255,6 @@
               <w:right w:val="single" w:sz="6" w:space="0" w:color="1F3864"/>
             </w:tcBorders>
             <w:shd w:val="clear" w:color="auto" w:fill="4472C4"/>
-            <w:tcMar>
-              <w:top w:w="50" w:type="dxa"/>
-              <w:left w:w="90" w:type="dxa"/>
-              <w:bottom w:w="50" w:type="dxa"/>
-              <w:right w:w="90" w:type="dxa"/>
-            </w:tcMar>
             <w:vAlign w:val="center"/>
           </w:tcPr>
           <w:p>
@@ -3601,12 +3295,6 @@
               <w:right w:val="single" w:sz="6" w:space="0" w:color="1F3864"/>
             </w:tcBorders>
             <w:shd w:val="clear" w:color="auto" w:fill="4472C4"/>
-            <w:tcMar>
-              <w:top w:w="50" w:type="dxa"/>
-              <w:left w:w="90" w:type="dxa"/>
-              <w:bottom w:w="50" w:type="dxa"/>
-              <w:right w:w="90" w:type="dxa"/>
-            </w:tcMar>
             <w:vAlign w:val="center"/>
           </w:tcPr>
           <w:p>
@@ -3651,12 +3339,6 @@
               <w:right w:val="single" w:sz="6" w:space="0" w:color="1F3864"/>
             </w:tcBorders>
             <w:shd w:val="clear" w:color="auto" w:fill="D9E2F3"/>
-            <w:tcMar>
-              <w:top w:w="50" w:type="dxa"/>
-              <w:left w:w="90" w:type="dxa"/>
-              <w:bottom w:w="50" w:type="dxa"/>
-              <w:right w:w="90" w:type="dxa"/>
-            </w:tcMar>
             <w:vAlign w:val="center"/>
           </w:tcPr>
           <w:p>
@@ -3690,12 +3372,6 @@
               <w:right w:val="single" w:sz="6" w:space="0" w:color="1F3864"/>
             </w:tcBorders>
             <w:shd w:val="clear" w:color="auto" w:fill="D9E2F3"/>
-            <w:tcMar>
-              <w:top w:w="50" w:type="dxa"/>
-              <w:left w:w="90" w:type="dxa"/>
-              <w:bottom w:w="50" w:type="dxa"/>
-              <w:right w:w="90" w:type="dxa"/>
-            </w:tcMar>
             <w:vAlign w:val="center"/>
           </w:tcPr>
           <w:p>
@@ -3729,12 +3405,6 @@
               <w:right w:val="single" w:sz="6" w:space="0" w:color="1F3864"/>
             </w:tcBorders>
             <w:shd w:val="clear" w:color="auto" w:fill="D9E2F3"/>
-            <w:tcMar>
-              <w:top w:w="50" w:type="dxa"/>
-              <w:left w:w="90" w:type="dxa"/>
-              <w:bottom w:w="50" w:type="dxa"/>
-              <w:right w:w="90" w:type="dxa"/>
-            </w:tcMar>
             <w:vAlign w:val="center"/>
           </w:tcPr>
           <w:p>
@@ -3782,12 +3452,6 @@
               <w:right w:val="single" w:sz="6" w:space="0" w:color="1F3864"/>
             </w:tcBorders>
             <w:shd w:val="clear" w:color="auto" w:fill="D9E2F3"/>
-            <w:tcMar>
-              <w:top w:w="50" w:type="dxa"/>
-              <w:left w:w="90" w:type="dxa"/>
-              <w:bottom w:w="50" w:type="dxa"/>
-              <w:right w:w="90" w:type="dxa"/>
-            </w:tcMar>
             <w:vAlign w:val="center"/>
           </w:tcPr>
           <w:p>
@@ -3821,12 +3485,6 @@
               <w:right w:val="single" w:sz="6" w:space="0" w:color="1F3864"/>
             </w:tcBorders>
             <w:shd w:val="clear" w:color="auto" w:fill="D9E2F3"/>
-            <w:tcMar>
-              <w:top w:w="50" w:type="dxa"/>
-              <w:left w:w="90" w:type="dxa"/>
-              <w:bottom w:w="50" w:type="dxa"/>
-              <w:right w:w="90" w:type="dxa"/>
-            </w:tcMar>
             <w:vAlign w:val="center"/>
           </w:tcPr>
           <w:p>
@@ -3860,12 +3518,6 @@
               <w:right w:val="single" w:sz="6" w:space="0" w:color="1F3864"/>
             </w:tcBorders>
             <w:shd w:val="clear" w:color="auto" w:fill="D9E2F3"/>
-            <w:tcMar>
-              <w:top w:w="50" w:type="dxa"/>
-              <w:left w:w="90" w:type="dxa"/>
-              <w:bottom w:w="50" w:type="dxa"/>
-              <w:right w:w="90" w:type="dxa"/>
-            </w:tcMar>
             <w:vAlign w:val="center"/>
           </w:tcPr>
           <w:p>
@@ -3913,12 +3565,6 @@
               <w:right w:val="single" w:sz="6" w:space="0" w:color="1F3864"/>
             </w:tcBorders>
             <w:shd w:val="clear" w:color="auto" w:fill="D9E2F3"/>
-            <w:tcMar>
-              <w:top w:w="50" w:type="dxa"/>
-              <w:left w:w="90" w:type="dxa"/>
-              <w:bottom w:w="50" w:type="dxa"/>
-              <w:right w:w="90" w:type="dxa"/>
-            </w:tcMar>
             <w:vAlign w:val="center"/>
           </w:tcPr>
           <w:p>
@@ -3952,12 +3598,6 @@
               <w:right w:val="single" w:sz="6" w:space="0" w:color="1F3864"/>
             </w:tcBorders>
             <w:shd w:val="clear" w:color="auto" w:fill="D9E2F3"/>
-            <w:tcMar>
-              <w:top w:w="50" w:type="dxa"/>
-              <w:left w:w="90" w:type="dxa"/>
-              <w:bottom w:w="50" w:type="dxa"/>
-              <w:right w:w="90" w:type="dxa"/>
-            </w:tcMar>
             <w:vAlign w:val="center"/>
           </w:tcPr>
           <w:p>
@@ -3991,12 +3631,6 @@
               <w:right w:val="single" w:sz="6" w:space="0" w:color="1F3864"/>
             </w:tcBorders>
             <w:shd w:val="clear" w:color="auto" w:fill="D9E2F3"/>
-            <w:tcMar>
-              <w:top w:w="50" w:type="dxa"/>
-              <w:left w:w="90" w:type="dxa"/>
-              <w:bottom w:w="50" w:type="dxa"/>
-              <w:right w:w="90" w:type="dxa"/>
-            </w:tcMar>
             <w:vAlign w:val="center"/>
           </w:tcPr>
           <w:p>
@@ -4044,12 +3678,6 @@
               <w:right w:val="single" w:sz="6" w:space="0" w:color="1F3864"/>
             </w:tcBorders>
             <w:shd w:val="clear" w:color="auto" w:fill="D9E2F3"/>
-            <w:tcMar>
-              <w:top w:w="50" w:type="dxa"/>
-              <w:left w:w="90" w:type="dxa"/>
-              <w:bottom w:w="50" w:type="dxa"/>
-              <w:right w:w="90" w:type="dxa"/>
-            </w:tcMar>
             <w:vAlign w:val="center"/>
           </w:tcPr>
           <w:p>
@@ -4083,12 +3711,6 @@
               <w:right w:val="single" w:sz="6" w:space="0" w:color="1F3864"/>
             </w:tcBorders>
             <w:shd w:val="clear" w:color="auto" w:fill="D9E2F3"/>
-            <w:tcMar>
-              <w:top w:w="50" w:type="dxa"/>
-              <w:left w:w="90" w:type="dxa"/>
-              <w:bottom w:w="50" w:type="dxa"/>
-              <w:right w:w="90" w:type="dxa"/>
-            </w:tcMar>
             <w:vAlign w:val="center"/>
           </w:tcPr>
           <w:p>
@@ -4122,12 +3744,6 @@
               <w:right w:val="single" w:sz="6" w:space="0" w:color="1F3864"/>
             </w:tcBorders>
             <w:shd w:val="clear" w:color="auto" w:fill="D9E2F3"/>
-            <w:tcMar>
-              <w:top w:w="50" w:type="dxa"/>
-              <w:left w:w="90" w:type="dxa"/>
-              <w:bottom w:w="50" w:type="dxa"/>
-              <w:right w:w="90" w:type="dxa"/>
-            </w:tcMar>
             <w:vAlign w:val="center"/>
           </w:tcPr>
           <w:p>
@@ -4173,12 +3789,6 @@
               <w:right w:val="single" w:sz="6" w:space="0" w:color="1F3864"/>
             </w:tcBorders>
             <w:shd w:val="clear" w:color="auto" w:fill="4472C4"/>
-            <w:tcMar>
-              <w:top w:w="50" w:type="dxa"/>
-              <w:left w:w="90" w:type="dxa"/>
-              <w:bottom w:w="50" w:type="dxa"/>
-              <w:right w:w="90" w:type="dxa"/>
-            </w:tcMar>
             <w:vAlign w:val="center"/>
           </w:tcPr>
           <w:p>
@@ -4221,12 +3831,6 @@
               <w:right w:val="single" w:sz="6" w:space="0" w:color="1F3864"/>
             </w:tcBorders>
             <w:shd w:val="clear" w:color="auto" w:fill="4472C4"/>
-            <w:tcMar>
-              <w:top w:w="50" w:type="dxa"/>
-              <w:left w:w="90" w:type="dxa"/>
-              <w:bottom w:w="50" w:type="dxa"/>
-              <w:right w:w="90" w:type="dxa"/>
-            </w:tcMar>
             <w:vAlign w:val="center"/>
           </w:tcPr>
           <w:p>
@@ -4266,12 +3870,6 @@
               <w:right w:val="single" w:sz="6" w:space="0" w:color="1F3864"/>
             </w:tcBorders>
             <w:shd w:val="clear" w:color="auto" w:fill="D9E2F3"/>
-            <w:tcMar>
-              <w:top w:w="50" w:type="dxa"/>
-              <w:left w:w="90" w:type="dxa"/>
-              <w:bottom w:w="50" w:type="dxa"/>
-              <w:right w:w="90" w:type="dxa"/>
-            </w:tcMar>
             <w:vAlign w:val="center"/>
           </w:tcPr>
           <w:p>
@@ -4330,12 +3928,6 @@
               <w:right w:val="single" w:sz="6" w:space="0" w:color="1F3864"/>
             </w:tcBorders>
             <w:shd w:val="clear" w:color="auto" w:fill="4472C4"/>
-            <w:tcMar>
-              <w:top w:w="50" w:type="dxa"/>
-              <w:left w:w="90" w:type="dxa"/>
-              <w:bottom w:w="50" w:type="dxa"/>
-              <w:right w:w="90" w:type="dxa"/>
-            </w:tcMar>
             <w:vAlign w:val="center"/>
           </w:tcPr>
           <w:p>
@@ -4377,12 +3969,6 @@
               <w:right w:val="single" w:sz="6" w:space="0" w:color="1F3864"/>
             </w:tcBorders>
             <w:shd w:val="clear" w:color="auto" w:fill="D9E2F3"/>
-            <w:tcMar>
-              <w:top w:w="50" w:type="dxa"/>
-              <w:left w:w="90" w:type="dxa"/>
-              <w:bottom w:w="50" w:type="dxa"/>
-              <w:right w:w="90" w:type="dxa"/>
-            </w:tcMar>
             <w:vAlign w:val="center"/>
           </w:tcPr>
           <w:p>
@@ -4473,12 +4059,6 @@
               <w:right w:val="single" w:sz="6" w:space="0" w:color="1F3864"/>
             </w:tcBorders>
             <w:shd w:val="clear" w:color="auto" w:fill="D9E2F3"/>
-            <w:tcMar>
-              <w:top w:w="50" w:type="dxa"/>
-              <w:left w:w="90" w:type="dxa"/>
-              <w:bottom w:w="50" w:type="dxa"/>
-              <w:right w:w="90" w:type="dxa"/>
-            </w:tcMar>
             <w:vAlign w:val="center"/>
           </w:tcPr>
           <w:p>
@@ -5127,12 +4707,6 @@
               <w:right w:val="single" w:sz="6" w:space="0" w:color="1F3864"/>
             </w:tcBorders>
             <w:shd w:val="clear" w:color="auto" w:fill="D9E2F3"/>
-            <w:tcMar>
-              <w:top w:w="50" w:type="dxa"/>
-              <w:left w:w="90" w:type="dxa"/>
-              <w:bottom w:w="50" w:type="dxa"/>
-              <w:right w:w="90" w:type="dxa"/>
-            </w:tcMar>
             <w:vAlign w:val="center"/>
           </w:tcPr>
           <w:p>
@@ -5210,12 +4784,6 @@
               <w:right w:val="single" w:sz="6" w:space="0" w:color="1F3864"/>
             </w:tcBorders>
             <w:shd w:val="clear" w:color="auto" w:fill="D9E2F3"/>
-            <w:tcMar>
-              <w:top w:w="50" w:type="dxa"/>
-              <w:left w:w="90" w:type="dxa"/>
-              <w:bottom w:w="50" w:type="dxa"/>
-              <w:right w:w="90" w:type="dxa"/>
-            </w:tcMar>
           </w:tcPr>
           <w:p>
             <w:pPr>
@@ -5261,12 +4829,6 @@
               <w:right w:val="single" w:sz="6" w:space="0" w:color="1F3864"/>
             </w:tcBorders>
             <w:shd w:val="clear" w:color="auto" w:fill="4472C4"/>
-            <w:tcMar>
-              <w:top w:w="50" w:type="dxa"/>
-              <w:left w:w="90" w:type="dxa"/>
-              <w:bottom w:w="50" w:type="dxa"/>
-              <w:right w:w="90" w:type="dxa"/>
-            </w:tcMar>
             <w:vAlign w:val="center"/>
           </w:tcPr>
           <w:p>
@@ -5307,12 +4869,6 @@
               <w:right w:val="single" w:sz="6" w:space="0" w:color="1F3864"/>
             </w:tcBorders>
             <w:shd w:val="clear" w:color="auto" w:fill="4472C4"/>
-            <w:tcMar>
-              <w:top w:w="50" w:type="dxa"/>
-              <w:left w:w="90" w:type="dxa"/>
-              <w:bottom w:w="50" w:type="dxa"/>
-              <w:right w:w="90" w:type="dxa"/>
-            </w:tcMar>
             <w:vAlign w:val="center"/>
           </w:tcPr>
           <w:p>
@@ -5353,12 +4909,6 @@
               <w:right w:val="single" w:sz="6" w:space="0" w:color="1F3864"/>
             </w:tcBorders>
             <w:shd w:val="clear" w:color="auto" w:fill="4472C4"/>
-            <w:tcMar>
-              <w:top w:w="50" w:type="dxa"/>
-              <w:left w:w="90" w:type="dxa"/>
-              <w:bottom w:w="50" w:type="dxa"/>
-              <w:right w:w="90" w:type="dxa"/>
-            </w:tcMar>
             <w:vAlign w:val="center"/>
           </w:tcPr>
           <w:p>
@@ -5403,12 +4953,6 @@
               <w:right w:val="single" w:sz="6" w:space="0" w:color="1F3864"/>
             </w:tcBorders>
             <w:shd w:val="clear" w:color="auto" w:fill="D9E2F3"/>
-            <w:tcMar>
-              <w:top w:w="50" w:type="dxa"/>
-              <w:left w:w="90" w:type="dxa"/>
-              <w:bottom w:w="50" w:type="dxa"/>
-              <w:right w:w="90" w:type="dxa"/>
-            </w:tcMar>
             <w:vAlign w:val="center"/>
           </w:tcPr>
           <w:p>
@@ -5442,12 +4986,6 @@
               <w:right w:val="single" w:sz="6" w:space="0" w:color="1F3864"/>
             </w:tcBorders>
             <w:shd w:val="clear" w:color="auto" w:fill="D9E2F3"/>
-            <w:tcMar>
-              <w:top w:w="50" w:type="dxa"/>
-              <w:left w:w="90" w:type="dxa"/>
-              <w:bottom w:w="50" w:type="dxa"/>
-              <w:right w:w="90" w:type="dxa"/>
-            </w:tcMar>
           </w:tcPr>
           <w:p>
             <w:pPr>
@@ -5480,12 +5018,6 @@
               <w:right w:val="single" w:sz="6" w:space="0" w:color="1F3864"/>
             </w:tcBorders>
             <w:shd w:val="clear" w:color="auto" w:fill="D9E2F3"/>
-            <w:tcMar>
-              <w:top w:w="50" w:type="dxa"/>
-              <w:left w:w="90" w:type="dxa"/>
-              <w:bottom w:w="50" w:type="dxa"/>
-              <w:right w:w="90" w:type="dxa"/>
-            </w:tcMar>
           </w:tcPr>
           <w:p>
             <w:pPr>
@@ -5532,12 +5064,6 @@
               <w:right w:val="single" w:sz="6" w:space="0" w:color="1F3864"/>
             </w:tcBorders>
             <w:shd w:val="clear" w:color="auto" w:fill="D9E2F3"/>
-            <w:tcMar>
-              <w:top w:w="50" w:type="dxa"/>
-              <w:left w:w="90" w:type="dxa"/>
-              <w:bottom w:w="50" w:type="dxa"/>
-              <w:right w:w="90" w:type="dxa"/>
-            </w:tcMar>
             <w:vAlign w:val="center"/>
           </w:tcPr>
           <w:p>
@@ -5571,12 +5097,6 @@
               <w:right w:val="single" w:sz="6" w:space="0" w:color="1F3864"/>
             </w:tcBorders>
             <w:shd w:val="clear" w:color="auto" w:fill="D9E2F3"/>
-            <w:tcMar>
-              <w:top w:w="50" w:type="dxa"/>
-              <w:left w:w="90" w:type="dxa"/>
-              <w:bottom w:w="50" w:type="dxa"/>
-              <w:right w:w="90" w:type="dxa"/>
-            </w:tcMar>
           </w:tcPr>
           <w:p>
             <w:pPr>
@@ -5609,12 +5129,6 @@
               <w:right w:val="single" w:sz="6" w:space="0" w:color="1F3864"/>
             </w:tcBorders>
             <w:shd w:val="clear" w:color="auto" w:fill="D9E2F3"/>
-            <w:tcMar>
-              <w:top w:w="50" w:type="dxa"/>
-              <w:left w:w="90" w:type="dxa"/>
-              <w:bottom w:w="50" w:type="dxa"/>
-              <w:right w:w="90" w:type="dxa"/>
-            </w:tcMar>
           </w:tcPr>
           <w:p>
             <w:pPr>
@@ -5663,12 +5177,6 @@
               <w:right w:val="single" w:sz="6" w:space="0" w:color="1F3864"/>
             </w:tcBorders>
             <w:shd w:val="clear" w:color="auto" w:fill="D9E2F3"/>
-            <w:tcMar>
-              <w:top w:w="50" w:type="dxa"/>
-              <w:left w:w="90" w:type="dxa"/>
-              <w:bottom w:w="50" w:type="dxa"/>
-              <w:right w:w="90" w:type="dxa"/>
-            </w:tcMar>
             <w:vAlign w:val="center"/>
           </w:tcPr>
           <w:p>
@@ -5702,12 +5210,6 @@
               <w:right w:val="single" w:sz="6" w:space="0" w:color="1F3864"/>
             </w:tcBorders>
             <w:shd w:val="clear" w:color="auto" w:fill="D9E2F3"/>
-            <w:tcMar>
-              <w:top w:w="50" w:type="dxa"/>
-              <w:left w:w="90" w:type="dxa"/>
-              <w:bottom w:w="50" w:type="dxa"/>
-              <w:right w:w="90" w:type="dxa"/>
-            </w:tcMar>
           </w:tcPr>
           <w:p>
             <w:pPr>
@@ -5740,12 +5242,6 @@
               <w:right w:val="single" w:sz="6" w:space="0" w:color="1F3864"/>
             </w:tcBorders>
             <w:shd w:val="clear" w:color="auto" w:fill="D9E2F3"/>
-            <w:tcMar>
-              <w:top w:w="50" w:type="dxa"/>
-              <w:left w:w="90" w:type="dxa"/>
-              <w:bottom w:w="50" w:type="dxa"/>
-              <w:right w:w="90" w:type="dxa"/>
-            </w:tcMar>
           </w:tcPr>
           <w:p>
             <w:pPr>
@@ -5792,12 +5288,6 @@
               <w:right w:val="single" w:sz="6" w:space="0" w:color="1F3864"/>
             </w:tcBorders>
             <w:shd w:val="clear" w:color="auto" w:fill="D9E2F3"/>
-            <w:tcMar>
-              <w:top w:w="50" w:type="dxa"/>
-              <w:left w:w="90" w:type="dxa"/>
-              <w:bottom w:w="50" w:type="dxa"/>
-              <w:right w:w="90" w:type="dxa"/>
-            </w:tcMar>
             <w:vAlign w:val="center"/>
           </w:tcPr>
           <w:p>
@@ -5831,12 +5321,6 @@
               <w:right w:val="single" w:sz="6" w:space="0" w:color="1F3864"/>
             </w:tcBorders>
             <w:shd w:val="clear" w:color="auto" w:fill="D9E2F3"/>
-            <w:tcMar>
-              <w:top w:w="50" w:type="dxa"/>
-              <w:left w:w="90" w:type="dxa"/>
-              <w:bottom w:w="50" w:type="dxa"/>
-              <w:right w:w="90" w:type="dxa"/>
-            </w:tcMar>
           </w:tcPr>
           <w:p>
             <w:pPr>
@@ -5869,12 +5353,6 @@
               <w:right w:val="single" w:sz="6" w:space="0" w:color="1F3864"/>
             </w:tcBorders>
             <w:shd w:val="clear" w:color="auto" w:fill="D9E2F3"/>
-            <w:tcMar>
-              <w:top w:w="50" w:type="dxa"/>
-              <w:left w:w="90" w:type="dxa"/>
-              <w:bottom w:w="50" w:type="dxa"/>
-              <w:right w:w="90" w:type="dxa"/>
-            </w:tcMar>
           </w:tcPr>
           <w:p>
             <w:pPr>
@@ -5919,12 +5397,6 @@
               <w:right w:val="single" w:sz="6" w:space="0" w:color="1F3864"/>
             </w:tcBorders>
             <w:shd w:val="clear" w:color="auto" w:fill="4472C4"/>
-            <w:tcMar>
-              <w:top w:w="50" w:type="dxa"/>
-              <w:left w:w="90" w:type="dxa"/>
-              <w:bottom w:w="50" w:type="dxa"/>
-              <w:right w:w="90" w:type="dxa"/>
-            </w:tcMar>
             <w:vAlign w:val="center"/>
           </w:tcPr>
           <w:p>
@@ -5967,12 +5439,6 @@
               <w:right w:val="single" w:sz="6" w:space="0" w:color="1F3864"/>
             </w:tcBorders>
             <w:shd w:val="clear" w:color="auto" w:fill="4472C4"/>
-            <w:tcMar>
-              <w:top w:w="50" w:type="dxa"/>
-              <w:left w:w="90" w:type="dxa"/>
-              <w:bottom w:w="50" w:type="dxa"/>
-              <w:right w:w="90" w:type="dxa"/>
-            </w:tcMar>
             <w:vAlign w:val="center"/>
           </w:tcPr>
           <w:p>
@@ -6012,12 +5478,6 @@
               <w:right w:val="single" w:sz="6" w:space="0" w:color="1F3864"/>
             </w:tcBorders>
             <w:shd w:val="clear" w:color="auto" w:fill="D9E2F3"/>
-            <w:tcMar>
-              <w:top w:w="50" w:type="dxa"/>
-              <w:left w:w="90" w:type="dxa"/>
-              <w:bottom w:w="50" w:type="dxa"/>
-              <w:right w:w="90" w:type="dxa"/>
-            </w:tcMar>
             <w:vAlign w:val="center"/>
           </w:tcPr>
           <w:p>
@@ -6076,12 +5536,6 @@
               <w:right w:val="single" w:sz="6" w:space="0" w:color="1F3864"/>
             </w:tcBorders>
             <w:shd w:val="clear" w:color="auto" w:fill="4472C4"/>
-            <w:tcMar>
-              <w:top w:w="50" w:type="dxa"/>
-              <w:left w:w="90" w:type="dxa"/>
-              <w:bottom w:w="50" w:type="dxa"/>
-              <w:right w:w="90" w:type="dxa"/>
-            </w:tcMar>
             <w:vAlign w:val="center"/>
           </w:tcPr>
           <w:p>
@@ -6123,12 +5577,6 @@
               <w:right w:val="single" w:sz="6" w:space="0" w:color="1F3864"/>
             </w:tcBorders>
             <w:shd w:val="clear" w:color="auto" w:fill="D9E2F3"/>
-            <w:tcMar>
-              <w:top w:w="50" w:type="dxa"/>
-              <w:left w:w="90" w:type="dxa"/>
-              <w:bottom w:w="50" w:type="dxa"/>
-              <w:right w:w="90" w:type="dxa"/>
-            </w:tcMar>
             <w:vAlign w:val="center"/>
           </w:tcPr>
           <w:p>
@@ -6351,12 +5799,6 @@
               <w:right w:val="single" w:sz="6" w:space="0" w:color="1F3864"/>
             </w:tcBorders>
             <w:shd w:val="clear" w:color="auto" w:fill="D9E2F3"/>
-            <w:tcMar>
-              <w:top w:w="50" w:type="dxa"/>
-              <w:left w:w="90" w:type="dxa"/>
-              <w:bottom w:w="50" w:type="dxa"/>
-              <w:right w:w="90" w:type="dxa"/>
-            </w:tcMar>
           </w:tcPr>
           <w:p>
             <w:pPr>
@@ -7466,12 +6908,6 @@
               <w:right w:val="single" w:sz="6" w:space="0" w:color="1F3864"/>
             </w:tcBorders>
             <w:shd w:val="clear" w:color="auto" w:fill="D9E2F3"/>
-            <w:tcMar>
-              <w:top w:w="50" w:type="dxa"/>
-              <w:left w:w="90" w:type="dxa"/>
-              <w:bottom w:w="50" w:type="dxa"/>
-              <w:right w:w="90" w:type="dxa"/>
-            </w:tcMar>
           </w:tcPr>
           <w:p>
             <w:pPr>
@@ -7608,12 +7044,6 @@
               <w:right w:val="single" w:sz="6" w:space="0" w:color="1F3864"/>
             </w:tcBorders>
             <w:shd w:val="clear" w:color="auto" w:fill="D9E2F3"/>
-            <w:tcMar>
-              <w:top w:w="50" w:type="dxa"/>
-              <w:left w:w="90" w:type="dxa"/>
-              <w:bottom w:w="50" w:type="dxa"/>
-              <w:right w:w="90" w:type="dxa"/>
-            </w:tcMar>
           </w:tcPr>
           <w:p>
             <w:pPr>
@@ -7659,12 +7089,6 @@
               <w:right w:val="single" w:sz="6" w:space="0" w:color="1F3864"/>
             </w:tcBorders>
             <w:shd w:val="clear" w:color="auto" w:fill="D9E2F3"/>
-            <w:tcMar>
-              <w:top w:w="50" w:type="dxa"/>
-              <w:left w:w="90" w:type="dxa"/>
-              <w:bottom w:w="50" w:type="dxa"/>
-              <w:right w:w="90" w:type="dxa"/>
-            </w:tcMar>
             <w:vAlign w:val="center"/>
           </w:tcPr>
           <w:p>
@@ -7700,12 +7124,6 @@
               <w:right w:val="single" w:sz="6" w:space="0" w:color="1F3864"/>
             </w:tcBorders>
             <w:shd w:val="clear" w:color="auto" w:fill="D9E2F3"/>
-            <w:tcMar>
-              <w:top w:w="50" w:type="dxa"/>
-              <w:left w:w="90" w:type="dxa"/>
-              <w:bottom w:w="50" w:type="dxa"/>
-              <w:right w:w="90" w:type="dxa"/>
-            </w:tcMar>
             <w:vAlign w:val="center"/>
           </w:tcPr>
           <w:p>
@@ -7741,12 +7159,6 @@
               <w:right w:val="single" w:sz="6" w:space="0" w:color="1F3864"/>
             </w:tcBorders>
             <w:shd w:val="clear" w:color="auto" w:fill="D9E2F3"/>
-            <w:tcMar>
-              <w:top w:w="50" w:type="dxa"/>
-              <w:left w:w="90" w:type="dxa"/>
-              <w:bottom w:w="50" w:type="dxa"/>
-              <w:right w:w="90" w:type="dxa"/>
-            </w:tcMar>
             <w:vAlign w:val="center"/>
           </w:tcPr>
           <w:p>
@@ -7786,12 +7198,6 @@
               <w:right w:val="single" w:sz="6" w:space="0" w:color="1F3864"/>
             </w:tcBorders>
             <w:shd w:val="clear" w:color="auto" w:fill="D9E2F3"/>
-            <w:tcMar>
-              <w:top w:w="50" w:type="dxa"/>
-              <w:left w:w="90" w:type="dxa"/>
-              <w:bottom w:w="50" w:type="dxa"/>
-              <w:right w:w="90" w:type="dxa"/>
-            </w:tcMar>
             <w:vAlign w:val="center"/>
           </w:tcPr>
           <w:p>
@@ -7825,12 +7231,6 @@
               <w:right w:val="single" w:sz="6" w:space="0" w:color="1F3864"/>
             </w:tcBorders>
             <w:shd w:val="clear" w:color="auto" w:fill="D9E2F3"/>
-            <w:tcMar>
-              <w:top w:w="50" w:type="dxa"/>
-              <w:left w:w="90" w:type="dxa"/>
-              <w:bottom w:w="50" w:type="dxa"/>
-              <w:right w:w="90" w:type="dxa"/>
-            </w:tcMar>
             <w:vAlign w:val="center"/>
           </w:tcPr>
           <w:p>
@@ -7864,12 +7264,6 @@
               <w:right w:val="single" w:sz="6" w:space="0" w:color="1F3864"/>
             </w:tcBorders>
             <w:shd w:val="clear" w:color="auto" w:fill="D9E2F3"/>
-            <w:tcMar>
-              <w:top w:w="50" w:type="dxa"/>
-              <w:left w:w="90" w:type="dxa"/>
-              <w:bottom w:w="50" w:type="dxa"/>
-              <w:right w:w="90" w:type="dxa"/>
-            </w:tcMar>
             <w:vAlign w:val="center"/>
           </w:tcPr>
           <w:p>
@@ -7907,12 +7301,6 @@
               <w:right w:val="single" w:sz="6" w:space="0" w:color="1F3864"/>
             </w:tcBorders>
             <w:shd w:val="clear" w:color="auto" w:fill="D9E2F3"/>
-            <w:tcMar>
-              <w:top w:w="50" w:type="dxa"/>
-              <w:left w:w="90" w:type="dxa"/>
-              <w:bottom w:w="50" w:type="dxa"/>
-              <w:right w:w="90" w:type="dxa"/>
-            </w:tcMar>
             <w:vAlign w:val="center"/>
           </w:tcPr>
           <w:p>
@@ -7946,12 +7334,6 @@
               <w:right w:val="single" w:sz="6" w:space="0" w:color="1F3864"/>
             </w:tcBorders>
             <w:shd w:val="clear" w:color="auto" w:fill="D9E2F3"/>
-            <w:tcMar>
-              <w:top w:w="50" w:type="dxa"/>
-              <w:left w:w="90" w:type="dxa"/>
-              <w:bottom w:w="50" w:type="dxa"/>
-              <w:right w:w="90" w:type="dxa"/>
-            </w:tcMar>
             <w:vAlign w:val="center"/>
           </w:tcPr>
           <w:p>
@@ -7985,12 +7367,6 @@
               <w:right w:val="single" w:sz="6" w:space="0" w:color="1F3864"/>
             </w:tcBorders>
             <w:shd w:val="clear" w:color="auto" w:fill="D9E2F3"/>
-            <w:tcMar>
-              <w:top w:w="50" w:type="dxa"/>
-              <w:left w:w="90" w:type="dxa"/>
-              <w:bottom w:w="50" w:type="dxa"/>
-              <w:right w:w="90" w:type="dxa"/>
-            </w:tcMar>
             <w:vAlign w:val="center"/>
           </w:tcPr>
           <w:p>
@@ -8038,12 +7414,6 @@
               <w:right w:val="single" w:sz="6" w:space="0" w:color="1F3864"/>
             </w:tcBorders>
             <w:shd w:val="clear" w:color="auto" w:fill="D9E2F3"/>
-            <w:tcMar>
-              <w:top w:w="50" w:type="dxa"/>
-              <w:left w:w="90" w:type="dxa"/>
-              <w:bottom w:w="50" w:type="dxa"/>
-              <w:right w:w="90" w:type="dxa"/>
-            </w:tcMar>
             <w:vAlign w:val="center"/>
           </w:tcPr>
           <w:p>
@@ -8077,12 +7447,6 @@
               <w:right w:val="single" w:sz="6" w:space="0" w:color="1F3864"/>
             </w:tcBorders>
             <w:shd w:val="clear" w:color="auto" w:fill="D9E2F3"/>
-            <w:tcMar>
-              <w:top w:w="50" w:type="dxa"/>
-              <w:left w:w="90" w:type="dxa"/>
-              <w:bottom w:w="50" w:type="dxa"/>
-              <w:right w:w="90" w:type="dxa"/>
-            </w:tcMar>
             <w:vAlign w:val="center"/>
           </w:tcPr>
           <w:p>
@@ -8116,12 +7480,6 @@
               <w:right w:val="single" w:sz="6" w:space="0" w:color="1F3864"/>
             </w:tcBorders>
             <w:shd w:val="clear" w:color="auto" w:fill="D9E2F3"/>
-            <w:tcMar>
-              <w:top w:w="50" w:type="dxa"/>
-              <w:left w:w="90" w:type="dxa"/>
-              <w:bottom w:w="50" w:type="dxa"/>
-              <w:right w:w="90" w:type="dxa"/>
-            </w:tcMar>
             <w:vAlign w:val="center"/>
           </w:tcPr>
           <w:p>
@@ -8159,12 +7517,6 @@
               <w:right w:val="single" w:sz="6" w:space="0" w:color="1F3864"/>
             </w:tcBorders>
             <w:shd w:val="clear" w:color="auto" w:fill="D9E2F3"/>
-            <w:tcMar>
-              <w:top w:w="50" w:type="dxa"/>
-              <w:left w:w="90" w:type="dxa"/>
-              <w:bottom w:w="50" w:type="dxa"/>
-              <w:right w:w="90" w:type="dxa"/>
-            </w:tcMar>
             <w:vAlign w:val="center"/>
           </w:tcPr>
           <w:p>
@@ -8198,12 +7550,6 @@
               <w:right w:val="single" w:sz="6" w:space="0" w:color="1F3864"/>
             </w:tcBorders>
             <w:shd w:val="clear" w:color="auto" w:fill="D9E2F3"/>
-            <w:tcMar>
-              <w:top w:w="50" w:type="dxa"/>
-              <w:left w:w="90" w:type="dxa"/>
-              <w:bottom w:w="50" w:type="dxa"/>
-              <w:right w:w="90" w:type="dxa"/>
-            </w:tcMar>
             <w:vAlign w:val="center"/>
           </w:tcPr>
           <w:p>
@@ -8237,12 +7583,6 @@
               <w:right w:val="single" w:sz="6" w:space="0" w:color="1F3864"/>
             </w:tcBorders>
             <w:shd w:val="clear" w:color="auto" w:fill="D9E2F3"/>
-            <w:tcMar>
-              <w:top w:w="50" w:type="dxa"/>
-              <w:left w:w="90" w:type="dxa"/>
-              <w:bottom w:w="50" w:type="dxa"/>
-              <w:right w:w="90" w:type="dxa"/>
-            </w:tcMar>
             <w:vAlign w:val="center"/>
           </w:tcPr>
           <w:p>
@@ -8288,12 +7628,6 @@
               <w:right w:val="single" w:sz="6" w:space="0" w:color="1F3864"/>
             </w:tcBorders>
             <w:shd w:val="clear" w:color="auto" w:fill="4472C4"/>
-            <w:tcMar>
-              <w:top w:w="50" w:type="dxa"/>
-              <w:left w:w="90" w:type="dxa"/>
-              <w:bottom w:w="50" w:type="dxa"/>
-              <w:right w:w="90" w:type="dxa"/>
-            </w:tcMar>
             <w:vAlign w:val="center"/>
           </w:tcPr>
           <w:p>
@@ -8336,12 +7670,6 @@
               <w:right w:val="single" w:sz="6" w:space="0" w:color="1F3864"/>
             </w:tcBorders>
             <w:shd w:val="clear" w:color="auto" w:fill="4472C4"/>
-            <w:tcMar>
-              <w:top w:w="50" w:type="dxa"/>
-              <w:left w:w="90" w:type="dxa"/>
-              <w:bottom w:w="50" w:type="dxa"/>
-              <w:right w:w="90" w:type="dxa"/>
-            </w:tcMar>
             <w:vAlign w:val="center"/>
           </w:tcPr>
           <w:p>
@@ -8381,12 +7709,6 @@
               <w:right w:val="single" w:sz="6" w:space="0" w:color="1F3864"/>
             </w:tcBorders>
             <w:shd w:val="clear" w:color="auto" w:fill="D9E2F3"/>
-            <w:tcMar>
-              <w:top w:w="50" w:type="dxa"/>
-              <w:left w:w="90" w:type="dxa"/>
-              <w:bottom w:w="50" w:type="dxa"/>
-              <w:right w:w="90" w:type="dxa"/>
-            </w:tcMar>
             <w:vAlign w:val="center"/>
           </w:tcPr>
           <w:p>
@@ -8445,12 +7767,6 @@
               <w:right w:val="single" w:sz="6" w:space="0" w:color="1F3864"/>
             </w:tcBorders>
             <w:shd w:val="clear" w:color="auto" w:fill="4472C4"/>
-            <w:tcMar>
-              <w:top w:w="50" w:type="dxa"/>
-              <w:left w:w="90" w:type="dxa"/>
-              <w:bottom w:w="50" w:type="dxa"/>
-              <w:right w:w="90" w:type="dxa"/>
-            </w:tcMar>
             <w:vAlign w:val="center"/>
           </w:tcPr>
           <w:p>
@@ -8492,12 +7808,6 @@
               <w:right w:val="single" w:sz="6" w:space="0" w:color="1F3864"/>
             </w:tcBorders>
             <w:shd w:val="clear" w:color="auto" w:fill="D9E2F3"/>
-            <w:tcMar>
-              <w:top w:w="50" w:type="dxa"/>
-              <w:left w:w="90" w:type="dxa"/>
-              <w:bottom w:w="50" w:type="dxa"/>
-              <w:right w:w="90" w:type="dxa"/>
-            </w:tcMar>
           </w:tcPr>
           <w:p>
             <w:pPr>
@@ -8619,12 +7929,6 @@
               <w:right w:val="single" w:sz="6" w:space="0" w:color="1F3864"/>
             </w:tcBorders>
             <w:shd w:val="clear" w:color="auto" w:fill="D9E2F3"/>
-            <w:tcMar>
-              <w:top w:w="50" w:type="dxa"/>
-              <w:left w:w="90" w:type="dxa"/>
-              <w:bottom w:w="50" w:type="dxa"/>
-              <w:right w:w="90" w:type="dxa"/>
-            </w:tcMar>
           </w:tcPr>
           <w:p>
             <w:pPr>
@@ -9339,12 +8643,6 @@
               <w:right w:val="single" w:sz="6" w:space="0" w:color="1F3864"/>
             </w:tcBorders>
             <w:shd w:val="clear" w:color="auto" w:fill="D9E2F3"/>
-            <w:tcMar>
-              <w:top w:w="50" w:type="dxa"/>
-              <w:left w:w="90" w:type="dxa"/>
-              <w:bottom w:w="50" w:type="dxa"/>
-              <w:right w:w="90" w:type="dxa"/>
-            </w:tcMar>
             <w:vAlign w:val="center"/>
           </w:tcPr>
           <w:p>
@@ -9469,6 +8767,55 @@
           </w:p>
         </w:tc>
       </w:tr>
+    </w:tbl>
+    <w:p>
+      <w:pPr>
+        <w:spacing w:before="0" w:after="0" w:line="240" w:lineRule="auto"/>
+        <w:rPr>
+          <w:sz w:val="18"/>
+          <w:szCs w:val="18"/>
+        </w:rPr>
+      </w:pPr>
+    </w:p>
+    <w:tbl>
+      <w:tblPr>
+        <w:tblW w:w="9405" w:type="dxa"/>
+        <w:jc w:val="center"/>
+        <w:tblBorders>
+          <w:top w:val="single" w:sz="6" w:space="0" w:color="1F3864"/>
+          <w:left w:val="single" w:sz="6" w:space="0" w:color="1F3864"/>
+          <w:bottom w:val="single" w:sz="6" w:space="0" w:color="1F3864"/>
+          <w:right w:val="single" w:sz="6" w:space="0" w:color="1F3864"/>
+          <w:insideH w:val="single" w:sz="6" w:space="0" w:color="1F3864"/>
+          <w:insideV w:val="single" w:sz="6" w:space="0" w:color="1F3864"/>
+        </w:tblBorders>
+        <w:tblLayout w:type="fixed"/>
+        <w:tblCellMar>
+          <w:top w:w="40" w:type="dxa"/>
+          <w:left w:w="90" w:type="dxa"/>
+          <w:bottom w:w="40" w:type="dxa"/>
+          <w:right w:w="90" w:type="dxa"/>
+        </w:tblCellMar>
+        <w:tblLook w:val="0400" w:firstRow="0" w:lastRow="0" w:firstColumn="0" w:lastColumn="0" w:noHBand="0" w:noVBand="1"/>
+      </w:tblPr>
+      <w:tblGrid>
+        <w:gridCol w:w="1175"/>
+        <w:gridCol w:w="391"/>
+        <w:gridCol w:w="391"/>
+        <w:gridCol w:w="391"/>
+        <w:gridCol w:w="783"/>
+        <w:gridCol w:w="391"/>
+        <w:gridCol w:w="391"/>
+        <w:gridCol w:w="783"/>
+        <w:gridCol w:w="783"/>
+        <w:gridCol w:w="391"/>
+        <w:gridCol w:w="391"/>
+        <w:gridCol w:w="391"/>
+        <w:gridCol w:w="391"/>
+        <w:gridCol w:w="398"/>
+        <w:gridCol w:w="385"/>
+        <w:gridCol w:w="1567"/>
+      </w:tblGrid>
       <w:tr>
         <w:tc>
           <w:tcPr>
@@ -9481,12 +8828,6 @@
               <w:right w:val="single" w:sz="6" w:space="0" w:color="1F3864"/>
             </w:tcBorders>
             <w:shd w:val="clear" w:color="auto" w:fill="4472C4"/>
-            <w:tcMar>
-              <w:top w:w="50" w:type="dxa"/>
-              <w:left w:w="90" w:type="dxa"/>
-              <w:bottom w:w="50" w:type="dxa"/>
-              <w:right w:w="90" w:type="dxa"/>
-            </w:tcMar>
             <w:vAlign w:val="center"/>
           </w:tcPr>
           <w:p>
@@ -9529,12 +8870,6 @@
               <w:right w:val="single" w:sz="6" w:space="0" w:color="1F3864"/>
             </w:tcBorders>
             <w:shd w:val="clear" w:color="auto" w:fill="4472C4"/>
-            <w:tcMar>
-              <w:top w:w="50" w:type="dxa"/>
-              <w:left w:w="90" w:type="dxa"/>
-              <w:bottom w:w="50" w:type="dxa"/>
-              <w:right w:w="90" w:type="dxa"/>
-            </w:tcMar>
             <w:vAlign w:val="center"/>
           </w:tcPr>
           <w:p>
@@ -9575,12 +8910,6 @@
               <w:right w:val="single" w:sz="6" w:space="0" w:color="1F3864"/>
             </w:tcBorders>
             <w:shd w:val="clear" w:color="auto" w:fill="4472C4"/>
-            <w:tcMar>
-              <w:top w:w="50" w:type="dxa"/>
-              <w:left w:w="90" w:type="dxa"/>
-              <w:bottom w:w="50" w:type="dxa"/>
-              <w:right w:w="90" w:type="dxa"/>
-            </w:tcMar>
             <w:vAlign w:val="center"/>
           </w:tcPr>
           <w:p>
@@ -9621,12 +8950,6 @@
               <w:right w:val="single" w:sz="6" w:space="0" w:color="1F3864"/>
             </w:tcBorders>
             <w:shd w:val="clear" w:color="auto" w:fill="4472C4"/>
-            <w:tcMar>
-              <w:top w:w="50" w:type="dxa"/>
-              <w:left w:w="90" w:type="dxa"/>
-              <w:bottom w:w="50" w:type="dxa"/>
-              <w:right w:w="90" w:type="dxa"/>
-            </w:tcMar>
             <w:vAlign w:val="center"/>
           </w:tcPr>
           <w:p>
@@ -9682,12 +9005,6 @@
               <w:right w:val="single" w:sz="6" w:space="0" w:color="1F3864"/>
             </w:tcBorders>
             <w:shd w:val="clear" w:color="auto" w:fill="4472C4"/>
-            <w:tcMar>
-              <w:top w:w="50" w:type="dxa"/>
-              <w:left w:w="90" w:type="dxa"/>
-              <w:bottom w:w="50" w:type="dxa"/>
-              <w:right w:w="90" w:type="dxa"/>
-            </w:tcMar>
             <w:vAlign w:val="center"/>
           </w:tcPr>
           <w:p>
@@ -9728,12 +9045,6 @@
               <w:right w:val="single" w:sz="6" w:space="0" w:color="1F3864"/>
             </w:tcBorders>
             <w:shd w:val="clear" w:color="auto" w:fill="4472C4"/>
-            <w:tcMar>
-              <w:top w:w="50" w:type="dxa"/>
-              <w:left w:w="90" w:type="dxa"/>
-              <w:bottom w:w="50" w:type="dxa"/>
-              <w:right w:w="90" w:type="dxa"/>
-            </w:tcMar>
             <w:vAlign w:val="center"/>
           </w:tcPr>
           <w:p>
@@ -9776,12 +9087,6 @@
               <w:right w:val="single" w:sz="6" w:space="0" w:color="1F3864"/>
             </w:tcBorders>
             <w:shd w:val="clear" w:color="auto" w:fill="D9E2F3"/>
-            <w:tcMar>
-              <w:top w:w="50" w:type="dxa"/>
-              <w:left w:w="90" w:type="dxa"/>
-              <w:bottom w:w="50" w:type="dxa"/>
-              <w:right w:w="90" w:type="dxa"/>
-            </w:tcMar>
             <w:vAlign w:val="center"/>
           </w:tcPr>
           <w:p>
@@ -9891,12 +9196,6 @@
               <w:right w:val="single" w:sz="6" w:space="0" w:color="1F3864"/>
             </w:tcBorders>
             <w:shd w:val="clear" w:color="auto" w:fill="D9E2F3"/>
-            <w:tcMar>
-              <w:top w:w="50" w:type="dxa"/>
-              <w:left w:w="90" w:type="dxa"/>
-              <w:bottom w:w="50" w:type="dxa"/>
-              <w:right w:w="90" w:type="dxa"/>
-            </w:tcMar>
             <w:vAlign w:val="center"/>
           </w:tcPr>
           <w:p>
@@ -9968,12 +9267,6 @@
               <w:right w:val="single" w:sz="6" w:space="0" w:color="1F3864"/>
             </w:tcBorders>
             <w:shd w:val="clear" w:color="auto" w:fill="D9E2F3"/>
-            <w:tcMar>
-              <w:top w:w="50" w:type="dxa"/>
-              <w:left w:w="90" w:type="dxa"/>
-              <w:bottom w:w="50" w:type="dxa"/>
-              <w:right w:w="90" w:type="dxa"/>
-            </w:tcMar>
             <w:vAlign w:val="center"/>
           </w:tcPr>
           <w:p>
@@ -10064,12 +9357,6 @@
               <w:right w:val="single" w:sz="6" w:space="0" w:color="1F3864"/>
             </w:tcBorders>
             <w:shd w:val="clear" w:color="auto" w:fill="D9E2F3"/>
-            <w:tcMar>
-              <w:top w:w="50" w:type="dxa"/>
-              <w:left w:w="90" w:type="dxa"/>
-              <w:bottom w:w="50" w:type="dxa"/>
-              <w:right w:w="90" w:type="dxa"/>
-            </w:tcMar>
             <w:vAlign w:val="center"/>
           </w:tcPr>
           <w:p>
@@ -10160,12 +9447,6 @@
               <w:right w:val="single" w:sz="6" w:space="0" w:color="1F3864"/>
             </w:tcBorders>
             <w:shd w:val="clear" w:color="auto" w:fill="D9E2F3"/>
-            <w:tcMar>
-              <w:top w:w="50" w:type="dxa"/>
-              <w:left w:w="90" w:type="dxa"/>
-              <w:bottom w:w="50" w:type="dxa"/>
-              <w:right w:w="90" w:type="dxa"/>
-            </w:tcMar>
             <w:vAlign w:val="center"/>
           </w:tcPr>
           <w:p>
@@ -10246,6 +9527,55 @@
           </w:p>
         </w:tc>
       </w:tr>
+    </w:tbl>
+    <w:p>
+      <w:pPr>
+        <w:spacing w:before="0" w:after="0" w:line="240" w:lineRule="auto"/>
+        <w:rPr>
+          <w:sz w:val="18"/>
+          <w:szCs w:val="18"/>
+        </w:rPr>
+      </w:pPr>
+    </w:p>
+    <w:tbl>
+      <w:tblPr>
+        <w:tblW w:w="9405" w:type="dxa"/>
+        <w:jc w:val="center"/>
+        <w:tblBorders>
+          <w:top w:val="single" w:sz="6" w:space="0" w:color="1F3864"/>
+          <w:left w:val="single" w:sz="6" w:space="0" w:color="1F3864"/>
+          <w:bottom w:val="single" w:sz="6" w:space="0" w:color="1F3864"/>
+          <w:right w:val="single" w:sz="6" w:space="0" w:color="1F3864"/>
+          <w:insideH w:val="single" w:sz="6" w:space="0" w:color="1F3864"/>
+          <w:insideV w:val="single" w:sz="6" w:space="0" w:color="1F3864"/>
+        </w:tblBorders>
+        <w:tblLayout w:type="fixed"/>
+        <w:tblCellMar>
+          <w:top w:w="40" w:type="dxa"/>
+          <w:left w:w="90" w:type="dxa"/>
+          <w:bottom w:w="40" w:type="dxa"/>
+          <w:right w:w="90" w:type="dxa"/>
+        </w:tblCellMar>
+        <w:tblLook w:val="0400" w:firstRow="0" w:lastRow="0" w:firstColumn="0" w:lastColumn="0" w:noHBand="0" w:noVBand="1"/>
+      </w:tblPr>
+      <w:tblGrid>
+        <w:gridCol w:w="1175"/>
+        <w:gridCol w:w="391"/>
+        <w:gridCol w:w="391"/>
+        <w:gridCol w:w="391"/>
+        <w:gridCol w:w="783"/>
+        <w:gridCol w:w="391"/>
+        <w:gridCol w:w="391"/>
+        <w:gridCol w:w="783"/>
+        <w:gridCol w:w="783"/>
+        <w:gridCol w:w="391"/>
+        <w:gridCol w:w="391"/>
+        <w:gridCol w:w="391"/>
+        <w:gridCol w:w="391"/>
+        <w:gridCol w:w="398"/>
+        <w:gridCol w:w="385"/>
+        <w:gridCol w:w="1567"/>
+      </w:tblGrid>
       <w:tr>
         <w:tc>
           <w:tcPr>
@@ -10258,12 +9588,6 @@
               <w:right w:val="single" w:sz="6" w:space="0" w:color="1F3864"/>
             </w:tcBorders>
             <w:shd w:val="clear" w:color="auto" w:fill="4472C4"/>
-            <w:tcMar>
-              <w:top w:w="50" w:type="dxa"/>
-              <w:left w:w="90" w:type="dxa"/>
-              <w:bottom w:w="50" w:type="dxa"/>
-              <w:right w:w="90" w:type="dxa"/>
-            </w:tcMar>
             <w:vAlign w:val="center"/>
           </w:tcPr>
           <w:p>
@@ -10303,12 +9627,6 @@
               <w:right w:val="single" w:sz="6" w:space="0" w:color="1F3864"/>
             </w:tcBorders>
             <w:shd w:val="clear" w:color="auto" w:fill="D9E2F3"/>
-            <w:tcMar>
-              <w:top w:w="50" w:type="dxa"/>
-              <w:left w:w="90" w:type="dxa"/>
-              <w:bottom w:w="50" w:type="dxa"/>
-              <w:right w:w="90" w:type="dxa"/>
-            </w:tcMar>
             <w:vAlign w:val="center"/>
           </w:tcPr>
           <w:p>
@@ -10535,12 +9853,6 @@
               <w:right w:val="single" w:sz="6" w:space="0" w:color="1F3864"/>
             </w:tcBorders>
             <w:shd w:val="clear" w:color="auto" w:fill="4472C4"/>
-            <w:tcMar>
-              <w:top w:w="50" w:type="dxa"/>
-              <w:left w:w="90" w:type="dxa"/>
-              <w:bottom w:w="50" w:type="dxa"/>
-              <w:right w:w="90" w:type="dxa"/>
-            </w:tcMar>
             <w:vAlign w:val="center"/>
           </w:tcPr>
           <w:p>
@@ -10580,12 +9892,6 @@
               <w:right w:val="single" w:sz="6" w:space="0" w:color="1F3864"/>
             </w:tcBorders>
             <w:shd w:val="clear" w:color="auto" w:fill="D9E2F3"/>
-            <w:tcMar>
-              <w:top w:w="50" w:type="dxa"/>
-              <w:left w:w="90" w:type="dxa"/>
-              <w:bottom w:w="50" w:type="dxa"/>
-              <w:right w:w="90" w:type="dxa"/>
-            </w:tcMar>
             <w:vAlign w:val="center"/>
           </w:tcPr>
           <w:p>
@@ -10812,12 +10118,6 @@
               <w:right w:val="single" w:sz="6" w:space="0" w:color="1F3864"/>
             </w:tcBorders>
             <w:shd w:val="clear" w:color="auto" w:fill="4472C4"/>
-            <w:tcMar>
-              <w:top w:w="50" w:type="dxa"/>
-              <w:left w:w="90" w:type="dxa"/>
-              <w:bottom w:w="50" w:type="dxa"/>
-              <w:right w:w="90" w:type="dxa"/>
-            </w:tcMar>
             <w:vAlign w:val="center"/>
           </w:tcPr>
           <w:p>
@@ -10857,12 +10157,6 @@
               <w:right w:val="single" w:sz="6" w:space="0" w:color="1F3864"/>
             </w:tcBorders>
             <w:shd w:val="clear" w:color="auto" w:fill="D9E2F3"/>
-            <w:tcMar>
-              <w:top w:w="50" w:type="dxa"/>
-              <w:left w:w="90" w:type="dxa"/>
-              <w:bottom w:w="50" w:type="dxa"/>
-              <w:right w:w="90" w:type="dxa"/>
-            </w:tcMar>
             <w:vAlign w:val="center"/>
           </w:tcPr>
           <w:p>
@@ -10969,12 +10263,6 @@
               <w:right w:val="single" w:sz="6" w:space="0" w:color="1F3864"/>
             </w:tcBorders>
             <w:shd w:val="clear" w:color="auto" w:fill="4472C4"/>
-            <w:tcMar>
-              <w:top w:w="50" w:type="dxa"/>
-              <w:left w:w="90" w:type="dxa"/>
-              <w:bottom w:w="50" w:type="dxa"/>
-              <w:right w:w="90" w:type="dxa"/>
-            </w:tcMar>
             <w:vAlign w:val="center"/>
           </w:tcPr>
           <w:p>
@@ -11014,12 +10302,6 @@
               <w:right w:val="single" w:sz="6" w:space="0" w:color="1F3864"/>
             </w:tcBorders>
             <w:shd w:val="clear" w:color="auto" w:fill="D9E2F3"/>
-            <w:tcMar>
-              <w:top w:w="50" w:type="dxa"/>
-              <w:left w:w="90" w:type="dxa"/>
-              <w:bottom w:w="50" w:type="dxa"/>
-              <w:right w:w="90" w:type="dxa"/>
-            </w:tcMar>
             <w:vAlign w:val="center"/>
           </w:tcPr>
           <w:p>
@@ -11248,12 +10530,6 @@
               <w:right w:val="single" w:sz="6" w:space="0" w:color="1F3864"/>
             </w:tcBorders>
             <w:shd w:val="clear" w:color="auto" w:fill="4472C4"/>
-            <w:tcMar>
-              <w:top w:w="50" w:type="dxa"/>
-              <w:left w:w="90" w:type="dxa"/>
-              <w:bottom w:w="50" w:type="dxa"/>
-              <w:right w:w="90" w:type="dxa"/>
-            </w:tcMar>
             <w:vAlign w:val="center"/>
           </w:tcPr>
           <w:p>
@@ -11293,12 +10569,6 @@
               <w:right w:val="single" w:sz="6" w:space="0" w:color="1F3864"/>
             </w:tcBorders>
             <w:shd w:val="clear" w:color="auto" w:fill="D9E2F3"/>
-            <w:tcMar>
-              <w:top w:w="50" w:type="dxa"/>
-              <w:left w:w="90" w:type="dxa"/>
-              <w:bottom w:w="50" w:type="dxa"/>
-              <w:right w:w="90" w:type="dxa"/>
-            </w:tcMar>
             <w:vAlign w:val="center"/>
           </w:tcPr>
           <w:p>
@@ -11343,12 +10613,6 @@
               <w:right w:val="single" w:sz="6" w:space="0" w:color="1F3864"/>
             </w:tcBorders>
             <w:shd w:val="clear" w:color="auto" w:fill="4472C4"/>
-            <w:tcMar>
-              <w:top w:w="50" w:type="dxa"/>
-              <w:left w:w="90" w:type="dxa"/>
-              <w:bottom w:w="50" w:type="dxa"/>
-              <w:right w:w="90" w:type="dxa"/>
-            </w:tcMar>
             <w:vAlign w:val="center"/>
           </w:tcPr>
           <w:p>
@@ -11390,12 +10654,6 @@
               <w:right w:val="single" w:sz="6" w:space="0" w:color="1F3864"/>
             </w:tcBorders>
             <w:shd w:val="clear" w:color="auto" w:fill="D9E2F3"/>
-            <w:tcMar>
-              <w:top w:w="50" w:type="dxa"/>
-              <w:left w:w="90" w:type="dxa"/>
-              <w:bottom w:w="50" w:type="dxa"/>
-              <w:right w:w="90" w:type="dxa"/>
-            </w:tcMar>
             <w:vAlign w:val="center"/>
           </w:tcPr>
           <w:p>
@@ -11429,12 +10687,6 @@
               <w:right w:val="single" w:sz="6" w:space="0" w:color="1F3864"/>
             </w:tcBorders>
             <w:shd w:val="clear" w:color="auto" w:fill="4472C4"/>
-            <w:tcMar>
-              <w:top w:w="50" w:type="dxa"/>
-              <w:left w:w="90" w:type="dxa"/>
-              <w:bottom w:w="50" w:type="dxa"/>
-              <w:right w:w="90" w:type="dxa"/>
-            </w:tcMar>
             <w:vAlign w:val="center"/>
           </w:tcPr>
           <w:p>
@@ -11474,12 +10726,6 @@
               <w:right w:val="single" w:sz="6" w:space="0" w:color="1F3864"/>
             </w:tcBorders>
             <w:shd w:val="clear" w:color="auto" w:fill="4472C4"/>
-            <w:tcMar>
-              <w:top w:w="50" w:type="dxa"/>
-              <w:left w:w="90" w:type="dxa"/>
-              <w:bottom w:w="50" w:type="dxa"/>
-              <w:right w:w="90" w:type="dxa"/>
-            </w:tcMar>
             <w:vAlign w:val="center"/>
           </w:tcPr>
           <w:p>
@@ -11519,12 +10765,6 @@
               <w:right w:val="single" w:sz="6" w:space="0" w:color="1F3864"/>
             </w:tcBorders>
             <w:shd w:val="clear" w:color="auto" w:fill="4472C4"/>
-            <w:tcMar>
-              <w:top w:w="50" w:type="dxa"/>
-              <w:left w:w="90" w:type="dxa"/>
-              <w:bottom w:w="50" w:type="dxa"/>
-              <w:right w:w="90" w:type="dxa"/>
-            </w:tcMar>
             <w:vAlign w:val="center"/>
           </w:tcPr>
           <w:p>
@@ -11564,12 +10804,6 @@
               <w:right w:val="single" w:sz="6" w:space="0" w:color="1F3864"/>
             </w:tcBorders>
             <w:shd w:val="clear" w:color="auto" w:fill="4472C4"/>
-            <w:tcMar>
-              <w:top w:w="50" w:type="dxa"/>
-              <w:left w:w="90" w:type="dxa"/>
-              <w:bottom w:w="50" w:type="dxa"/>
-              <w:right w:w="90" w:type="dxa"/>
-            </w:tcMar>
             <w:vAlign w:val="center"/>
           </w:tcPr>
           <w:p>
@@ -11613,12 +10847,6 @@
               <w:right w:val="single" w:sz="6" w:space="0" w:color="1F3864"/>
             </w:tcBorders>
             <w:shd w:val="clear" w:color="auto" w:fill="D9E2F3"/>
-            <w:tcMar>
-              <w:top w:w="50" w:type="dxa"/>
-              <w:left w:w="90" w:type="dxa"/>
-              <w:bottom w:w="50" w:type="dxa"/>
-              <w:right w:w="90" w:type="dxa"/>
-            </w:tcMar>
             <w:vAlign w:val="center"/>
           </w:tcPr>
           <w:p>
@@ -11652,12 +10880,6 @@
               <w:right w:val="single" w:sz="6" w:space="0" w:color="1F3864"/>
             </w:tcBorders>
             <w:shd w:val="clear" w:color="auto" w:fill="D9E2F3"/>
-            <w:tcMar>
-              <w:top w:w="50" w:type="dxa"/>
-              <w:left w:w="90" w:type="dxa"/>
-              <w:bottom w:w="50" w:type="dxa"/>
-              <w:right w:w="90" w:type="dxa"/>
-            </w:tcMar>
             <w:vAlign w:val="center"/>
           </w:tcPr>
           <w:p>
@@ -11691,12 +10913,6 @@
               <w:right w:val="single" w:sz="6" w:space="0" w:color="1F3864"/>
             </w:tcBorders>
             <w:shd w:val="clear" w:color="auto" w:fill="D9E2F3"/>
-            <w:tcMar>
-              <w:top w:w="50" w:type="dxa"/>
-              <w:left w:w="90" w:type="dxa"/>
-              <w:bottom w:w="50" w:type="dxa"/>
-              <w:right w:w="90" w:type="dxa"/>
-            </w:tcMar>
             <w:vAlign w:val="center"/>
           </w:tcPr>
           <w:p>
@@ -11730,12 +10946,6 @@
               <w:right w:val="single" w:sz="6" w:space="0" w:color="1F3864"/>
             </w:tcBorders>
             <w:shd w:val="clear" w:color="auto" w:fill="D9E2F3"/>
-            <w:tcMar>
-              <w:top w:w="50" w:type="dxa"/>
-              <w:left w:w="90" w:type="dxa"/>
-              <w:bottom w:w="50" w:type="dxa"/>
-              <w:right w:w="90" w:type="dxa"/>
-            </w:tcMar>
             <w:vAlign w:val="center"/>
           </w:tcPr>
           <w:p>
@@ -11769,12 +10979,6 @@
               <w:right w:val="single" w:sz="6" w:space="0" w:color="1F3864"/>
             </w:tcBorders>
             <w:shd w:val="clear" w:color="auto" w:fill="D9E2F3"/>
-            <w:tcMar>
-              <w:top w:w="50" w:type="dxa"/>
-              <w:left w:w="90" w:type="dxa"/>
-              <w:bottom w:w="50" w:type="dxa"/>
-              <w:right w:w="90" w:type="dxa"/>
-            </w:tcMar>
             <w:vAlign w:val="center"/>
           </w:tcPr>
           <w:p>
@@ -11812,12 +11016,6 @@
               <w:right w:val="single" w:sz="6" w:space="0" w:color="1F3864"/>
             </w:tcBorders>
             <w:shd w:val="clear" w:color="auto" w:fill="D9E2F3"/>
-            <w:tcMar>
-              <w:top w:w="50" w:type="dxa"/>
-              <w:left w:w="90" w:type="dxa"/>
-              <w:bottom w:w="50" w:type="dxa"/>
-              <w:right w:w="90" w:type="dxa"/>
-            </w:tcMar>
             <w:vAlign w:val="center"/>
           </w:tcPr>
           <w:p>
@@ -11851,12 +11049,6 @@
               <w:right w:val="single" w:sz="6" w:space="0" w:color="1F3864"/>
             </w:tcBorders>
             <w:shd w:val="clear" w:color="auto" w:fill="D9E2F3"/>
-            <w:tcMar>
-              <w:top w:w="50" w:type="dxa"/>
-              <w:left w:w="90" w:type="dxa"/>
-              <w:bottom w:w="50" w:type="dxa"/>
-              <w:right w:w="90" w:type="dxa"/>
-            </w:tcMar>
             <w:vAlign w:val="center"/>
           </w:tcPr>
           <w:p>
@@ -11890,12 +11082,6 @@
               <w:right w:val="single" w:sz="6" w:space="0" w:color="1F3864"/>
             </w:tcBorders>
             <w:shd w:val="clear" w:color="auto" w:fill="D9E2F3"/>
-            <w:tcMar>
-              <w:top w:w="50" w:type="dxa"/>
-              <w:left w:w="90" w:type="dxa"/>
-              <w:bottom w:w="50" w:type="dxa"/>
-              <w:right w:w="90" w:type="dxa"/>
-            </w:tcMar>
             <w:vAlign w:val="center"/>
           </w:tcPr>
           <w:p>
@@ -11929,12 +11115,6 @@
               <w:right w:val="single" w:sz="6" w:space="0" w:color="1F3864"/>
             </w:tcBorders>
             <w:shd w:val="clear" w:color="auto" w:fill="D9E2F3"/>
-            <w:tcMar>
-              <w:top w:w="50" w:type="dxa"/>
-              <w:left w:w="90" w:type="dxa"/>
-              <w:bottom w:w="50" w:type="dxa"/>
-              <w:right w:w="90" w:type="dxa"/>
-            </w:tcMar>
             <w:vAlign w:val="center"/>
           </w:tcPr>
           <w:p>
@@ -11968,12 +11148,6 @@
               <w:right w:val="single" w:sz="6" w:space="0" w:color="1F3864"/>
             </w:tcBorders>
             <w:shd w:val="clear" w:color="auto" w:fill="D9E2F3"/>
-            <w:tcMar>
-              <w:top w:w="50" w:type="dxa"/>
-              <w:left w:w="90" w:type="dxa"/>
-              <w:bottom w:w="50" w:type="dxa"/>
-              <w:right w:w="90" w:type="dxa"/>
-            </w:tcMar>
             <w:vAlign w:val="center"/>
           </w:tcPr>
           <w:p>
@@ -12011,12 +11185,6 @@
               <w:right w:val="single" w:sz="6" w:space="0" w:color="1F3864"/>
             </w:tcBorders>
             <w:shd w:val="clear" w:color="auto" w:fill="D9E2F3"/>
-            <w:tcMar>
-              <w:top w:w="50" w:type="dxa"/>
-              <w:left w:w="90" w:type="dxa"/>
-              <w:bottom w:w="50" w:type="dxa"/>
-              <w:right w:w="90" w:type="dxa"/>
-            </w:tcMar>
             <w:vAlign w:val="center"/>
           </w:tcPr>
           <w:p>
@@ -12050,12 +11218,6 @@
               <w:right w:val="single" w:sz="6" w:space="0" w:color="1F3864"/>
             </w:tcBorders>
             <w:shd w:val="clear" w:color="auto" w:fill="D9E2F3"/>
-            <w:tcMar>
-              <w:top w:w="50" w:type="dxa"/>
-              <w:left w:w="90" w:type="dxa"/>
-              <w:bottom w:w="50" w:type="dxa"/>
-              <w:right w:w="90" w:type="dxa"/>
-            </w:tcMar>
             <w:vAlign w:val="center"/>
           </w:tcPr>
           <w:p>
@@ -12089,12 +11251,6 @@
               <w:right w:val="single" w:sz="6" w:space="0" w:color="1F3864"/>
             </w:tcBorders>
             <w:shd w:val="clear" w:color="auto" w:fill="D9E2F3"/>
-            <w:tcMar>
-              <w:top w:w="50" w:type="dxa"/>
-              <w:left w:w="90" w:type="dxa"/>
-              <w:bottom w:w="50" w:type="dxa"/>
-              <w:right w:w="90" w:type="dxa"/>
-            </w:tcMar>
             <w:vAlign w:val="center"/>
           </w:tcPr>
           <w:p>
@@ -12128,12 +11284,6 @@
               <w:right w:val="single" w:sz="6" w:space="0" w:color="1F3864"/>
             </w:tcBorders>
             <w:shd w:val="clear" w:color="auto" w:fill="D9E2F3"/>
-            <w:tcMar>
-              <w:top w:w="50" w:type="dxa"/>
-              <w:left w:w="90" w:type="dxa"/>
-              <w:bottom w:w="50" w:type="dxa"/>
-              <w:right w:w="90" w:type="dxa"/>
-            </w:tcMar>
             <w:vAlign w:val="center"/>
           </w:tcPr>
           <w:p>
@@ -12167,12 +11317,6 @@
               <w:right w:val="single" w:sz="6" w:space="0" w:color="1F3864"/>
             </w:tcBorders>
             <w:shd w:val="clear" w:color="auto" w:fill="D9E2F3"/>
-            <w:tcMar>
-              <w:top w:w="50" w:type="dxa"/>
-              <w:left w:w="90" w:type="dxa"/>
-              <w:bottom w:w="50" w:type="dxa"/>
-              <w:right w:w="90" w:type="dxa"/>
-            </w:tcMar>
             <w:vAlign w:val="center"/>
           </w:tcPr>
           <w:p>
@@ -12210,12 +11354,6 @@
               <w:right w:val="single" w:sz="6" w:space="0" w:color="1F3864"/>
             </w:tcBorders>
             <w:shd w:val="clear" w:color="auto" w:fill="D9E2F3"/>
-            <w:tcMar>
-              <w:top w:w="50" w:type="dxa"/>
-              <w:left w:w="90" w:type="dxa"/>
-              <w:bottom w:w="50" w:type="dxa"/>
-              <w:right w:w="90" w:type="dxa"/>
-            </w:tcMar>
             <w:vAlign w:val="center"/>
           </w:tcPr>
           <w:p>
@@ -12249,12 +11387,6 @@
               <w:right w:val="single" w:sz="6" w:space="0" w:color="1F3864"/>
             </w:tcBorders>
             <w:shd w:val="clear" w:color="auto" w:fill="D9E2F3"/>
-            <w:tcMar>
-              <w:top w:w="50" w:type="dxa"/>
-              <w:left w:w="90" w:type="dxa"/>
-              <w:bottom w:w="50" w:type="dxa"/>
-              <w:right w:w="90" w:type="dxa"/>
-            </w:tcMar>
             <w:vAlign w:val="center"/>
           </w:tcPr>
           <w:p>
@@ -12299,12 +11431,6 @@
               <w:right w:val="single" w:sz="6" w:space="0" w:color="1F3864"/>
             </w:tcBorders>
             <w:shd w:val="clear" w:color="auto" w:fill="4472C4"/>
-            <w:tcMar>
-              <w:top w:w="50" w:type="dxa"/>
-              <w:left w:w="90" w:type="dxa"/>
-              <w:bottom w:w="50" w:type="dxa"/>
-              <w:right w:w="90" w:type="dxa"/>
-            </w:tcMar>
             <w:vAlign w:val="center"/>
           </w:tcPr>
           <w:p>
@@ -12346,12 +11472,6 @@
               <w:right w:val="single" w:sz="6" w:space="0" w:color="1F3864"/>
             </w:tcBorders>
             <w:shd w:val="clear" w:color="auto" w:fill="D9E2F3"/>
-            <w:tcMar>
-              <w:top w:w="50" w:type="dxa"/>
-              <w:left w:w="90" w:type="dxa"/>
-              <w:bottom w:w="50" w:type="dxa"/>
-              <w:right w:w="90" w:type="dxa"/>
-            </w:tcMar>
             <w:vAlign w:val="center"/>
           </w:tcPr>
           <w:p>
@@ -12385,12 +11505,6 @@
               <w:right w:val="single" w:sz="6" w:space="0" w:color="1F3864"/>
             </w:tcBorders>
             <w:shd w:val="clear" w:color="auto" w:fill="4472C4"/>
-            <w:tcMar>
-              <w:top w:w="50" w:type="dxa"/>
-              <w:left w:w="90" w:type="dxa"/>
-              <w:bottom w:w="50" w:type="dxa"/>
-              <w:right w:w="90" w:type="dxa"/>
-            </w:tcMar>
             <w:vAlign w:val="center"/>
           </w:tcPr>
           <w:p>
@@ -12430,12 +11544,6 @@
               <w:right w:val="single" w:sz="6" w:space="0" w:color="1F3864"/>
             </w:tcBorders>
             <w:shd w:val="clear" w:color="auto" w:fill="4472C4"/>
-            <w:tcMar>
-              <w:top w:w="50" w:type="dxa"/>
-              <w:left w:w="90" w:type="dxa"/>
-              <w:bottom w:w="50" w:type="dxa"/>
-              <w:right w:w="90" w:type="dxa"/>
-            </w:tcMar>
             <w:vAlign w:val="center"/>
           </w:tcPr>
           <w:p>
@@ -12475,12 +11583,6 @@
               <w:right w:val="single" w:sz="6" w:space="0" w:color="1F3864"/>
             </w:tcBorders>
             <w:shd w:val="clear" w:color="auto" w:fill="4472C4"/>
-            <w:tcMar>
-              <w:top w:w="50" w:type="dxa"/>
-              <w:left w:w="90" w:type="dxa"/>
-              <w:bottom w:w="50" w:type="dxa"/>
-              <w:right w:w="90" w:type="dxa"/>
-            </w:tcMar>
             <w:vAlign w:val="center"/>
           </w:tcPr>
           <w:p>
@@ -12520,12 +11622,6 @@
               <w:right w:val="single" w:sz="6" w:space="0" w:color="1F3864"/>
             </w:tcBorders>
             <w:shd w:val="clear" w:color="auto" w:fill="4472C4"/>
-            <w:tcMar>
-              <w:top w:w="50" w:type="dxa"/>
-              <w:left w:w="90" w:type="dxa"/>
-              <w:bottom w:w="50" w:type="dxa"/>
-              <w:right w:w="90" w:type="dxa"/>
-            </w:tcMar>
             <w:vAlign w:val="center"/>
           </w:tcPr>
           <w:p>
@@ -12569,12 +11665,6 @@
               <w:right w:val="single" w:sz="6" w:space="0" w:color="1F3864"/>
             </w:tcBorders>
             <w:shd w:val="clear" w:color="auto" w:fill="D9E2F3"/>
-            <w:tcMar>
-              <w:top w:w="50" w:type="dxa"/>
-              <w:left w:w="90" w:type="dxa"/>
-              <w:bottom w:w="50" w:type="dxa"/>
-              <w:right w:w="90" w:type="dxa"/>
-            </w:tcMar>
             <w:vAlign w:val="center"/>
           </w:tcPr>
           <w:p>
@@ -12608,12 +11698,6 @@
               <w:right w:val="single" w:sz="6" w:space="0" w:color="1F3864"/>
             </w:tcBorders>
             <w:shd w:val="clear" w:color="auto" w:fill="D9E2F3"/>
-            <w:tcMar>
-              <w:top w:w="50" w:type="dxa"/>
-              <w:left w:w="90" w:type="dxa"/>
-              <w:bottom w:w="50" w:type="dxa"/>
-              <w:right w:w="90" w:type="dxa"/>
-            </w:tcMar>
             <w:vAlign w:val="center"/>
           </w:tcPr>
           <w:p>
@@ -12647,12 +11731,6 @@
               <w:right w:val="single" w:sz="6" w:space="0" w:color="1F3864"/>
             </w:tcBorders>
             <w:shd w:val="clear" w:color="auto" w:fill="D9E2F3"/>
-            <w:tcMar>
-              <w:top w:w="50" w:type="dxa"/>
-              <w:left w:w="90" w:type="dxa"/>
-              <w:bottom w:w="50" w:type="dxa"/>
-              <w:right w:w="90" w:type="dxa"/>
-            </w:tcMar>
             <w:vAlign w:val="center"/>
           </w:tcPr>
           <w:p>
@@ -12686,12 +11764,6 @@
               <w:right w:val="single" w:sz="6" w:space="0" w:color="1F3864"/>
             </w:tcBorders>
             <w:shd w:val="clear" w:color="auto" w:fill="D9E2F3"/>
-            <w:tcMar>
-              <w:top w:w="50" w:type="dxa"/>
-              <w:left w:w="90" w:type="dxa"/>
-              <w:bottom w:w="50" w:type="dxa"/>
-              <w:right w:w="90" w:type="dxa"/>
-            </w:tcMar>
             <w:vAlign w:val="center"/>
           </w:tcPr>
           <w:p>
@@ -12725,12 +11797,6 @@
               <w:right w:val="single" w:sz="6" w:space="0" w:color="1F3864"/>
             </w:tcBorders>
             <w:shd w:val="clear" w:color="auto" w:fill="D9E2F3"/>
-            <w:tcMar>
-              <w:top w:w="50" w:type="dxa"/>
-              <w:left w:w="90" w:type="dxa"/>
-              <w:bottom w:w="50" w:type="dxa"/>
-              <w:right w:w="90" w:type="dxa"/>
-            </w:tcMar>
             <w:vAlign w:val="center"/>
           </w:tcPr>
           <w:p>
@@ -12768,12 +11834,6 @@
               <w:right w:val="single" w:sz="6" w:space="0" w:color="1F3864"/>
             </w:tcBorders>
             <w:shd w:val="clear" w:color="auto" w:fill="D9E2F3"/>
-            <w:tcMar>
-              <w:top w:w="50" w:type="dxa"/>
-              <w:left w:w="90" w:type="dxa"/>
-              <w:bottom w:w="50" w:type="dxa"/>
-              <w:right w:w="90" w:type="dxa"/>
-            </w:tcMar>
             <w:vAlign w:val="center"/>
           </w:tcPr>
           <w:p>
@@ -12807,12 +11867,6 @@
               <w:right w:val="single" w:sz="6" w:space="0" w:color="1F3864"/>
             </w:tcBorders>
             <w:shd w:val="clear" w:color="auto" w:fill="D9E2F3"/>
-            <w:tcMar>
-              <w:top w:w="50" w:type="dxa"/>
-              <w:left w:w="90" w:type="dxa"/>
-              <w:bottom w:w="50" w:type="dxa"/>
-              <w:right w:w="90" w:type="dxa"/>
-            </w:tcMar>
             <w:vAlign w:val="center"/>
           </w:tcPr>
           <w:p>
@@ -12846,12 +11900,6 @@
               <w:right w:val="single" w:sz="6" w:space="0" w:color="1F3864"/>
             </w:tcBorders>
             <w:shd w:val="clear" w:color="auto" w:fill="D9E2F3"/>
-            <w:tcMar>
-              <w:top w:w="50" w:type="dxa"/>
-              <w:left w:w="90" w:type="dxa"/>
-              <w:bottom w:w="50" w:type="dxa"/>
-              <w:right w:w="90" w:type="dxa"/>
-            </w:tcMar>
             <w:vAlign w:val="center"/>
           </w:tcPr>
           <w:p>
@@ -12885,12 +11933,6 @@
               <w:right w:val="single" w:sz="6" w:space="0" w:color="1F3864"/>
             </w:tcBorders>
             <w:shd w:val="clear" w:color="auto" w:fill="D9E2F3"/>
-            <w:tcMar>
-              <w:top w:w="50" w:type="dxa"/>
-              <w:left w:w="90" w:type="dxa"/>
-              <w:bottom w:w="50" w:type="dxa"/>
-              <w:right w:w="90" w:type="dxa"/>
-            </w:tcMar>
             <w:vAlign w:val="center"/>
           </w:tcPr>
           <w:p>
@@ -12924,12 +11966,6 @@
               <w:right w:val="single" w:sz="6" w:space="0" w:color="1F3864"/>
             </w:tcBorders>
             <w:shd w:val="clear" w:color="auto" w:fill="D9E2F3"/>
-            <w:tcMar>
-              <w:top w:w="50" w:type="dxa"/>
-              <w:left w:w="90" w:type="dxa"/>
-              <w:bottom w:w="50" w:type="dxa"/>
-              <w:right w:w="90" w:type="dxa"/>
-            </w:tcMar>
             <w:vAlign w:val="center"/>
           </w:tcPr>
           <w:p>
@@ -12967,12 +12003,6 @@
               <w:right w:val="single" w:sz="6" w:space="0" w:color="1F3864"/>
             </w:tcBorders>
             <w:shd w:val="clear" w:color="auto" w:fill="D9E2F3"/>
-            <w:tcMar>
-              <w:top w:w="50" w:type="dxa"/>
-              <w:left w:w="90" w:type="dxa"/>
-              <w:bottom w:w="50" w:type="dxa"/>
-              <w:right w:w="90" w:type="dxa"/>
-            </w:tcMar>
             <w:vAlign w:val="center"/>
           </w:tcPr>
           <w:p>
@@ -13006,12 +12036,6 @@
               <w:right w:val="single" w:sz="6" w:space="0" w:color="1F3864"/>
             </w:tcBorders>
             <w:shd w:val="clear" w:color="auto" w:fill="D9E2F3"/>
-            <w:tcMar>
-              <w:top w:w="50" w:type="dxa"/>
-              <w:left w:w="90" w:type="dxa"/>
-              <w:bottom w:w="50" w:type="dxa"/>
-              <w:right w:w="90" w:type="dxa"/>
-            </w:tcMar>
             <w:vAlign w:val="center"/>
           </w:tcPr>
           <w:p>
@@ -13045,12 +12069,6 @@
               <w:right w:val="single" w:sz="6" w:space="0" w:color="1F3864"/>
             </w:tcBorders>
             <w:shd w:val="clear" w:color="auto" w:fill="D9E2F3"/>
-            <w:tcMar>
-              <w:top w:w="50" w:type="dxa"/>
-              <w:left w:w="90" w:type="dxa"/>
-              <w:bottom w:w="50" w:type="dxa"/>
-              <w:right w:w="90" w:type="dxa"/>
-            </w:tcMar>
             <w:vAlign w:val="center"/>
           </w:tcPr>
           <w:p>
@@ -13084,12 +12102,6 @@
               <w:right w:val="single" w:sz="6" w:space="0" w:color="1F3864"/>
             </w:tcBorders>
             <w:shd w:val="clear" w:color="auto" w:fill="D9E2F3"/>
-            <w:tcMar>
-              <w:top w:w="50" w:type="dxa"/>
-              <w:left w:w="90" w:type="dxa"/>
-              <w:bottom w:w="50" w:type="dxa"/>
-              <w:right w:w="90" w:type="dxa"/>
-            </w:tcMar>
             <w:vAlign w:val="center"/>
           </w:tcPr>
           <w:p>
@@ -13123,12 +12135,6 @@
               <w:right w:val="single" w:sz="6" w:space="0" w:color="1F3864"/>
             </w:tcBorders>
             <w:shd w:val="clear" w:color="auto" w:fill="D9E2F3"/>
-            <w:tcMar>
-              <w:top w:w="50" w:type="dxa"/>
-              <w:left w:w="90" w:type="dxa"/>
-              <w:bottom w:w="50" w:type="dxa"/>
-              <w:right w:w="90" w:type="dxa"/>
-            </w:tcMar>
             <w:vAlign w:val="center"/>
           </w:tcPr>
           <w:p>
@@ -13166,12 +12172,6 @@
               <w:right w:val="single" w:sz="6" w:space="0" w:color="1F3864"/>
             </w:tcBorders>
             <w:shd w:val="clear" w:color="auto" w:fill="D9E2F3"/>
-            <w:tcMar>
-              <w:top w:w="50" w:type="dxa"/>
-              <w:left w:w="90" w:type="dxa"/>
-              <w:bottom w:w="50" w:type="dxa"/>
-              <w:right w:w="90" w:type="dxa"/>
-            </w:tcMar>
             <w:vAlign w:val="center"/>
           </w:tcPr>
           <w:p>
@@ -13205,12 +12205,6 @@
               <w:right w:val="single" w:sz="6" w:space="0" w:color="1F3864"/>
             </w:tcBorders>
             <w:shd w:val="clear" w:color="auto" w:fill="D9E2F3"/>
-            <w:tcMar>
-              <w:top w:w="50" w:type="dxa"/>
-              <w:left w:w="90" w:type="dxa"/>
-              <w:bottom w:w="50" w:type="dxa"/>
-              <w:right w:w="90" w:type="dxa"/>
-            </w:tcMar>
             <w:vAlign w:val="center"/>
           </w:tcPr>
           <w:p>
@@ -13255,12 +12249,6 @@
               <w:right w:val="single" w:sz="6" w:space="0" w:color="1F3864"/>
             </w:tcBorders>
             <w:shd w:val="clear" w:color="auto" w:fill="4472C4"/>
-            <w:tcMar>
-              <w:top w:w="50" w:type="dxa"/>
-              <w:left w:w="90" w:type="dxa"/>
-              <w:bottom w:w="50" w:type="dxa"/>
-              <w:right w:w="90" w:type="dxa"/>
-            </w:tcMar>
             <w:vAlign w:val="center"/>
           </w:tcPr>
           <w:p>
@@ -13302,12 +12290,6 @@
               <w:right w:val="single" w:sz="6" w:space="0" w:color="1F3864"/>
             </w:tcBorders>
             <w:shd w:val="clear" w:color="auto" w:fill="D9E2F3"/>
-            <w:tcMar>
-              <w:top w:w="50" w:type="dxa"/>
-              <w:left w:w="90" w:type="dxa"/>
-              <w:bottom w:w="50" w:type="dxa"/>
-              <w:right w:w="90" w:type="dxa"/>
-            </w:tcMar>
             <w:vAlign w:val="center"/>
           </w:tcPr>
           <w:p>
@@ -13341,12 +12323,6 @@
               <w:right w:val="single" w:sz="6" w:space="0" w:color="1F3864"/>
             </w:tcBorders>
             <w:shd w:val="clear" w:color="auto" w:fill="4472C4"/>
-            <w:tcMar>
-              <w:top w:w="50" w:type="dxa"/>
-              <w:left w:w="90" w:type="dxa"/>
-              <w:bottom w:w="50" w:type="dxa"/>
-              <w:right w:w="90" w:type="dxa"/>
-            </w:tcMar>
             <w:vAlign w:val="center"/>
           </w:tcPr>
           <w:p>
@@ -13386,12 +12362,6 @@
               <w:right w:val="single" w:sz="6" w:space="0" w:color="1F3864"/>
             </w:tcBorders>
             <w:shd w:val="clear" w:color="auto" w:fill="4472C4"/>
-            <w:tcMar>
-              <w:top w:w="50" w:type="dxa"/>
-              <w:left w:w="90" w:type="dxa"/>
-              <w:bottom w:w="50" w:type="dxa"/>
-              <w:right w:w="90" w:type="dxa"/>
-            </w:tcMar>
             <w:vAlign w:val="center"/>
           </w:tcPr>
           <w:p>
@@ -13431,12 +12401,6 @@
               <w:right w:val="single" w:sz="6" w:space="0" w:color="1F3864"/>
             </w:tcBorders>
             <w:shd w:val="clear" w:color="auto" w:fill="4472C4"/>
-            <w:tcMar>
-              <w:top w:w="50" w:type="dxa"/>
-              <w:left w:w="90" w:type="dxa"/>
-              <w:bottom w:w="50" w:type="dxa"/>
-              <w:right w:w="90" w:type="dxa"/>
-            </w:tcMar>
             <w:vAlign w:val="center"/>
           </w:tcPr>
           <w:p>
@@ -13476,12 +12440,6 @@
               <w:right w:val="single" w:sz="6" w:space="0" w:color="1F3864"/>
             </w:tcBorders>
             <w:shd w:val="clear" w:color="auto" w:fill="4472C4"/>
-            <w:tcMar>
-              <w:top w:w="50" w:type="dxa"/>
-              <w:left w:w="90" w:type="dxa"/>
-              <w:bottom w:w="50" w:type="dxa"/>
-              <w:right w:w="90" w:type="dxa"/>
-            </w:tcMar>
             <w:vAlign w:val="center"/>
           </w:tcPr>
           <w:p>
@@ -13525,12 +12483,6 @@
               <w:right w:val="single" w:sz="6" w:space="0" w:color="1F3864"/>
             </w:tcBorders>
             <w:shd w:val="clear" w:color="auto" w:fill="D9E2F3"/>
-            <w:tcMar>
-              <w:top w:w="50" w:type="dxa"/>
-              <w:left w:w="90" w:type="dxa"/>
-              <w:bottom w:w="50" w:type="dxa"/>
-              <w:right w:w="90" w:type="dxa"/>
-            </w:tcMar>
             <w:vAlign w:val="center"/>
           </w:tcPr>
           <w:p>
@@ -13564,12 +12516,6 @@
               <w:right w:val="single" w:sz="6" w:space="0" w:color="1F3864"/>
             </w:tcBorders>
             <w:shd w:val="clear" w:color="auto" w:fill="D9E2F3"/>
-            <w:tcMar>
-              <w:top w:w="50" w:type="dxa"/>
-              <w:left w:w="90" w:type="dxa"/>
-              <w:bottom w:w="50" w:type="dxa"/>
-              <w:right w:w="90" w:type="dxa"/>
-            </w:tcMar>
             <w:vAlign w:val="center"/>
           </w:tcPr>
           <w:p>
@@ -13603,12 +12549,6 @@
               <w:right w:val="single" w:sz="6" w:space="0" w:color="1F3864"/>
             </w:tcBorders>
             <w:shd w:val="clear" w:color="auto" w:fill="D9E2F3"/>
-            <w:tcMar>
-              <w:top w:w="50" w:type="dxa"/>
-              <w:left w:w="90" w:type="dxa"/>
-              <w:bottom w:w="50" w:type="dxa"/>
-              <w:right w:w="90" w:type="dxa"/>
-            </w:tcMar>
             <w:vAlign w:val="center"/>
           </w:tcPr>
           <w:p>
@@ -13642,12 +12582,6 @@
               <w:right w:val="single" w:sz="6" w:space="0" w:color="1F3864"/>
             </w:tcBorders>
             <w:shd w:val="clear" w:color="auto" w:fill="D9E2F3"/>
-            <w:tcMar>
-              <w:top w:w="50" w:type="dxa"/>
-              <w:left w:w="90" w:type="dxa"/>
-              <w:bottom w:w="50" w:type="dxa"/>
-              <w:right w:w="90" w:type="dxa"/>
-            </w:tcMar>
             <w:vAlign w:val="center"/>
           </w:tcPr>
           <w:p>
@@ -13681,12 +12615,6 @@
               <w:right w:val="single" w:sz="6" w:space="0" w:color="1F3864"/>
             </w:tcBorders>
             <w:shd w:val="clear" w:color="auto" w:fill="D9E2F3"/>
-            <w:tcMar>
-              <w:top w:w="50" w:type="dxa"/>
-              <w:left w:w="90" w:type="dxa"/>
-              <w:bottom w:w="50" w:type="dxa"/>
-              <w:right w:w="90" w:type="dxa"/>
-            </w:tcMar>
             <w:vAlign w:val="center"/>
           </w:tcPr>
           <w:p>
@@ -13724,12 +12652,6 @@
               <w:right w:val="single" w:sz="6" w:space="0" w:color="1F3864"/>
             </w:tcBorders>
             <w:shd w:val="clear" w:color="auto" w:fill="D9E2F3"/>
-            <w:tcMar>
-              <w:top w:w="50" w:type="dxa"/>
-              <w:left w:w="90" w:type="dxa"/>
-              <w:bottom w:w="50" w:type="dxa"/>
-              <w:right w:w="90" w:type="dxa"/>
-            </w:tcMar>
             <w:vAlign w:val="center"/>
           </w:tcPr>
           <w:p>
@@ -13763,12 +12685,6 @@
               <w:right w:val="single" w:sz="6" w:space="0" w:color="1F3864"/>
             </w:tcBorders>
             <w:shd w:val="clear" w:color="auto" w:fill="D9E2F3"/>
-            <w:tcMar>
-              <w:top w:w="50" w:type="dxa"/>
-              <w:left w:w="90" w:type="dxa"/>
-              <w:bottom w:w="50" w:type="dxa"/>
-              <w:right w:w="90" w:type="dxa"/>
-            </w:tcMar>
             <w:vAlign w:val="center"/>
           </w:tcPr>
           <w:p>
@@ -13802,12 +12718,6 @@
               <w:right w:val="single" w:sz="6" w:space="0" w:color="1F3864"/>
             </w:tcBorders>
             <w:shd w:val="clear" w:color="auto" w:fill="D9E2F3"/>
-            <w:tcMar>
-              <w:top w:w="50" w:type="dxa"/>
-              <w:left w:w="90" w:type="dxa"/>
-              <w:bottom w:w="50" w:type="dxa"/>
-              <w:right w:w="90" w:type="dxa"/>
-            </w:tcMar>
             <w:vAlign w:val="center"/>
           </w:tcPr>
           <w:p>
@@ -13841,12 +12751,6 @@
               <w:right w:val="single" w:sz="6" w:space="0" w:color="1F3864"/>
             </w:tcBorders>
             <w:shd w:val="clear" w:color="auto" w:fill="D9E2F3"/>
-            <w:tcMar>
-              <w:top w:w="50" w:type="dxa"/>
-              <w:left w:w="90" w:type="dxa"/>
-              <w:bottom w:w="50" w:type="dxa"/>
-              <w:right w:w="90" w:type="dxa"/>
-            </w:tcMar>
             <w:vAlign w:val="center"/>
           </w:tcPr>
           <w:p>
@@ -13880,12 +12784,6 @@
               <w:right w:val="single" w:sz="6" w:space="0" w:color="1F3864"/>
             </w:tcBorders>
             <w:shd w:val="clear" w:color="auto" w:fill="D9E2F3"/>
-            <w:tcMar>
-              <w:top w:w="50" w:type="dxa"/>
-              <w:left w:w="90" w:type="dxa"/>
-              <w:bottom w:w="50" w:type="dxa"/>
-              <w:right w:w="90" w:type="dxa"/>
-            </w:tcMar>
             <w:vAlign w:val="center"/>
           </w:tcPr>
           <w:p>
@@ -13923,12 +12821,6 @@
               <w:right w:val="single" w:sz="6" w:space="0" w:color="1F3864"/>
             </w:tcBorders>
             <w:shd w:val="clear" w:color="auto" w:fill="D9E2F3"/>
-            <w:tcMar>
-              <w:top w:w="50" w:type="dxa"/>
-              <w:left w:w="90" w:type="dxa"/>
-              <w:bottom w:w="50" w:type="dxa"/>
-              <w:right w:w="90" w:type="dxa"/>
-            </w:tcMar>
             <w:vAlign w:val="center"/>
           </w:tcPr>
           <w:p>
@@ -13962,12 +12854,6 @@
               <w:right w:val="single" w:sz="6" w:space="0" w:color="1F3864"/>
             </w:tcBorders>
             <w:shd w:val="clear" w:color="auto" w:fill="D9E2F3"/>
-            <w:tcMar>
-              <w:top w:w="50" w:type="dxa"/>
-              <w:left w:w="90" w:type="dxa"/>
-              <w:bottom w:w="50" w:type="dxa"/>
-              <w:right w:w="90" w:type="dxa"/>
-            </w:tcMar>
             <w:vAlign w:val="center"/>
           </w:tcPr>
           <w:p>
@@ -14001,12 +12887,6 @@
               <w:right w:val="single" w:sz="6" w:space="0" w:color="1F3864"/>
             </w:tcBorders>
             <w:shd w:val="clear" w:color="auto" w:fill="D9E2F3"/>
-            <w:tcMar>
-              <w:top w:w="50" w:type="dxa"/>
-              <w:left w:w="90" w:type="dxa"/>
-              <w:bottom w:w="50" w:type="dxa"/>
-              <w:right w:w="90" w:type="dxa"/>
-            </w:tcMar>
             <w:vAlign w:val="center"/>
           </w:tcPr>
           <w:p>
@@ -14040,12 +12920,6 @@
               <w:right w:val="single" w:sz="6" w:space="0" w:color="1F3864"/>
             </w:tcBorders>
             <w:shd w:val="clear" w:color="auto" w:fill="D9E2F3"/>
-            <w:tcMar>
-              <w:top w:w="50" w:type="dxa"/>
-              <w:left w:w="90" w:type="dxa"/>
-              <w:bottom w:w="50" w:type="dxa"/>
-              <w:right w:w="90" w:type="dxa"/>
-            </w:tcMar>
             <w:vAlign w:val="center"/>
           </w:tcPr>
           <w:p>
@@ -14079,12 +12953,6 @@
               <w:right w:val="single" w:sz="6" w:space="0" w:color="1F3864"/>
             </w:tcBorders>
             <w:shd w:val="clear" w:color="auto" w:fill="D9E2F3"/>
-            <w:tcMar>
-              <w:top w:w="50" w:type="dxa"/>
-              <w:left w:w="90" w:type="dxa"/>
-              <w:bottom w:w="50" w:type="dxa"/>
-              <w:right w:w="90" w:type="dxa"/>
-            </w:tcMar>
             <w:vAlign w:val="center"/>
           </w:tcPr>
           <w:p>
@@ -14122,12 +12990,6 @@
               <w:right w:val="single" w:sz="6" w:space="0" w:color="1F3864"/>
             </w:tcBorders>
             <w:shd w:val="clear" w:color="auto" w:fill="D9E2F3"/>
-            <w:tcMar>
-              <w:top w:w="50" w:type="dxa"/>
-              <w:left w:w="90" w:type="dxa"/>
-              <w:bottom w:w="50" w:type="dxa"/>
-              <w:right w:w="90" w:type="dxa"/>
-            </w:tcMar>
             <w:vAlign w:val="center"/>
           </w:tcPr>
           <w:p>
@@ -14161,12 +13023,6 @@
               <w:right w:val="single" w:sz="6" w:space="0" w:color="1F3864"/>
             </w:tcBorders>
             <w:shd w:val="clear" w:color="auto" w:fill="D9E2F3"/>
-            <w:tcMar>
-              <w:top w:w="50" w:type="dxa"/>
-              <w:left w:w="90" w:type="dxa"/>
-              <w:bottom w:w="50" w:type="dxa"/>
-              <w:right w:w="90" w:type="dxa"/>
-            </w:tcMar>
             <w:vAlign w:val="center"/>
           </w:tcPr>
           <w:p>
@@ -14211,12 +13067,6 @@
               <w:right w:val="single" w:sz="6" w:space="0" w:color="1F3864"/>
             </w:tcBorders>
             <w:shd w:val="clear" w:color="auto" w:fill="4472C4"/>
-            <w:tcMar>
-              <w:top w:w="50" w:type="dxa"/>
-              <w:left w:w="90" w:type="dxa"/>
-              <w:bottom w:w="50" w:type="dxa"/>
-              <w:right w:w="90" w:type="dxa"/>
-            </w:tcMar>
             <w:vAlign w:val="center"/>
           </w:tcPr>
           <w:p>
@@ -14258,12 +13108,6 @@
               <w:right w:val="single" w:sz="6" w:space="0" w:color="1F3864"/>
             </w:tcBorders>
             <w:shd w:val="clear" w:color="auto" w:fill="D9E2F3"/>
-            <w:tcMar>
-              <w:top w:w="50" w:type="dxa"/>
-              <w:left w:w="90" w:type="dxa"/>
-              <w:bottom w:w="50" w:type="dxa"/>
-              <w:right w:w="90" w:type="dxa"/>
-            </w:tcMar>
             <w:vAlign w:val="center"/>
           </w:tcPr>
           <w:p>
@@ -14297,12 +13141,6 @@
               <w:right w:val="single" w:sz="6" w:space="0" w:color="1F3864"/>
             </w:tcBorders>
             <w:shd w:val="clear" w:color="auto" w:fill="4472C4"/>
-            <w:tcMar>
-              <w:top w:w="50" w:type="dxa"/>
-              <w:left w:w="90" w:type="dxa"/>
-              <w:bottom w:w="50" w:type="dxa"/>
-              <w:right w:w="90" w:type="dxa"/>
-            </w:tcMar>
             <w:vAlign w:val="center"/>
           </w:tcPr>
           <w:p>
@@ -14342,12 +13180,6 @@
               <w:right w:val="single" w:sz="6" w:space="0" w:color="1F3864"/>
             </w:tcBorders>
             <w:shd w:val="clear" w:color="auto" w:fill="4472C4"/>
-            <w:tcMar>
-              <w:top w:w="50" w:type="dxa"/>
-              <w:left w:w="90" w:type="dxa"/>
-              <w:bottom w:w="50" w:type="dxa"/>
-              <w:right w:w="90" w:type="dxa"/>
-            </w:tcMar>
             <w:vAlign w:val="center"/>
           </w:tcPr>
           <w:p>
@@ -14387,12 +13219,6 @@
               <w:right w:val="single" w:sz="6" w:space="0" w:color="1F3864"/>
             </w:tcBorders>
             <w:shd w:val="clear" w:color="auto" w:fill="4472C4"/>
-            <w:tcMar>
-              <w:top w:w="50" w:type="dxa"/>
-              <w:left w:w="90" w:type="dxa"/>
-              <w:bottom w:w="50" w:type="dxa"/>
-              <w:right w:w="90" w:type="dxa"/>
-            </w:tcMar>
             <w:vAlign w:val="center"/>
           </w:tcPr>
           <w:p>
@@ -14432,12 +13258,6 @@
               <w:right w:val="single" w:sz="6" w:space="0" w:color="1F3864"/>
             </w:tcBorders>
             <w:shd w:val="clear" w:color="auto" w:fill="4472C4"/>
-            <w:tcMar>
-              <w:top w:w="50" w:type="dxa"/>
-              <w:left w:w="90" w:type="dxa"/>
-              <w:bottom w:w="50" w:type="dxa"/>
-              <w:right w:w="90" w:type="dxa"/>
-            </w:tcMar>
             <w:vAlign w:val="center"/>
           </w:tcPr>
           <w:p>
@@ -14481,12 +13301,6 @@
               <w:right w:val="single" w:sz="6" w:space="0" w:color="1F3864"/>
             </w:tcBorders>
             <w:shd w:val="clear" w:color="auto" w:fill="D9E2F3"/>
-            <w:tcMar>
-              <w:top w:w="50" w:type="dxa"/>
-              <w:left w:w="90" w:type="dxa"/>
-              <w:bottom w:w="50" w:type="dxa"/>
-              <w:right w:w="90" w:type="dxa"/>
-            </w:tcMar>
             <w:vAlign w:val="center"/>
           </w:tcPr>
           <w:p>
@@ -14520,12 +13334,6 @@
               <w:right w:val="single" w:sz="6" w:space="0" w:color="1F3864"/>
             </w:tcBorders>
             <w:shd w:val="clear" w:color="auto" w:fill="D9E2F3"/>
-            <w:tcMar>
-              <w:top w:w="50" w:type="dxa"/>
-              <w:left w:w="90" w:type="dxa"/>
-              <w:bottom w:w="50" w:type="dxa"/>
-              <w:right w:w="90" w:type="dxa"/>
-            </w:tcMar>
             <w:vAlign w:val="center"/>
           </w:tcPr>
           <w:p>
@@ -14559,12 +13367,6 @@
               <w:right w:val="single" w:sz="6" w:space="0" w:color="1F3864"/>
             </w:tcBorders>
             <w:shd w:val="clear" w:color="auto" w:fill="D9E2F3"/>
-            <w:tcMar>
-              <w:top w:w="50" w:type="dxa"/>
-              <w:left w:w="90" w:type="dxa"/>
-              <w:bottom w:w="50" w:type="dxa"/>
-              <w:right w:w="90" w:type="dxa"/>
-            </w:tcMar>
             <w:vAlign w:val="center"/>
           </w:tcPr>
           <w:p>
@@ -14598,12 +13400,6 @@
               <w:right w:val="single" w:sz="6" w:space="0" w:color="1F3864"/>
             </w:tcBorders>
             <w:shd w:val="clear" w:color="auto" w:fill="D9E2F3"/>
-            <w:tcMar>
-              <w:top w:w="50" w:type="dxa"/>
-              <w:left w:w="90" w:type="dxa"/>
-              <w:bottom w:w="50" w:type="dxa"/>
-              <w:right w:w="90" w:type="dxa"/>
-            </w:tcMar>
             <w:vAlign w:val="center"/>
           </w:tcPr>
           <w:p>
@@ -14637,12 +13433,6 @@
               <w:right w:val="single" w:sz="6" w:space="0" w:color="1F3864"/>
             </w:tcBorders>
             <w:shd w:val="clear" w:color="auto" w:fill="D9E2F3"/>
-            <w:tcMar>
-              <w:top w:w="50" w:type="dxa"/>
-              <w:left w:w="90" w:type="dxa"/>
-              <w:bottom w:w="50" w:type="dxa"/>
-              <w:right w:w="90" w:type="dxa"/>
-            </w:tcMar>
             <w:vAlign w:val="center"/>
           </w:tcPr>
           <w:p>
@@ -14680,12 +13470,6 @@
               <w:right w:val="single" w:sz="6" w:space="0" w:color="1F3864"/>
             </w:tcBorders>
             <w:shd w:val="clear" w:color="auto" w:fill="D9E2F3"/>
-            <w:tcMar>
-              <w:top w:w="50" w:type="dxa"/>
-              <w:left w:w="90" w:type="dxa"/>
-              <w:bottom w:w="50" w:type="dxa"/>
-              <w:right w:w="90" w:type="dxa"/>
-            </w:tcMar>
             <w:vAlign w:val="center"/>
           </w:tcPr>
           <w:p>
@@ -14719,12 +13503,6 @@
               <w:right w:val="single" w:sz="6" w:space="0" w:color="1F3864"/>
             </w:tcBorders>
             <w:shd w:val="clear" w:color="auto" w:fill="D9E2F3"/>
-            <w:tcMar>
-              <w:top w:w="50" w:type="dxa"/>
-              <w:left w:w="90" w:type="dxa"/>
-              <w:bottom w:w="50" w:type="dxa"/>
-              <w:right w:w="90" w:type="dxa"/>
-            </w:tcMar>
             <w:vAlign w:val="center"/>
           </w:tcPr>
           <w:p>
@@ -14758,12 +13536,6 @@
               <w:right w:val="single" w:sz="6" w:space="0" w:color="1F3864"/>
             </w:tcBorders>
             <w:shd w:val="clear" w:color="auto" w:fill="D9E2F3"/>
-            <w:tcMar>
-              <w:top w:w="50" w:type="dxa"/>
-              <w:left w:w="90" w:type="dxa"/>
-              <w:bottom w:w="50" w:type="dxa"/>
-              <w:right w:w="90" w:type="dxa"/>
-            </w:tcMar>
             <w:vAlign w:val="center"/>
           </w:tcPr>
           <w:p>
@@ -14797,12 +13569,6 @@
               <w:right w:val="single" w:sz="6" w:space="0" w:color="1F3864"/>
             </w:tcBorders>
             <w:shd w:val="clear" w:color="auto" w:fill="D9E2F3"/>
-            <w:tcMar>
-              <w:top w:w="50" w:type="dxa"/>
-              <w:left w:w="90" w:type="dxa"/>
-              <w:bottom w:w="50" w:type="dxa"/>
-              <w:right w:w="90" w:type="dxa"/>
-            </w:tcMar>
             <w:vAlign w:val="center"/>
           </w:tcPr>
           <w:p>
@@ -14836,12 +13602,6 @@
               <w:right w:val="single" w:sz="6" w:space="0" w:color="1F3864"/>
             </w:tcBorders>
             <w:shd w:val="clear" w:color="auto" w:fill="D9E2F3"/>
-            <w:tcMar>
-              <w:top w:w="50" w:type="dxa"/>
-              <w:left w:w="90" w:type="dxa"/>
-              <w:bottom w:w="50" w:type="dxa"/>
-              <w:right w:w="90" w:type="dxa"/>
-            </w:tcMar>
             <w:vAlign w:val="center"/>
           </w:tcPr>
           <w:p>
@@ -14879,12 +13639,6 @@
               <w:right w:val="single" w:sz="6" w:space="0" w:color="1F3864"/>
             </w:tcBorders>
             <w:shd w:val="clear" w:color="auto" w:fill="D9E2F3"/>
-            <w:tcMar>
-              <w:top w:w="50" w:type="dxa"/>
-              <w:left w:w="90" w:type="dxa"/>
-              <w:bottom w:w="50" w:type="dxa"/>
-              <w:right w:w="90" w:type="dxa"/>
-            </w:tcMar>
             <w:vAlign w:val="center"/>
           </w:tcPr>
           <w:p>
@@ -14918,12 +13672,6 @@
               <w:right w:val="single" w:sz="6" w:space="0" w:color="1F3864"/>
             </w:tcBorders>
             <w:shd w:val="clear" w:color="auto" w:fill="D9E2F3"/>
-            <w:tcMar>
-              <w:top w:w="50" w:type="dxa"/>
-              <w:left w:w="90" w:type="dxa"/>
-              <w:bottom w:w="50" w:type="dxa"/>
-              <w:right w:w="90" w:type="dxa"/>
-            </w:tcMar>
             <w:vAlign w:val="center"/>
           </w:tcPr>
           <w:p>
@@ -14957,12 +13705,6 @@
               <w:right w:val="single" w:sz="6" w:space="0" w:color="1F3864"/>
             </w:tcBorders>
             <w:shd w:val="clear" w:color="auto" w:fill="D9E2F3"/>
-            <w:tcMar>
-              <w:top w:w="50" w:type="dxa"/>
-              <w:left w:w="90" w:type="dxa"/>
-              <w:bottom w:w="50" w:type="dxa"/>
-              <w:right w:w="90" w:type="dxa"/>
-            </w:tcMar>
             <w:vAlign w:val="center"/>
           </w:tcPr>
           <w:p>
@@ -14996,12 +13738,6 @@
               <w:right w:val="single" w:sz="6" w:space="0" w:color="1F3864"/>
             </w:tcBorders>
             <w:shd w:val="clear" w:color="auto" w:fill="D9E2F3"/>
-            <w:tcMar>
-              <w:top w:w="50" w:type="dxa"/>
-              <w:left w:w="90" w:type="dxa"/>
-              <w:bottom w:w="50" w:type="dxa"/>
-              <w:right w:w="90" w:type="dxa"/>
-            </w:tcMar>
             <w:vAlign w:val="center"/>
           </w:tcPr>
           <w:p>
@@ -15035,12 +13771,6 @@
               <w:right w:val="single" w:sz="6" w:space="0" w:color="1F3864"/>
             </w:tcBorders>
             <w:shd w:val="clear" w:color="auto" w:fill="D9E2F3"/>
-            <w:tcMar>
-              <w:top w:w="50" w:type="dxa"/>
-              <w:left w:w="90" w:type="dxa"/>
-              <w:bottom w:w="50" w:type="dxa"/>
-              <w:right w:w="90" w:type="dxa"/>
-            </w:tcMar>
             <w:vAlign w:val="center"/>
           </w:tcPr>
           <w:p>
@@ -15078,12 +13808,6 @@
               <w:right w:val="single" w:sz="6" w:space="0" w:color="1F3864"/>
             </w:tcBorders>
             <w:shd w:val="clear" w:color="auto" w:fill="D9E2F3"/>
-            <w:tcMar>
-              <w:top w:w="50" w:type="dxa"/>
-              <w:left w:w="90" w:type="dxa"/>
-              <w:bottom w:w="50" w:type="dxa"/>
-              <w:right w:w="90" w:type="dxa"/>
-            </w:tcMar>
             <w:vAlign w:val="center"/>
           </w:tcPr>
           <w:p>
@@ -15117,12 +13841,6 @@
               <w:right w:val="single" w:sz="6" w:space="0" w:color="1F3864"/>
             </w:tcBorders>
             <w:shd w:val="clear" w:color="auto" w:fill="D9E2F3"/>
-            <w:tcMar>
-              <w:top w:w="50" w:type="dxa"/>
-              <w:left w:w="90" w:type="dxa"/>
-              <w:bottom w:w="50" w:type="dxa"/>
-              <w:right w:w="90" w:type="dxa"/>
-            </w:tcMar>
             <w:vAlign w:val="center"/>
           </w:tcPr>
           <w:p>
@@ -15167,12 +13885,6 @@
               <w:right w:val="single" w:sz="6" w:space="0" w:color="1F3864"/>
             </w:tcBorders>
             <w:shd w:val="clear" w:color="auto" w:fill="4472C4"/>
-            <w:tcMar>
-              <w:top w:w="50" w:type="dxa"/>
-              <w:left w:w="90" w:type="dxa"/>
-              <w:bottom w:w="50" w:type="dxa"/>
-              <w:right w:w="90" w:type="dxa"/>
-            </w:tcMar>
             <w:vAlign w:val="center"/>
           </w:tcPr>
           <w:p>
@@ -15214,12 +13926,6 @@
               <w:right w:val="single" w:sz="6" w:space="0" w:color="1F3864"/>
             </w:tcBorders>
             <w:shd w:val="clear" w:color="auto" w:fill="D9E2F3"/>
-            <w:tcMar>
-              <w:top w:w="50" w:type="dxa"/>
-              <w:left w:w="90" w:type="dxa"/>
-              <w:bottom w:w="50" w:type="dxa"/>
-              <w:right w:w="90" w:type="dxa"/>
-            </w:tcMar>
             <w:vAlign w:val="center"/>
           </w:tcPr>
           <w:p>
@@ -15253,12 +13959,6 @@
               <w:right w:val="single" w:sz="6" w:space="0" w:color="1F3864"/>
             </w:tcBorders>
             <w:shd w:val="clear" w:color="auto" w:fill="4472C4"/>
-            <w:tcMar>
-              <w:top w:w="50" w:type="dxa"/>
-              <w:left w:w="90" w:type="dxa"/>
-              <w:bottom w:w="50" w:type="dxa"/>
-              <w:right w:w="90" w:type="dxa"/>
-            </w:tcMar>
             <w:vAlign w:val="center"/>
           </w:tcPr>
           <w:p>
@@ -15298,12 +13998,6 @@
               <w:right w:val="single" w:sz="6" w:space="0" w:color="1F3864"/>
             </w:tcBorders>
             <w:shd w:val="clear" w:color="auto" w:fill="4472C4"/>
-            <w:tcMar>
-              <w:top w:w="50" w:type="dxa"/>
-              <w:left w:w="90" w:type="dxa"/>
-              <w:bottom w:w="50" w:type="dxa"/>
-              <w:right w:w="90" w:type="dxa"/>
-            </w:tcMar>
             <w:vAlign w:val="center"/>
           </w:tcPr>
           <w:p>
@@ -15343,12 +14037,6 @@
               <w:right w:val="single" w:sz="6" w:space="0" w:color="1F3864"/>
             </w:tcBorders>
             <w:shd w:val="clear" w:color="auto" w:fill="4472C4"/>
-            <w:tcMar>
-              <w:top w:w="50" w:type="dxa"/>
-              <w:left w:w="90" w:type="dxa"/>
-              <w:bottom w:w="50" w:type="dxa"/>
-              <w:right w:w="90" w:type="dxa"/>
-            </w:tcMar>
             <w:vAlign w:val="center"/>
           </w:tcPr>
           <w:p>
@@ -15388,12 +14076,6 @@
               <w:right w:val="single" w:sz="6" w:space="0" w:color="1F3864"/>
             </w:tcBorders>
             <w:shd w:val="clear" w:color="auto" w:fill="4472C4"/>
-            <w:tcMar>
-              <w:top w:w="50" w:type="dxa"/>
-              <w:left w:w="90" w:type="dxa"/>
-              <w:bottom w:w="50" w:type="dxa"/>
-              <w:right w:w="90" w:type="dxa"/>
-            </w:tcMar>
             <w:vAlign w:val="center"/>
           </w:tcPr>
           <w:p>
@@ -15437,12 +14119,6 @@
               <w:right w:val="single" w:sz="6" w:space="0" w:color="1F3864"/>
             </w:tcBorders>
             <w:shd w:val="clear" w:color="auto" w:fill="D9E2F3"/>
-            <w:tcMar>
-              <w:top w:w="50" w:type="dxa"/>
-              <w:left w:w="90" w:type="dxa"/>
-              <w:bottom w:w="50" w:type="dxa"/>
-              <w:right w:w="90" w:type="dxa"/>
-            </w:tcMar>
             <w:vAlign w:val="center"/>
           </w:tcPr>
           <w:p>
@@ -15476,12 +14152,6 @@
               <w:right w:val="single" w:sz="6" w:space="0" w:color="1F3864"/>
             </w:tcBorders>
             <w:shd w:val="clear" w:color="auto" w:fill="D9E2F3"/>
-            <w:tcMar>
-              <w:top w:w="50" w:type="dxa"/>
-              <w:left w:w="90" w:type="dxa"/>
-              <w:bottom w:w="50" w:type="dxa"/>
-              <w:right w:w="90" w:type="dxa"/>
-            </w:tcMar>
             <w:vAlign w:val="center"/>
           </w:tcPr>
           <w:p>
@@ -15515,12 +14185,6 @@
               <w:right w:val="single" w:sz="6" w:space="0" w:color="1F3864"/>
             </w:tcBorders>
             <w:shd w:val="clear" w:color="auto" w:fill="D9E2F3"/>
-            <w:tcMar>
-              <w:top w:w="50" w:type="dxa"/>
-              <w:left w:w="90" w:type="dxa"/>
-              <w:bottom w:w="50" w:type="dxa"/>
-              <w:right w:w="90" w:type="dxa"/>
-            </w:tcMar>
             <w:vAlign w:val="center"/>
           </w:tcPr>
           <w:p>
@@ -15554,12 +14218,6 @@
               <w:right w:val="single" w:sz="6" w:space="0" w:color="1F3864"/>
             </w:tcBorders>
             <w:shd w:val="clear" w:color="auto" w:fill="D9E2F3"/>
-            <w:tcMar>
-              <w:top w:w="50" w:type="dxa"/>
-              <w:left w:w="90" w:type="dxa"/>
-              <w:bottom w:w="50" w:type="dxa"/>
-              <w:right w:w="90" w:type="dxa"/>
-            </w:tcMar>
             <w:vAlign w:val="center"/>
           </w:tcPr>
           <w:p>
@@ -15593,12 +14251,6 @@
               <w:right w:val="single" w:sz="6" w:space="0" w:color="1F3864"/>
             </w:tcBorders>
             <w:shd w:val="clear" w:color="auto" w:fill="D9E2F3"/>
-            <w:tcMar>
-              <w:top w:w="50" w:type="dxa"/>
-              <w:left w:w="90" w:type="dxa"/>
-              <w:bottom w:w="50" w:type="dxa"/>
-              <w:right w:w="90" w:type="dxa"/>
-            </w:tcMar>
             <w:vAlign w:val="center"/>
           </w:tcPr>
           <w:p>
@@ -15636,12 +14288,6 @@
               <w:right w:val="single" w:sz="6" w:space="0" w:color="1F3864"/>
             </w:tcBorders>
             <w:shd w:val="clear" w:color="auto" w:fill="D9E2F3"/>
-            <w:tcMar>
-              <w:top w:w="50" w:type="dxa"/>
-              <w:left w:w="90" w:type="dxa"/>
-              <w:bottom w:w="50" w:type="dxa"/>
-              <w:right w:w="90" w:type="dxa"/>
-            </w:tcMar>
             <w:vAlign w:val="center"/>
           </w:tcPr>
           <w:p>
@@ -15675,12 +14321,6 @@
               <w:right w:val="single" w:sz="6" w:space="0" w:color="1F3864"/>
             </w:tcBorders>
             <w:shd w:val="clear" w:color="auto" w:fill="D9E2F3"/>
-            <w:tcMar>
-              <w:top w:w="50" w:type="dxa"/>
-              <w:left w:w="90" w:type="dxa"/>
-              <w:bottom w:w="50" w:type="dxa"/>
-              <w:right w:w="90" w:type="dxa"/>
-            </w:tcMar>
             <w:vAlign w:val="center"/>
           </w:tcPr>
           <w:p>
@@ -15714,12 +14354,6 @@
               <w:right w:val="single" w:sz="6" w:space="0" w:color="1F3864"/>
             </w:tcBorders>
             <w:shd w:val="clear" w:color="auto" w:fill="D9E2F3"/>
-            <w:tcMar>
-              <w:top w:w="50" w:type="dxa"/>
-              <w:left w:w="90" w:type="dxa"/>
-              <w:bottom w:w="50" w:type="dxa"/>
-              <w:right w:w="90" w:type="dxa"/>
-            </w:tcMar>
             <w:vAlign w:val="center"/>
           </w:tcPr>
           <w:p>
@@ -15753,12 +14387,6 @@
               <w:right w:val="single" w:sz="6" w:space="0" w:color="1F3864"/>
             </w:tcBorders>
             <w:shd w:val="clear" w:color="auto" w:fill="D9E2F3"/>
-            <w:tcMar>
-              <w:top w:w="50" w:type="dxa"/>
-              <w:left w:w="90" w:type="dxa"/>
-              <w:bottom w:w="50" w:type="dxa"/>
-              <w:right w:w="90" w:type="dxa"/>
-            </w:tcMar>
             <w:vAlign w:val="center"/>
           </w:tcPr>
           <w:p>
@@ -15792,12 +14420,6 @@
               <w:right w:val="single" w:sz="6" w:space="0" w:color="1F3864"/>
             </w:tcBorders>
             <w:shd w:val="clear" w:color="auto" w:fill="D9E2F3"/>
-            <w:tcMar>
-              <w:top w:w="50" w:type="dxa"/>
-              <w:left w:w="90" w:type="dxa"/>
-              <w:bottom w:w="50" w:type="dxa"/>
-              <w:right w:w="90" w:type="dxa"/>
-            </w:tcMar>
             <w:vAlign w:val="center"/>
           </w:tcPr>
           <w:p>
@@ -15835,12 +14457,6 @@
               <w:right w:val="single" w:sz="6" w:space="0" w:color="1F3864"/>
             </w:tcBorders>
             <w:shd w:val="clear" w:color="auto" w:fill="D9E2F3"/>
-            <w:tcMar>
-              <w:top w:w="50" w:type="dxa"/>
-              <w:left w:w="90" w:type="dxa"/>
-              <w:bottom w:w="50" w:type="dxa"/>
-              <w:right w:w="90" w:type="dxa"/>
-            </w:tcMar>
             <w:vAlign w:val="center"/>
           </w:tcPr>
           <w:p>
@@ -15874,12 +14490,6 @@
               <w:right w:val="single" w:sz="6" w:space="0" w:color="1F3864"/>
             </w:tcBorders>
             <w:shd w:val="clear" w:color="auto" w:fill="D9E2F3"/>
-            <w:tcMar>
-              <w:top w:w="50" w:type="dxa"/>
-              <w:left w:w="90" w:type="dxa"/>
-              <w:bottom w:w="50" w:type="dxa"/>
-              <w:right w:w="90" w:type="dxa"/>
-            </w:tcMar>
             <w:vAlign w:val="center"/>
           </w:tcPr>
           <w:p>
@@ -15913,12 +14523,6 @@
               <w:right w:val="single" w:sz="6" w:space="0" w:color="1F3864"/>
             </w:tcBorders>
             <w:shd w:val="clear" w:color="auto" w:fill="D9E2F3"/>
-            <w:tcMar>
-              <w:top w:w="50" w:type="dxa"/>
-              <w:left w:w="90" w:type="dxa"/>
-              <w:bottom w:w="50" w:type="dxa"/>
-              <w:right w:w="90" w:type="dxa"/>
-            </w:tcMar>
             <w:vAlign w:val="center"/>
           </w:tcPr>
           <w:p>
@@ -15952,12 +14556,6 @@
               <w:right w:val="single" w:sz="6" w:space="0" w:color="1F3864"/>
             </w:tcBorders>
             <w:shd w:val="clear" w:color="auto" w:fill="D9E2F3"/>
-            <w:tcMar>
-              <w:top w:w="50" w:type="dxa"/>
-              <w:left w:w="90" w:type="dxa"/>
-              <w:bottom w:w="50" w:type="dxa"/>
-              <w:right w:w="90" w:type="dxa"/>
-            </w:tcMar>
             <w:vAlign w:val="center"/>
           </w:tcPr>
           <w:p>
@@ -15991,12 +14589,6 @@
               <w:right w:val="single" w:sz="6" w:space="0" w:color="1F3864"/>
             </w:tcBorders>
             <w:shd w:val="clear" w:color="auto" w:fill="D9E2F3"/>
-            <w:tcMar>
-              <w:top w:w="50" w:type="dxa"/>
-              <w:left w:w="90" w:type="dxa"/>
-              <w:bottom w:w="50" w:type="dxa"/>
-              <w:right w:w="90" w:type="dxa"/>
-            </w:tcMar>
             <w:vAlign w:val="center"/>
           </w:tcPr>
           <w:p>
@@ -16034,12 +14626,6 @@
               <w:right w:val="single" w:sz="6" w:space="0" w:color="1F3864"/>
             </w:tcBorders>
             <w:shd w:val="clear" w:color="auto" w:fill="D9E2F3"/>
-            <w:tcMar>
-              <w:top w:w="50" w:type="dxa"/>
-              <w:left w:w="90" w:type="dxa"/>
-              <w:bottom w:w="50" w:type="dxa"/>
-              <w:right w:w="90" w:type="dxa"/>
-            </w:tcMar>
             <w:vAlign w:val="center"/>
           </w:tcPr>
           <w:p>
@@ -16073,12 +14659,6 @@
               <w:right w:val="single" w:sz="6" w:space="0" w:color="1F3864"/>
             </w:tcBorders>
             <w:shd w:val="clear" w:color="auto" w:fill="D9E2F3"/>
-            <w:tcMar>
-              <w:top w:w="50" w:type="dxa"/>
-              <w:left w:w="90" w:type="dxa"/>
-              <w:bottom w:w="50" w:type="dxa"/>
-              <w:right w:w="90" w:type="dxa"/>
-            </w:tcMar>
             <w:vAlign w:val="center"/>
           </w:tcPr>
           <w:p>
@@ -16123,12 +14703,6 @@
               <w:right w:val="single" w:sz="6" w:space="0" w:color="1F3864"/>
             </w:tcBorders>
             <w:shd w:val="clear" w:color="auto" w:fill="4472C4"/>
-            <w:tcMar>
-              <w:top w:w="50" w:type="dxa"/>
-              <w:left w:w="90" w:type="dxa"/>
-              <w:bottom w:w="50" w:type="dxa"/>
-              <w:right w:w="90" w:type="dxa"/>
-            </w:tcMar>
             <w:vAlign w:val="center"/>
           </w:tcPr>
           <w:p>
@@ -16170,12 +14744,6 @@
               <w:right w:val="single" w:sz="6" w:space="0" w:color="1F3864"/>
             </w:tcBorders>
             <w:shd w:val="clear" w:color="auto" w:fill="D9E2F3"/>
-            <w:tcMar>
-              <w:top w:w="50" w:type="dxa"/>
-              <w:left w:w="90" w:type="dxa"/>
-              <w:bottom w:w="50" w:type="dxa"/>
-              <w:right w:w="90" w:type="dxa"/>
-            </w:tcMar>
             <w:vAlign w:val="center"/>
           </w:tcPr>
           <w:p>
@@ -16209,12 +14777,6 @@
               <w:right w:val="single" w:sz="6" w:space="0" w:color="1F3864"/>
             </w:tcBorders>
             <w:shd w:val="clear" w:color="auto" w:fill="4472C4"/>
-            <w:tcMar>
-              <w:top w:w="50" w:type="dxa"/>
-              <w:left w:w="90" w:type="dxa"/>
-              <w:bottom w:w="50" w:type="dxa"/>
-              <w:right w:w="90" w:type="dxa"/>
-            </w:tcMar>
             <w:vAlign w:val="center"/>
           </w:tcPr>
           <w:p>
@@ -16254,12 +14816,6 @@
               <w:right w:val="single" w:sz="6" w:space="0" w:color="1F3864"/>
             </w:tcBorders>
             <w:shd w:val="clear" w:color="auto" w:fill="4472C4"/>
-            <w:tcMar>
-              <w:top w:w="50" w:type="dxa"/>
-              <w:left w:w="90" w:type="dxa"/>
-              <w:bottom w:w="50" w:type="dxa"/>
-              <w:right w:w="90" w:type="dxa"/>
-            </w:tcMar>
             <w:vAlign w:val="center"/>
           </w:tcPr>
           <w:p>
@@ -16299,12 +14855,6 @@
               <w:right w:val="single" w:sz="6" w:space="0" w:color="1F3864"/>
             </w:tcBorders>
             <w:shd w:val="clear" w:color="auto" w:fill="4472C4"/>
-            <w:tcMar>
-              <w:top w:w="50" w:type="dxa"/>
-              <w:left w:w="90" w:type="dxa"/>
-              <w:bottom w:w="50" w:type="dxa"/>
-              <w:right w:w="90" w:type="dxa"/>
-            </w:tcMar>
             <w:vAlign w:val="center"/>
           </w:tcPr>
           <w:p>
@@ -16344,12 +14894,6 @@
               <w:right w:val="single" w:sz="6" w:space="0" w:color="1F3864"/>
             </w:tcBorders>
             <w:shd w:val="clear" w:color="auto" w:fill="4472C4"/>
-            <w:tcMar>
-              <w:top w:w="50" w:type="dxa"/>
-              <w:left w:w="90" w:type="dxa"/>
-              <w:bottom w:w="50" w:type="dxa"/>
-              <w:right w:w="90" w:type="dxa"/>
-            </w:tcMar>
             <w:vAlign w:val="center"/>
           </w:tcPr>
           <w:p>
@@ -16393,12 +14937,6 @@
               <w:right w:val="single" w:sz="6" w:space="0" w:color="1F3864"/>
             </w:tcBorders>
             <w:shd w:val="clear" w:color="auto" w:fill="D9E2F3"/>
-            <w:tcMar>
-              <w:top w:w="50" w:type="dxa"/>
-              <w:left w:w="90" w:type="dxa"/>
-              <w:bottom w:w="50" w:type="dxa"/>
-              <w:right w:w="90" w:type="dxa"/>
-            </w:tcMar>
             <w:vAlign w:val="center"/>
           </w:tcPr>
           <w:p>
@@ -16432,12 +14970,6 @@
               <w:right w:val="single" w:sz="6" w:space="0" w:color="1F3864"/>
             </w:tcBorders>
             <w:shd w:val="clear" w:color="auto" w:fill="D9E2F3"/>
-            <w:tcMar>
-              <w:top w:w="50" w:type="dxa"/>
-              <w:left w:w="90" w:type="dxa"/>
-              <w:bottom w:w="50" w:type="dxa"/>
-              <w:right w:w="90" w:type="dxa"/>
-            </w:tcMar>
             <w:vAlign w:val="center"/>
           </w:tcPr>
           <w:p>
@@ -16471,12 +15003,6 @@
               <w:right w:val="single" w:sz="6" w:space="0" w:color="1F3864"/>
             </w:tcBorders>
             <w:shd w:val="clear" w:color="auto" w:fill="D9E2F3"/>
-            <w:tcMar>
-              <w:top w:w="50" w:type="dxa"/>
-              <w:left w:w="90" w:type="dxa"/>
-              <w:bottom w:w="50" w:type="dxa"/>
-              <w:right w:w="90" w:type="dxa"/>
-            </w:tcMar>
             <w:vAlign w:val="center"/>
           </w:tcPr>
           <w:p>
@@ -16510,12 +15036,6 @@
               <w:right w:val="single" w:sz="6" w:space="0" w:color="1F3864"/>
             </w:tcBorders>
             <w:shd w:val="clear" w:color="auto" w:fill="D9E2F3"/>
-            <w:tcMar>
-              <w:top w:w="50" w:type="dxa"/>
-              <w:left w:w="90" w:type="dxa"/>
-              <w:bottom w:w="50" w:type="dxa"/>
-              <w:right w:w="90" w:type="dxa"/>
-            </w:tcMar>
             <w:vAlign w:val="center"/>
           </w:tcPr>
           <w:p>
@@ -16549,12 +15069,6 @@
               <w:right w:val="single" w:sz="6" w:space="0" w:color="1F3864"/>
             </w:tcBorders>
             <w:shd w:val="clear" w:color="auto" w:fill="D9E2F3"/>
-            <w:tcMar>
-              <w:top w:w="50" w:type="dxa"/>
-              <w:left w:w="90" w:type="dxa"/>
-              <w:bottom w:w="50" w:type="dxa"/>
-              <w:right w:w="90" w:type="dxa"/>
-            </w:tcMar>
             <w:vAlign w:val="center"/>
           </w:tcPr>
           <w:p>
@@ -16592,12 +15106,6 @@
               <w:right w:val="single" w:sz="6" w:space="0" w:color="1F3864"/>
             </w:tcBorders>
             <w:shd w:val="clear" w:color="auto" w:fill="D9E2F3"/>
-            <w:tcMar>
-              <w:top w:w="50" w:type="dxa"/>
-              <w:left w:w="90" w:type="dxa"/>
-              <w:bottom w:w="50" w:type="dxa"/>
-              <w:right w:w="90" w:type="dxa"/>
-            </w:tcMar>
             <w:vAlign w:val="center"/>
           </w:tcPr>
           <w:p>
@@ -16631,12 +15139,6 @@
               <w:right w:val="single" w:sz="6" w:space="0" w:color="1F3864"/>
             </w:tcBorders>
             <w:shd w:val="clear" w:color="auto" w:fill="D9E2F3"/>
-            <w:tcMar>
-              <w:top w:w="50" w:type="dxa"/>
-              <w:left w:w="90" w:type="dxa"/>
-              <w:bottom w:w="50" w:type="dxa"/>
-              <w:right w:w="90" w:type="dxa"/>
-            </w:tcMar>
             <w:vAlign w:val="center"/>
           </w:tcPr>
           <w:p>
@@ -16670,12 +15172,6 @@
               <w:right w:val="single" w:sz="6" w:space="0" w:color="1F3864"/>
             </w:tcBorders>
             <w:shd w:val="clear" w:color="auto" w:fill="D9E2F3"/>
-            <w:tcMar>
-              <w:top w:w="50" w:type="dxa"/>
-              <w:left w:w="90" w:type="dxa"/>
-              <w:bottom w:w="50" w:type="dxa"/>
-              <w:right w:w="90" w:type="dxa"/>
-            </w:tcMar>
             <w:vAlign w:val="center"/>
           </w:tcPr>
           <w:p>
@@ -16709,12 +15205,6 @@
               <w:right w:val="single" w:sz="6" w:space="0" w:color="1F3864"/>
             </w:tcBorders>
             <w:shd w:val="clear" w:color="auto" w:fill="D9E2F3"/>
-            <w:tcMar>
-              <w:top w:w="50" w:type="dxa"/>
-              <w:left w:w="90" w:type="dxa"/>
-              <w:bottom w:w="50" w:type="dxa"/>
-              <w:right w:w="90" w:type="dxa"/>
-            </w:tcMar>
             <w:vAlign w:val="center"/>
           </w:tcPr>
           <w:p>
@@ -16748,12 +15238,6 @@
               <w:right w:val="single" w:sz="6" w:space="0" w:color="1F3864"/>
             </w:tcBorders>
             <w:shd w:val="clear" w:color="auto" w:fill="D9E2F3"/>
-            <w:tcMar>
-              <w:top w:w="50" w:type="dxa"/>
-              <w:left w:w="90" w:type="dxa"/>
-              <w:bottom w:w="50" w:type="dxa"/>
-              <w:right w:w="90" w:type="dxa"/>
-            </w:tcMar>
             <w:vAlign w:val="center"/>
           </w:tcPr>
           <w:p>
@@ -16791,12 +15275,6 @@
               <w:right w:val="single" w:sz="6" w:space="0" w:color="1F3864"/>
             </w:tcBorders>
             <w:shd w:val="clear" w:color="auto" w:fill="D9E2F3"/>
-            <w:tcMar>
-              <w:top w:w="50" w:type="dxa"/>
-              <w:left w:w="90" w:type="dxa"/>
-              <w:bottom w:w="50" w:type="dxa"/>
-              <w:right w:w="90" w:type="dxa"/>
-            </w:tcMar>
             <w:vAlign w:val="center"/>
           </w:tcPr>
           <w:p>
@@ -16830,12 +15308,6 @@
               <w:right w:val="single" w:sz="6" w:space="0" w:color="1F3864"/>
             </w:tcBorders>
             <w:shd w:val="clear" w:color="auto" w:fill="D9E2F3"/>
-            <w:tcMar>
-              <w:top w:w="50" w:type="dxa"/>
-              <w:left w:w="90" w:type="dxa"/>
-              <w:bottom w:w="50" w:type="dxa"/>
-              <w:right w:w="90" w:type="dxa"/>
-            </w:tcMar>
             <w:vAlign w:val="center"/>
           </w:tcPr>
           <w:p>
@@ -16869,12 +15341,6 @@
               <w:right w:val="single" w:sz="6" w:space="0" w:color="1F3864"/>
             </w:tcBorders>
             <w:shd w:val="clear" w:color="auto" w:fill="D9E2F3"/>
-            <w:tcMar>
-              <w:top w:w="50" w:type="dxa"/>
-              <w:left w:w="90" w:type="dxa"/>
-              <w:bottom w:w="50" w:type="dxa"/>
-              <w:right w:w="90" w:type="dxa"/>
-            </w:tcMar>
             <w:vAlign w:val="center"/>
           </w:tcPr>
           <w:p>
@@ -16908,12 +15374,6 @@
               <w:right w:val="single" w:sz="6" w:space="0" w:color="1F3864"/>
             </w:tcBorders>
             <w:shd w:val="clear" w:color="auto" w:fill="D9E2F3"/>
-            <w:tcMar>
-              <w:top w:w="50" w:type="dxa"/>
-              <w:left w:w="90" w:type="dxa"/>
-              <w:bottom w:w="50" w:type="dxa"/>
-              <w:right w:w="90" w:type="dxa"/>
-            </w:tcMar>
             <w:vAlign w:val="center"/>
           </w:tcPr>
           <w:p>
@@ -16947,12 +15407,6 @@
               <w:right w:val="single" w:sz="6" w:space="0" w:color="1F3864"/>
             </w:tcBorders>
             <w:shd w:val="clear" w:color="auto" w:fill="D9E2F3"/>
-            <w:tcMar>
-              <w:top w:w="50" w:type="dxa"/>
-              <w:left w:w="90" w:type="dxa"/>
-              <w:bottom w:w="50" w:type="dxa"/>
-              <w:right w:w="90" w:type="dxa"/>
-            </w:tcMar>
             <w:vAlign w:val="center"/>
           </w:tcPr>
           <w:p>
@@ -16990,12 +15444,6 @@
               <w:right w:val="single" w:sz="6" w:space="0" w:color="1F3864"/>
             </w:tcBorders>
             <w:shd w:val="clear" w:color="auto" w:fill="D9E2F3"/>
-            <w:tcMar>
-              <w:top w:w="50" w:type="dxa"/>
-              <w:left w:w="90" w:type="dxa"/>
-              <w:bottom w:w="50" w:type="dxa"/>
-              <w:right w:w="90" w:type="dxa"/>
-            </w:tcMar>
             <w:vAlign w:val="center"/>
           </w:tcPr>
           <w:p>
@@ -17029,12 +15477,6 @@
               <w:right w:val="single" w:sz="6" w:space="0" w:color="1F3864"/>
             </w:tcBorders>
             <w:shd w:val="clear" w:color="auto" w:fill="D9E2F3"/>
-            <w:tcMar>
-              <w:top w:w="50" w:type="dxa"/>
-              <w:left w:w="90" w:type="dxa"/>
-              <w:bottom w:w="50" w:type="dxa"/>
-              <w:right w:w="90" w:type="dxa"/>
-            </w:tcMar>
             <w:vAlign w:val="center"/>
           </w:tcPr>
           <w:p>
@@ -17079,12 +15521,6 @@
               <w:right w:val="single" w:sz="6" w:space="0" w:color="1F3864"/>
             </w:tcBorders>
             <w:shd w:val="clear" w:color="auto" w:fill="4472C4"/>
-            <w:tcMar>
-              <w:top w:w="50" w:type="dxa"/>
-              <w:left w:w="90" w:type="dxa"/>
-              <w:bottom w:w="50" w:type="dxa"/>
-              <w:right w:w="90" w:type="dxa"/>
-            </w:tcMar>
             <w:vAlign w:val="center"/>
           </w:tcPr>
           <w:p>
@@ -17126,12 +15562,6 @@
               <w:right w:val="single" w:sz="6" w:space="0" w:color="1F3864"/>
             </w:tcBorders>
             <w:shd w:val="clear" w:color="auto" w:fill="D9E2F3"/>
-            <w:tcMar>
-              <w:top w:w="50" w:type="dxa"/>
-              <w:left w:w="90" w:type="dxa"/>
-              <w:bottom w:w="50" w:type="dxa"/>
-              <w:right w:w="90" w:type="dxa"/>
-            </w:tcMar>
             <w:vAlign w:val="center"/>
           </w:tcPr>
           <w:p>
@@ -17165,12 +15595,6 @@
               <w:right w:val="single" w:sz="6" w:space="0" w:color="1F3864"/>
             </w:tcBorders>
             <w:shd w:val="clear" w:color="auto" w:fill="4472C4"/>
-            <w:tcMar>
-              <w:top w:w="50" w:type="dxa"/>
-              <w:left w:w="90" w:type="dxa"/>
-              <w:bottom w:w="50" w:type="dxa"/>
-              <w:right w:w="90" w:type="dxa"/>
-            </w:tcMar>
             <w:vAlign w:val="center"/>
           </w:tcPr>
           <w:p>
@@ -17210,12 +15634,6 @@
               <w:right w:val="single" w:sz="6" w:space="0" w:color="1F3864"/>
             </w:tcBorders>
             <w:shd w:val="clear" w:color="auto" w:fill="4472C4"/>
-            <w:tcMar>
-              <w:top w:w="50" w:type="dxa"/>
-              <w:left w:w="90" w:type="dxa"/>
-              <w:bottom w:w="50" w:type="dxa"/>
-              <w:right w:w="90" w:type="dxa"/>
-            </w:tcMar>
             <w:vAlign w:val="center"/>
           </w:tcPr>
           <w:p>
@@ -17255,12 +15673,6 @@
               <w:right w:val="single" w:sz="6" w:space="0" w:color="1F3864"/>
             </w:tcBorders>
             <w:shd w:val="clear" w:color="auto" w:fill="4472C4"/>
-            <w:tcMar>
-              <w:top w:w="50" w:type="dxa"/>
-              <w:left w:w="90" w:type="dxa"/>
-              <w:bottom w:w="50" w:type="dxa"/>
-              <w:right w:w="90" w:type="dxa"/>
-            </w:tcMar>
             <w:vAlign w:val="center"/>
           </w:tcPr>
           <w:p>
@@ -17300,12 +15712,6 @@
               <w:right w:val="single" w:sz="6" w:space="0" w:color="1F3864"/>
             </w:tcBorders>
             <w:shd w:val="clear" w:color="auto" w:fill="4472C4"/>
-            <w:tcMar>
-              <w:top w:w="50" w:type="dxa"/>
-              <w:left w:w="90" w:type="dxa"/>
-              <w:bottom w:w="50" w:type="dxa"/>
-              <w:right w:w="90" w:type="dxa"/>
-            </w:tcMar>
             <w:vAlign w:val="center"/>
           </w:tcPr>
           <w:p>
@@ -17349,12 +15755,6 @@
               <w:right w:val="single" w:sz="6" w:space="0" w:color="1F3864"/>
             </w:tcBorders>
             <w:shd w:val="clear" w:color="auto" w:fill="D9E2F3"/>
-            <w:tcMar>
-              <w:top w:w="50" w:type="dxa"/>
-              <w:left w:w="90" w:type="dxa"/>
-              <w:bottom w:w="50" w:type="dxa"/>
-              <w:right w:w="90" w:type="dxa"/>
-            </w:tcMar>
             <w:vAlign w:val="center"/>
           </w:tcPr>
           <w:p>
@@ -17388,12 +15788,6 @@
               <w:right w:val="single" w:sz="6" w:space="0" w:color="1F3864"/>
             </w:tcBorders>
             <w:shd w:val="clear" w:color="auto" w:fill="D9E2F3"/>
-            <w:tcMar>
-              <w:top w:w="50" w:type="dxa"/>
-              <w:left w:w="90" w:type="dxa"/>
-              <w:bottom w:w="50" w:type="dxa"/>
-              <w:right w:w="90" w:type="dxa"/>
-            </w:tcMar>
             <w:vAlign w:val="center"/>
           </w:tcPr>
           <w:p>
@@ -17427,12 +15821,6 @@
               <w:right w:val="single" w:sz="6" w:space="0" w:color="1F3864"/>
             </w:tcBorders>
             <w:shd w:val="clear" w:color="auto" w:fill="D9E2F3"/>
-            <w:tcMar>
-              <w:top w:w="50" w:type="dxa"/>
-              <w:left w:w="90" w:type="dxa"/>
-              <w:bottom w:w="50" w:type="dxa"/>
-              <w:right w:w="90" w:type="dxa"/>
-            </w:tcMar>
             <w:vAlign w:val="center"/>
           </w:tcPr>
           <w:p>
@@ -17466,12 +15854,6 @@
               <w:right w:val="single" w:sz="6" w:space="0" w:color="1F3864"/>
             </w:tcBorders>
             <w:shd w:val="clear" w:color="auto" w:fill="D9E2F3"/>
-            <w:tcMar>
-              <w:top w:w="50" w:type="dxa"/>
-              <w:left w:w="90" w:type="dxa"/>
-              <w:bottom w:w="50" w:type="dxa"/>
-              <w:right w:w="90" w:type="dxa"/>
-            </w:tcMar>
             <w:vAlign w:val="center"/>
           </w:tcPr>
           <w:p>
@@ -17505,12 +15887,6 @@
               <w:right w:val="single" w:sz="6" w:space="0" w:color="1F3864"/>
             </w:tcBorders>
             <w:shd w:val="clear" w:color="auto" w:fill="D9E2F3"/>
-            <w:tcMar>
-              <w:top w:w="50" w:type="dxa"/>
-              <w:left w:w="90" w:type="dxa"/>
-              <w:bottom w:w="50" w:type="dxa"/>
-              <w:right w:w="90" w:type="dxa"/>
-            </w:tcMar>
             <w:vAlign w:val="center"/>
           </w:tcPr>
           <w:p>
@@ -17548,12 +15924,6 @@
               <w:right w:val="single" w:sz="6" w:space="0" w:color="1F3864"/>
             </w:tcBorders>
             <w:shd w:val="clear" w:color="auto" w:fill="D9E2F3"/>
-            <w:tcMar>
-              <w:top w:w="50" w:type="dxa"/>
-              <w:left w:w="90" w:type="dxa"/>
-              <w:bottom w:w="50" w:type="dxa"/>
-              <w:right w:w="90" w:type="dxa"/>
-            </w:tcMar>
             <w:vAlign w:val="center"/>
           </w:tcPr>
           <w:p>
@@ -17587,12 +15957,6 @@
               <w:right w:val="single" w:sz="6" w:space="0" w:color="1F3864"/>
             </w:tcBorders>
             <w:shd w:val="clear" w:color="auto" w:fill="D9E2F3"/>
-            <w:tcMar>
-              <w:top w:w="50" w:type="dxa"/>
-              <w:left w:w="90" w:type="dxa"/>
-              <w:bottom w:w="50" w:type="dxa"/>
-              <w:right w:w="90" w:type="dxa"/>
-            </w:tcMar>
             <w:vAlign w:val="center"/>
           </w:tcPr>
           <w:p>
@@ -17626,12 +15990,6 @@
               <w:right w:val="single" w:sz="6" w:space="0" w:color="1F3864"/>
             </w:tcBorders>
             <w:shd w:val="clear" w:color="auto" w:fill="D9E2F3"/>
-            <w:tcMar>
-              <w:top w:w="50" w:type="dxa"/>
-              <w:left w:w="90" w:type="dxa"/>
-              <w:bottom w:w="50" w:type="dxa"/>
-              <w:right w:w="90" w:type="dxa"/>
-            </w:tcMar>
             <w:vAlign w:val="center"/>
           </w:tcPr>
           <w:p>
@@ -17665,12 +16023,6 @@
               <w:right w:val="single" w:sz="6" w:space="0" w:color="1F3864"/>
             </w:tcBorders>
             <w:shd w:val="clear" w:color="auto" w:fill="D9E2F3"/>
-            <w:tcMar>
-              <w:top w:w="50" w:type="dxa"/>
-              <w:left w:w="90" w:type="dxa"/>
-              <w:bottom w:w="50" w:type="dxa"/>
-              <w:right w:w="90" w:type="dxa"/>
-            </w:tcMar>
             <w:vAlign w:val="center"/>
           </w:tcPr>
           <w:p>
@@ -17704,12 +16056,6 @@
               <w:right w:val="single" w:sz="6" w:space="0" w:color="1F3864"/>
             </w:tcBorders>
             <w:shd w:val="clear" w:color="auto" w:fill="D9E2F3"/>
-            <w:tcMar>
-              <w:top w:w="50" w:type="dxa"/>
-              <w:left w:w="90" w:type="dxa"/>
-              <w:bottom w:w="50" w:type="dxa"/>
-              <w:right w:w="90" w:type="dxa"/>
-            </w:tcMar>
             <w:vAlign w:val="center"/>
           </w:tcPr>
           <w:p>
@@ -17747,12 +16093,6 @@
               <w:right w:val="single" w:sz="6" w:space="0" w:color="1F3864"/>
             </w:tcBorders>
             <w:shd w:val="clear" w:color="auto" w:fill="D9E2F3"/>
-            <w:tcMar>
-              <w:top w:w="50" w:type="dxa"/>
-              <w:left w:w="90" w:type="dxa"/>
-              <w:bottom w:w="50" w:type="dxa"/>
-              <w:right w:w="90" w:type="dxa"/>
-            </w:tcMar>
             <w:vAlign w:val="center"/>
           </w:tcPr>
           <w:p>
@@ -17786,12 +16126,6 @@
               <w:right w:val="single" w:sz="6" w:space="0" w:color="1F3864"/>
             </w:tcBorders>
             <w:shd w:val="clear" w:color="auto" w:fill="D9E2F3"/>
-            <w:tcMar>
-              <w:top w:w="50" w:type="dxa"/>
-              <w:left w:w="90" w:type="dxa"/>
-              <w:bottom w:w="50" w:type="dxa"/>
-              <w:right w:w="90" w:type="dxa"/>
-            </w:tcMar>
             <w:vAlign w:val="center"/>
           </w:tcPr>
           <w:p>
@@ -17825,12 +16159,6 @@
               <w:right w:val="single" w:sz="6" w:space="0" w:color="1F3864"/>
             </w:tcBorders>
             <w:shd w:val="clear" w:color="auto" w:fill="D9E2F3"/>
-            <w:tcMar>
-              <w:top w:w="50" w:type="dxa"/>
-              <w:left w:w="90" w:type="dxa"/>
-              <w:bottom w:w="50" w:type="dxa"/>
-              <w:right w:w="90" w:type="dxa"/>
-            </w:tcMar>
             <w:vAlign w:val="center"/>
           </w:tcPr>
           <w:p>
@@ -17864,12 +16192,6 @@
               <w:right w:val="single" w:sz="6" w:space="0" w:color="1F3864"/>
             </w:tcBorders>
             <w:shd w:val="clear" w:color="auto" w:fill="D9E2F3"/>
-            <w:tcMar>
-              <w:top w:w="50" w:type="dxa"/>
-              <w:left w:w="90" w:type="dxa"/>
-              <w:bottom w:w="50" w:type="dxa"/>
-              <w:right w:w="90" w:type="dxa"/>
-            </w:tcMar>
             <w:vAlign w:val="center"/>
           </w:tcPr>
           <w:p>
@@ -17903,12 +16225,6 @@
               <w:right w:val="single" w:sz="6" w:space="0" w:color="1F3864"/>
             </w:tcBorders>
             <w:shd w:val="clear" w:color="auto" w:fill="D9E2F3"/>
-            <w:tcMar>
-              <w:top w:w="50" w:type="dxa"/>
-              <w:left w:w="90" w:type="dxa"/>
-              <w:bottom w:w="50" w:type="dxa"/>
-              <w:right w:w="90" w:type="dxa"/>
-            </w:tcMar>
             <w:vAlign w:val="center"/>
           </w:tcPr>
           <w:p>
@@ -17946,12 +16262,6 @@
               <w:right w:val="single" w:sz="6" w:space="0" w:color="1F3864"/>
             </w:tcBorders>
             <w:shd w:val="clear" w:color="auto" w:fill="D9E2F3"/>
-            <w:tcMar>
-              <w:top w:w="50" w:type="dxa"/>
-              <w:left w:w="90" w:type="dxa"/>
-              <w:bottom w:w="50" w:type="dxa"/>
-              <w:right w:w="90" w:type="dxa"/>
-            </w:tcMar>
             <w:vAlign w:val="center"/>
           </w:tcPr>
           <w:p>
@@ -17985,12 +16295,6 @@
               <w:right w:val="single" w:sz="6" w:space="0" w:color="1F3864"/>
             </w:tcBorders>
             <w:shd w:val="clear" w:color="auto" w:fill="D9E2F3"/>
-            <w:tcMar>
-              <w:top w:w="50" w:type="dxa"/>
-              <w:left w:w="90" w:type="dxa"/>
-              <w:bottom w:w="50" w:type="dxa"/>
-              <w:right w:w="90" w:type="dxa"/>
-            </w:tcMar>
             <w:vAlign w:val="center"/>
           </w:tcPr>
           <w:p>
@@ -18035,12 +16339,6 @@
               <w:right w:val="single" w:sz="6" w:space="0" w:color="1F3864"/>
             </w:tcBorders>
             <w:shd w:val="clear" w:color="auto" w:fill="4472C4"/>
-            <w:tcMar>
-              <w:top w:w="50" w:type="dxa"/>
-              <w:left w:w="90" w:type="dxa"/>
-              <w:bottom w:w="50" w:type="dxa"/>
-              <w:right w:w="90" w:type="dxa"/>
-            </w:tcMar>
             <w:vAlign w:val="center"/>
           </w:tcPr>
           <w:p>
@@ -18082,12 +16380,6 @@
               <w:right w:val="single" w:sz="6" w:space="0" w:color="1F3864"/>
             </w:tcBorders>
             <w:shd w:val="clear" w:color="auto" w:fill="D9E2F3"/>
-            <w:tcMar>
-              <w:top w:w="50" w:type="dxa"/>
-              <w:left w:w="90" w:type="dxa"/>
-              <w:bottom w:w="50" w:type="dxa"/>
-              <w:right w:w="90" w:type="dxa"/>
-            </w:tcMar>
             <w:vAlign w:val="center"/>
           </w:tcPr>
           <w:p>
@@ -18121,12 +16413,6 @@
               <w:right w:val="single" w:sz="6" w:space="0" w:color="1F3864"/>
             </w:tcBorders>
             <w:shd w:val="clear" w:color="auto" w:fill="4472C4"/>
-            <w:tcMar>
-              <w:top w:w="50" w:type="dxa"/>
-              <w:left w:w="90" w:type="dxa"/>
-              <w:bottom w:w="50" w:type="dxa"/>
-              <w:right w:w="90" w:type="dxa"/>
-            </w:tcMar>
             <w:vAlign w:val="center"/>
           </w:tcPr>
           <w:p>
@@ -18166,12 +16452,6 @@
               <w:right w:val="single" w:sz="6" w:space="0" w:color="1F3864"/>
             </w:tcBorders>
             <w:shd w:val="clear" w:color="auto" w:fill="4472C4"/>
-            <w:tcMar>
-              <w:top w:w="50" w:type="dxa"/>
-              <w:left w:w="90" w:type="dxa"/>
-              <w:bottom w:w="50" w:type="dxa"/>
-              <w:right w:w="90" w:type="dxa"/>
-            </w:tcMar>
             <w:vAlign w:val="center"/>
           </w:tcPr>
           <w:p>
@@ -18211,12 +16491,6 @@
               <w:right w:val="single" w:sz="6" w:space="0" w:color="1F3864"/>
             </w:tcBorders>
             <w:shd w:val="clear" w:color="auto" w:fill="4472C4"/>
-            <w:tcMar>
-              <w:top w:w="50" w:type="dxa"/>
-              <w:left w:w="90" w:type="dxa"/>
-              <w:bottom w:w="50" w:type="dxa"/>
-              <w:right w:w="90" w:type="dxa"/>
-            </w:tcMar>
             <w:vAlign w:val="center"/>
           </w:tcPr>
           <w:p>
@@ -18256,12 +16530,6 @@
               <w:right w:val="single" w:sz="6" w:space="0" w:color="1F3864"/>
             </w:tcBorders>
             <w:shd w:val="clear" w:color="auto" w:fill="4472C4"/>
-            <w:tcMar>
-              <w:top w:w="50" w:type="dxa"/>
-              <w:left w:w="90" w:type="dxa"/>
-              <w:bottom w:w="50" w:type="dxa"/>
-              <w:right w:w="90" w:type="dxa"/>
-            </w:tcMar>
             <w:vAlign w:val="center"/>
           </w:tcPr>
           <w:p>
@@ -18305,12 +16573,6 @@
               <w:right w:val="single" w:sz="6" w:space="0" w:color="1F3864"/>
             </w:tcBorders>
             <w:shd w:val="clear" w:color="auto" w:fill="D9E2F3"/>
-            <w:tcMar>
-              <w:top w:w="50" w:type="dxa"/>
-              <w:left w:w="90" w:type="dxa"/>
-              <w:bottom w:w="50" w:type="dxa"/>
-              <w:right w:w="90" w:type="dxa"/>
-            </w:tcMar>
             <w:vAlign w:val="center"/>
           </w:tcPr>
           <w:p>
@@ -18344,12 +16606,6 @@
               <w:right w:val="single" w:sz="6" w:space="0" w:color="1F3864"/>
             </w:tcBorders>
             <w:shd w:val="clear" w:color="auto" w:fill="D9E2F3"/>
-            <w:tcMar>
-              <w:top w:w="50" w:type="dxa"/>
-              <w:left w:w="90" w:type="dxa"/>
-              <w:bottom w:w="50" w:type="dxa"/>
-              <w:right w:w="90" w:type="dxa"/>
-            </w:tcMar>
             <w:vAlign w:val="center"/>
           </w:tcPr>
           <w:p>
@@ -18383,12 +16639,6 @@
               <w:right w:val="single" w:sz="6" w:space="0" w:color="1F3864"/>
             </w:tcBorders>
             <w:shd w:val="clear" w:color="auto" w:fill="D9E2F3"/>
-            <w:tcMar>
-              <w:top w:w="50" w:type="dxa"/>
-              <w:left w:w="90" w:type="dxa"/>
-              <w:bottom w:w="50" w:type="dxa"/>
-              <w:right w:w="90" w:type="dxa"/>
-            </w:tcMar>
             <w:vAlign w:val="center"/>
           </w:tcPr>
           <w:p>
@@ -18432,12 +16682,6 @@
               <w:right w:val="single" w:sz="6" w:space="0" w:color="1F3864"/>
             </w:tcBorders>
             <w:shd w:val="clear" w:color="auto" w:fill="D9E2F3"/>
-            <w:tcMar>
-              <w:top w:w="50" w:type="dxa"/>
-              <w:left w:w="90" w:type="dxa"/>
-              <w:bottom w:w="50" w:type="dxa"/>
-              <w:right w:w="90" w:type="dxa"/>
-            </w:tcMar>
             <w:vAlign w:val="center"/>
           </w:tcPr>
           <w:p>
@@ -18471,12 +16715,6 @@
               <w:right w:val="single" w:sz="6" w:space="0" w:color="1F3864"/>
             </w:tcBorders>
             <w:shd w:val="clear" w:color="auto" w:fill="D9E2F3"/>
-            <w:tcMar>
-              <w:top w:w="50" w:type="dxa"/>
-              <w:left w:w="90" w:type="dxa"/>
-              <w:bottom w:w="50" w:type="dxa"/>
-              <w:right w:w="90" w:type="dxa"/>
-            </w:tcMar>
             <w:vAlign w:val="center"/>
           </w:tcPr>
           <w:p>
@@ -18514,12 +16752,6 @@
               <w:right w:val="single" w:sz="6" w:space="0" w:color="1F3864"/>
             </w:tcBorders>
             <w:shd w:val="clear" w:color="auto" w:fill="D9E2F3"/>
-            <w:tcMar>
-              <w:top w:w="50" w:type="dxa"/>
-              <w:left w:w="90" w:type="dxa"/>
-              <w:bottom w:w="50" w:type="dxa"/>
-              <w:right w:w="90" w:type="dxa"/>
-            </w:tcMar>
             <w:vAlign w:val="center"/>
           </w:tcPr>
           <w:p>
@@ -18553,12 +16785,6 @@
               <w:right w:val="single" w:sz="6" w:space="0" w:color="1F3864"/>
             </w:tcBorders>
             <w:shd w:val="clear" w:color="auto" w:fill="D9E2F3"/>
-            <w:tcMar>
-              <w:top w:w="50" w:type="dxa"/>
-              <w:left w:w="90" w:type="dxa"/>
-              <w:bottom w:w="50" w:type="dxa"/>
-              <w:right w:w="90" w:type="dxa"/>
-            </w:tcMar>
             <w:vAlign w:val="center"/>
           </w:tcPr>
           <w:p>
@@ -18592,12 +16818,6 @@
               <w:right w:val="single" w:sz="6" w:space="0" w:color="1F3864"/>
             </w:tcBorders>
             <w:shd w:val="clear" w:color="auto" w:fill="D9E2F3"/>
-            <w:tcMar>
-              <w:top w:w="50" w:type="dxa"/>
-              <w:left w:w="90" w:type="dxa"/>
-              <w:bottom w:w="50" w:type="dxa"/>
-              <w:right w:w="90" w:type="dxa"/>
-            </w:tcMar>
             <w:vAlign w:val="center"/>
           </w:tcPr>
           <w:p>
@@ -18641,12 +16861,6 @@
               <w:right w:val="single" w:sz="6" w:space="0" w:color="1F3864"/>
             </w:tcBorders>
             <w:shd w:val="clear" w:color="auto" w:fill="D9E2F3"/>
-            <w:tcMar>
-              <w:top w:w="50" w:type="dxa"/>
-              <w:left w:w="90" w:type="dxa"/>
-              <w:bottom w:w="50" w:type="dxa"/>
-              <w:right w:w="90" w:type="dxa"/>
-            </w:tcMar>
             <w:vAlign w:val="center"/>
           </w:tcPr>
           <w:p>
@@ -18680,12 +16894,6 @@
               <w:right w:val="single" w:sz="6" w:space="0" w:color="1F3864"/>
             </w:tcBorders>
             <w:shd w:val="clear" w:color="auto" w:fill="D9E2F3"/>
-            <w:tcMar>
-              <w:top w:w="50" w:type="dxa"/>
-              <w:left w:w="90" w:type="dxa"/>
-              <w:bottom w:w="50" w:type="dxa"/>
-              <w:right w:w="90" w:type="dxa"/>
-            </w:tcMar>
             <w:vAlign w:val="center"/>
           </w:tcPr>
           <w:p>
@@ -18723,12 +16931,6 @@
               <w:right w:val="single" w:sz="6" w:space="0" w:color="1F3864"/>
             </w:tcBorders>
             <w:shd w:val="clear" w:color="auto" w:fill="D9E2F3"/>
-            <w:tcMar>
-              <w:top w:w="50" w:type="dxa"/>
-              <w:left w:w="90" w:type="dxa"/>
-              <w:bottom w:w="50" w:type="dxa"/>
-              <w:right w:w="90" w:type="dxa"/>
-            </w:tcMar>
             <w:vAlign w:val="center"/>
           </w:tcPr>
           <w:p>
@@ -18762,12 +16964,6 @@
               <w:right w:val="single" w:sz="6" w:space="0" w:color="1F3864"/>
             </w:tcBorders>
             <w:shd w:val="clear" w:color="auto" w:fill="D9E2F3"/>
-            <w:tcMar>
-              <w:top w:w="50" w:type="dxa"/>
-              <w:left w:w="90" w:type="dxa"/>
-              <w:bottom w:w="50" w:type="dxa"/>
-              <w:right w:w="90" w:type="dxa"/>
-            </w:tcMar>
             <w:vAlign w:val="center"/>
           </w:tcPr>
           <w:p>
@@ -18801,12 +16997,6 @@
               <w:right w:val="single" w:sz="6" w:space="0" w:color="1F3864"/>
             </w:tcBorders>
             <w:shd w:val="clear" w:color="auto" w:fill="D9E2F3"/>
-            <w:tcMar>
-              <w:top w:w="50" w:type="dxa"/>
-              <w:left w:w="90" w:type="dxa"/>
-              <w:bottom w:w="50" w:type="dxa"/>
-              <w:right w:w="90" w:type="dxa"/>
-            </w:tcMar>
             <w:vAlign w:val="center"/>
           </w:tcPr>
           <w:p>
@@ -18840,12 +17030,6 @@
               <w:right w:val="single" w:sz="6" w:space="0" w:color="1F3864"/>
             </w:tcBorders>
             <w:shd w:val="clear" w:color="auto" w:fill="D9E2F3"/>
-            <w:tcMar>
-              <w:top w:w="50" w:type="dxa"/>
-              <w:left w:w="90" w:type="dxa"/>
-              <w:bottom w:w="50" w:type="dxa"/>
-              <w:right w:w="90" w:type="dxa"/>
-            </w:tcMar>
             <w:vAlign w:val="center"/>
           </w:tcPr>
           <w:p>
@@ -18879,12 +17063,6 @@
               <w:right w:val="single" w:sz="6" w:space="0" w:color="1F3864"/>
             </w:tcBorders>
             <w:shd w:val="clear" w:color="auto" w:fill="D9E2F3"/>
-            <w:tcMar>
-              <w:top w:w="50" w:type="dxa"/>
-              <w:left w:w="90" w:type="dxa"/>
-              <w:bottom w:w="50" w:type="dxa"/>
-              <w:right w:w="90" w:type="dxa"/>
-            </w:tcMar>
             <w:vAlign w:val="center"/>
           </w:tcPr>
           <w:p>
@@ -18922,12 +17100,6 @@
               <w:right w:val="single" w:sz="6" w:space="0" w:color="1F3864"/>
             </w:tcBorders>
             <w:shd w:val="clear" w:color="auto" w:fill="D9E2F3"/>
-            <w:tcMar>
-              <w:top w:w="50" w:type="dxa"/>
-              <w:left w:w="90" w:type="dxa"/>
-              <w:bottom w:w="50" w:type="dxa"/>
-              <w:right w:w="90" w:type="dxa"/>
-            </w:tcMar>
             <w:vAlign w:val="center"/>
           </w:tcPr>
           <w:p>
@@ -18961,12 +17133,6 @@
               <w:right w:val="single" w:sz="6" w:space="0" w:color="1F3864"/>
             </w:tcBorders>
             <w:shd w:val="clear" w:color="auto" w:fill="D9E2F3"/>
-            <w:tcMar>
-              <w:top w:w="50" w:type="dxa"/>
-              <w:left w:w="90" w:type="dxa"/>
-              <w:bottom w:w="50" w:type="dxa"/>
-              <w:right w:w="90" w:type="dxa"/>
-            </w:tcMar>
             <w:vAlign w:val="center"/>
           </w:tcPr>
           <w:p>
@@ -19011,12 +17177,6 @@
               <w:right w:val="single" w:sz="6" w:space="0" w:color="1F3864"/>
             </w:tcBorders>
             <w:shd w:val="clear" w:color="auto" w:fill="4472C4"/>
-            <w:tcMar>
-              <w:top w:w="50" w:type="dxa"/>
-              <w:left w:w="90" w:type="dxa"/>
-              <w:bottom w:w="50" w:type="dxa"/>
-              <w:right w:w="90" w:type="dxa"/>
-            </w:tcMar>
             <w:vAlign w:val="center"/>
           </w:tcPr>
           <w:p>
@@ -19058,12 +17218,6 @@
               <w:right w:val="single" w:sz="6" w:space="0" w:color="1F3864"/>
             </w:tcBorders>
             <w:shd w:val="clear" w:color="auto" w:fill="D9E2F3"/>
-            <w:tcMar>
-              <w:top w:w="50" w:type="dxa"/>
-              <w:left w:w="90" w:type="dxa"/>
-              <w:bottom w:w="50" w:type="dxa"/>
-              <w:right w:w="90" w:type="dxa"/>
-            </w:tcMar>
             <w:vAlign w:val="center"/>
           </w:tcPr>
           <w:p>
@@ -19097,12 +17251,6 @@
               <w:right w:val="single" w:sz="6" w:space="0" w:color="1F3864"/>
             </w:tcBorders>
             <w:shd w:val="clear" w:color="auto" w:fill="4472C4"/>
-            <w:tcMar>
-              <w:top w:w="50" w:type="dxa"/>
-              <w:left w:w="90" w:type="dxa"/>
-              <w:bottom w:w="50" w:type="dxa"/>
-              <w:right w:w="90" w:type="dxa"/>
-            </w:tcMar>
             <w:vAlign w:val="center"/>
           </w:tcPr>
           <w:p>
@@ -19142,12 +17290,6 @@
               <w:right w:val="single" w:sz="6" w:space="0" w:color="1F3864"/>
             </w:tcBorders>
             <w:shd w:val="clear" w:color="auto" w:fill="4472C4"/>
-            <w:tcMar>
-              <w:top w:w="50" w:type="dxa"/>
-              <w:left w:w="90" w:type="dxa"/>
-              <w:bottom w:w="50" w:type="dxa"/>
-              <w:right w:w="90" w:type="dxa"/>
-            </w:tcMar>
             <w:vAlign w:val="center"/>
           </w:tcPr>
           <w:p>
@@ -19187,12 +17329,6 @@
               <w:right w:val="single" w:sz="6" w:space="0" w:color="1F3864"/>
             </w:tcBorders>
             <w:shd w:val="clear" w:color="auto" w:fill="4472C4"/>
-            <w:tcMar>
-              <w:top w:w="50" w:type="dxa"/>
-              <w:left w:w="90" w:type="dxa"/>
-              <w:bottom w:w="50" w:type="dxa"/>
-              <w:right w:w="90" w:type="dxa"/>
-            </w:tcMar>
             <w:vAlign w:val="center"/>
           </w:tcPr>
           <w:p>
@@ -19232,12 +17368,6 @@
               <w:right w:val="single" w:sz="6" w:space="0" w:color="1F3864"/>
             </w:tcBorders>
             <w:shd w:val="clear" w:color="auto" w:fill="4472C4"/>
-            <w:tcMar>
-              <w:top w:w="50" w:type="dxa"/>
-              <w:left w:w="90" w:type="dxa"/>
-              <w:bottom w:w="50" w:type="dxa"/>
-              <w:right w:w="90" w:type="dxa"/>
-            </w:tcMar>
             <w:vAlign w:val="center"/>
           </w:tcPr>
           <w:p>
@@ -19281,12 +17411,6 @@
               <w:right w:val="single" w:sz="6" w:space="0" w:color="1F3864"/>
             </w:tcBorders>
             <w:shd w:val="clear" w:color="auto" w:fill="D9E2F3"/>
-            <w:tcMar>
-              <w:top w:w="50" w:type="dxa"/>
-              <w:left w:w="90" w:type="dxa"/>
-              <w:bottom w:w="50" w:type="dxa"/>
-              <w:right w:w="90" w:type="dxa"/>
-            </w:tcMar>
             <w:vAlign w:val="center"/>
           </w:tcPr>
           <w:p>
@@ -19320,12 +17444,6 @@
               <w:right w:val="single" w:sz="6" w:space="0" w:color="1F3864"/>
             </w:tcBorders>
             <w:shd w:val="clear" w:color="auto" w:fill="D9E2F3"/>
-            <w:tcMar>
-              <w:top w:w="50" w:type="dxa"/>
-              <w:left w:w="90" w:type="dxa"/>
-              <w:bottom w:w="50" w:type="dxa"/>
-              <w:right w:w="90" w:type="dxa"/>
-            </w:tcMar>
             <w:vAlign w:val="center"/>
           </w:tcPr>
           <w:p>
@@ -19359,12 +17477,6 @@
               <w:right w:val="single" w:sz="6" w:space="0" w:color="1F3864"/>
             </w:tcBorders>
             <w:shd w:val="clear" w:color="auto" w:fill="D9E2F3"/>
-            <w:tcMar>
-              <w:top w:w="50" w:type="dxa"/>
-              <w:left w:w="90" w:type="dxa"/>
-              <w:bottom w:w="50" w:type="dxa"/>
-              <w:right w:w="90" w:type="dxa"/>
-            </w:tcMar>
             <w:vAlign w:val="center"/>
           </w:tcPr>
           <w:p>
@@ -19398,12 +17510,6 @@
               <w:right w:val="single" w:sz="6" w:space="0" w:color="1F3864"/>
             </w:tcBorders>
             <w:shd w:val="clear" w:color="auto" w:fill="D9E2F3"/>
-            <w:tcMar>
-              <w:top w:w="50" w:type="dxa"/>
-              <w:left w:w="90" w:type="dxa"/>
-              <w:bottom w:w="50" w:type="dxa"/>
-              <w:right w:w="90" w:type="dxa"/>
-            </w:tcMar>
             <w:vAlign w:val="center"/>
           </w:tcPr>
           <w:p>
@@ -19437,12 +17543,6 @@
               <w:right w:val="single" w:sz="6" w:space="0" w:color="1F3864"/>
             </w:tcBorders>
             <w:shd w:val="clear" w:color="auto" w:fill="D9E2F3"/>
-            <w:tcMar>
-              <w:top w:w="50" w:type="dxa"/>
-              <w:left w:w="90" w:type="dxa"/>
-              <w:bottom w:w="50" w:type="dxa"/>
-              <w:right w:w="90" w:type="dxa"/>
-            </w:tcMar>
             <w:vAlign w:val="center"/>
           </w:tcPr>
           <w:p>
@@ -19480,12 +17580,6 @@
               <w:right w:val="single" w:sz="6" w:space="0" w:color="1F3864"/>
             </w:tcBorders>
             <w:shd w:val="clear" w:color="auto" w:fill="D9E2F3"/>
-            <w:tcMar>
-              <w:top w:w="50" w:type="dxa"/>
-              <w:left w:w="90" w:type="dxa"/>
-              <w:bottom w:w="50" w:type="dxa"/>
-              <w:right w:w="90" w:type="dxa"/>
-            </w:tcMar>
             <w:vAlign w:val="center"/>
           </w:tcPr>
           <w:p>
@@ -19519,12 +17613,6 @@
               <w:right w:val="single" w:sz="6" w:space="0" w:color="1F3864"/>
             </w:tcBorders>
             <w:shd w:val="clear" w:color="auto" w:fill="D9E2F3"/>
-            <w:tcMar>
-              <w:top w:w="50" w:type="dxa"/>
-              <w:left w:w="90" w:type="dxa"/>
-              <w:bottom w:w="50" w:type="dxa"/>
-              <w:right w:w="90" w:type="dxa"/>
-            </w:tcMar>
             <w:vAlign w:val="center"/>
           </w:tcPr>
           <w:p>
@@ -19558,12 +17646,6 @@
               <w:right w:val="single" w:sz="6" w:space="0" w:color="1F3864"/>
             </w:tcBorders>
             <w:shd w:val="clear" w:color="auto" w:fill="D9E2F3"/>
-            <w:tcMar>
-              <w:top w:w="50" w:type="dxa"/>
-              <w:left w:w="90" w:type="dxa"/>
-              <w:bottom w:w="50" w:type="dxa"/>
-              <w:right w:w="90" w:type="dxa"/>
-            </w:tcMar>
             <w:vAlign w:val="center"/>
           </w:tcPr>
           <w:p>
@@ -19597,12 +17679,6 @@
               <w:right w:val="single" w:sz="6" w:space="0" w:color="1F3864"/>
             </w:tcBorders>
             <w:shd w:val="clear" w:color="auto" w:fill="D9E2F3"/>
-            <w:tcMar>
-              <w:top w:w="50" w:type="dxa"/>
-              <w:left w:w="90" w:type="dxa"/>
-              <w:bottom w:w="50" w:type="dxa"/>
-              <w:right w:w="90" w:type="dxa"/>
-            </w:tcMar>
             <w:vAlign w:val="center"/>
           </w:tcPr>
           <w:p>
@@ -19636,12 +17712,6 @@
               <w:right w:val="single" w:sz="6" w:space="0" w:color="1F3864"/>
             </w:tcBorders>
             <w:shd w:val="clear" w:color="auto" w:fill="D9E2F3"/>
-            <w:tcMar>
-              <w:top w:w="50" w:type="dxa"/>
-              <w:left w:w="90" w:type="dxa"/>
-              <w:bottom w:w="50" w:type="dxa"/>
-              <w:right w:w="90" w:type="dxa"/>
-            </w:tcMar>
             <w:vAlign w:val="center"/>
           </w:tcPr>
           <w:p>
@@ -19679,12 +17749,6 @@
               <w:right w:val="single" w:sz="6" w:space="0" w:color="1F3864"/>
             </w:tcBorders>
             <w:shd w:val="clear" w:color="auto" w:fill="D9E2F3"/>
-            <w:tcMar>
-              <w:top w:w="50" w:type="dxa"/>
-              <w:left w:w="90" w:type="dxa"/>
-              <w:bottom w:w="50" w:type="dxa"/>
-              <w:right w:w="90" w:type="dxa"/>
-            </w:tcMar>
             <w:vAlign w:val="center"/>
           </w:tcPr>
           <w:p>
@@ -19718,12 +17782,6 @@
               <w:right w:val="single" w:sz="6" w:space="0" w:color="1F3864"/>
             </w:tcBorders>
             <w:shd w:val="clear" w:color="auto" w:fill="D9E2F3"/>
-            <w:tcMar>
-              <w:top w:w="50" w:type="dxa"/>
-              <w:left w:w="90" w:type="dxa"/>
-              <w:bottom w:w="50" w:type="dxa"/>
-              <w:right w:w="90" w:type="dxa"/>
-            </w:tcMar>
             <w:vAlign w:val="center"/>
           </w:tcPr>
           <w:p>
@@ -19757,12 +17815,6 @@
               <w:right w:val="single" w:sz="6" w:space="0" w:color="1F3864"/>
             </w:tcBorders>
             <w:shd w:val="clear" w:color="auto" w:fill="D9E2F3"/>
-            <w:tcMar>
-              <w:top w:w="50" w:type="dxa"/>
-              <w:left w:w="90" w:type="dxa"/>
-              <w:bottom w:w="50" w:type="dxa"/>
-              <w:right w:w="90" w:type="dxa"/>
-            </w:tcMar>
             <w:vAlign w:val="center"/>
           </w:tcPr>
           <w:p>
@@ -19796,12 +17848,6 @@
               <w:right w:val="single" w:sz="6" w:space="0" w:color="1F3864"/>
             </w:tcBorders>
             <w:shd w:val="clear" w:color="auto" w:fill="D9E2F3"/>
-            <w:tcMar>
-              <w:top w:w="50" w:type="dxa"/>
-              <w:left w:w="90" w:type="dxa"/>
-              <w:bottom w:w="50" w:type="dxa"/>
-              <w:right w:w="90" w:type="dxa"/>
-            </w:tcMar>
             <w:vAlign w:val="center"/>
           </w:tcPr>
           <w:p>
@@ -19835,12 +17881,6 @@
               <w:right w:val="single" w:sz="6" w:space="0" w:color="1F3864"/>
             </w:tcBorders>
             <w:shd w:val="clear" w:color="auto" w:fill="D9E2F3"/>
-            <w:tcMar>
-              <w:top w:w="50" w:type="dxa"/>
-              <w:left w:w="90" w:type="dxa"/>
-              <w:bottom w:w="50" w:type="dxa"/>
-              <w:right w:w="90" w:type="dxa"/>
-            </w:tcMar>
             <w:vAlign w:val="center"/>
           </w:tcPr>
           <w:p>
@@ -19878,12 +17918,6 @@
               <w:right w:val="single" w:sz="6" w:space="0" w:color="1F3864"/>
             </w:tcBorders>
             <w:shd w:val="clear" w:color="auto" w:fill="D9E2F3"/>
-            <w:tcMar>
-              <w:top w:w="50" w:type="dxa"/>
-              <w:left w:w="90" w:type="dxa"/>
-              <w:bottom w:w="50" w:type="dxa"/>
-              <w:right w:w="90" w:type="dxa"/>
-            </w:tcMar>
             <w:vAlign w:val="center"/>
           </w:tcPr>
           <w:p>
@@ -19917,12 +17951,6 @@
               <w:right w:val="single" w:sz="6" w:space="0" w:color="1F3864"/>
             </w:tcBorders>
             <w:shd w:val="clear" w:color="auto" w:fill="D9E2F3"/>
-            <w:tcMar>
-              <w:top w:w="50" w:type="dxa"/>
-              <w:left w:w="90" w:type="dxa"/>
-              <w:bottom w:w="50" w:type="dxa"/>
-              <w:right w:w="90" w:type="dxa"/>
-            </w:tcMar>
             <w:vAlign w:val="center"/>
           </w:tcPr>
           <w:p>
@@ -19967,12 +17995,6 @@
               <w:right w:val="single" w:sz="6" w:space="0" w:color="1F3864"/>
             </w:tcBorders>
             <w:shd w:val="clear" w:color="auto" w:fill="4472C4"/>
-            <w:tcMar>
-              <w:top w:w="50" w:type="dxa"/>
-              <w:left w:w="90" w:type="dxa"/>
-              <w:bottom w:w="50" w:type="dxa"/>
-              <w:right w:w="90" w:type="dxa"/>
-            </w:tcMar>
             <w:vAlign w:val="center"/>
           </w:tcPr>
           <w:p>
@@ -20014,12 +18036,6 @@
               <w:right w:val="single" w:sz="6" w:space="0" w:color="1F3864"/>
             </w:tcBorders>
             <w:shd w:val="clear" w:color="auto" w:fill="D9E2F3"/>
-            <w:tcMar>
-              <w:top w:w="50" w:type="dxa"/>
-              <w:left w:w="90" w:type="dxa"/>
-              <w:bottom w:w="50" w:type="dxa"/>
-              <w:right w:w="90" w:type="dxa"/>
-            </w:tcMar>
             <w:vAlign w:val="center"/>
           </w:tcPr>
           <w:p>
@@ -20053,12 +18069,6 @@
               <w:right w:val="single" w:sz="6" w:space="0" w:color="1F3864"/>
             </w:tcBorders>
             <w:shd w:val="clear" w:color="auto" w:fill="4472C4"/>
-            <w:tcMar>
-              <w:top w:w="50" w:type="dxa"/>
-              <w:left w:w="90" w:type="dxa"/>
-              <w:bottom w:w="50" w:type="dxa"/>
-              <w:right w:w="90" w:type="dxa"/>
-            </w:tcMar>
             <w:vAlign w:val="center"/>
           </w:tcPr>
           <w:p>
@@ -20098,12 +18108,6 @@
               <w:right w:val="single" w:sz="6" w:space="0" w:color="1F3864"/>
             </w:tcBorders>
             <w:shd w:val="clear" w:color="auto" w:fill="4472C4"/>
-            <w:tcMar>
-              <w:top w:w="50" w:type="dxa"/>
-              <w:left w:w="90" w:type="dxa"/>
-              <w:bottom w:w="50" w:type="dxa"/>
-              <w:right w:w="90" w:type="dxa"/>
-            </w:tcMar>
             <w:vAlign w:val="center"/>
           </w:tcPr>
           <w:p>
@@ -20143,12 +18147,6 @@
               <w:right w:val="single" w:sz="6" w:space="0" w:color="1F3864"/>
             </w:tcBorders>
             <w:shd w:val="clear" w:color="auto" w:fill="4472C4"/>
-            <w:tcMar>
-              <w:top w:w="50" w:type="dxa"/>
-              <w:left w:w="90" w:type="dxa"/>
-              <w:bottom w:w="50" w:type="dxa"/>
-              <w:right w:w="90" w:type="dxa"/>
-            </w:tcMar>
             <w:vAlign w:val="center"/>
           </w:tcPr>
           <w:p>
@@ -20188,12 +18186,6 @@
               <w:right w:val="single" w:sz="6" w:space="0" w:color="1F3864"/>
             </w:tcBorders>
             <w:shd w:val="clear" w:color="auto" w:fill="4472C4"/>
-            <w:tcMar>
-              <w:top w:w="50" w:type="dxa"/>
-              <w:left w:w="90" w:type="dxa"/>
-              <w:bottom w:w="50" w:type="dxa"/>
-              <w:right w:w="90" w:type="dxa"/>
-            </w:tcMar>
             <w:vAlign w:val="center"/>
           </w:tcPr>
           <w:p>
@@ -20237,12 +18229,6 @@
               <w:right w:val="single" w:sz="6" w:space="0" w:color="1F3864"/>
             </w:tcBorders>
             <w:shd w:val="clear" w:color="auto" w:fill="D9E2F3"/>
-            <w:tcMar>
-              <w:top w:w="50" w:type="dxa"/>
-              <w:left w:w="90" w:type="dxa"/>
-              <w:bottom w:w="50" w:type="dxa"/>
-              <w:right w:w="90" w:type="dxa"/>
-            </w:tcMar>
             <w:vAlign w:val="center"/>
           </w:tcPr>
           <w:p>
@@ -20276,12 +18262,6 @@
               <w:right w:val="single" w:sz="6" w:space="0" w:color="1F3864"/>
             </w:tcBorders>
             <w:shd w:val="clear" w:color="auto" w:fill="D9E2F3"/>
-            <w:tcMar>
-              <w:top w:w="50" w:type="dxa"/>
-              <w:left w:w="90" w:type="dxa"/>
-              <w:bottom w:w="50" w:type="dxa"/>
-              <w:right w:w="90" w:type="dxa"/>
-            </w:tcMar>
             <w:vAlign w:val="center"/>
           </w:tcPr>
           <w:p>
@@ -20315,12 +18295,6 @@
               <w:right w:val="single" w:sz="6" w:space="0" w:color="1F3864"/>
             </w:tcBorders>
             <w:shd w:val="clear" w:color="auto" w:fill="D9E2F3"/>
-            <w:tcMar>
-              <w:top w:w="50" w:type="dxa"/>
-              <w:left w:w="90" w:type="dxa"/>
-              <w:bottom w:w="50" w:type="dxa"/>
-              <w:right w:w="90" w:type="dxa"/>
-            </w:tcMar>
             <w:vAlign w:val="center"/>
           </w:tcPr>
           <w:p>
@@ -20354,12 +18328,6 @@
               <w:right w:val="single" w:sz="6" w:space="0" w:color="1F3864"/>
             </w:tcBorders>
             <w:shd w:val="clear" w:color="auto" w:fill="D9E2F3"/>
-            <w:tcMar>
-              <w:top w:w="50" w:type="dxa"/>
-              <w:left w:w="90" w:type="dxa"/>
-              <w:bottom w:w="50" w:type="dxa"/>
-              <w:right w:w="90" w:type="dxa"/>
-            </w:tcMar>
             <w:vAlign w:val="center"/>
           </w:tcPr>
           <w:p>
@@ -20393,12 +18361,6 @@
               <w:right w:val="single" w:sz="6" w:space="0" w:color="1F3864"/>
             </w:tcBorders>
             <w:shd w:val="clear" w:color="auto" w:fill="D9E2F3"/>
-            <w:tcMar>
-              <w:top w:w="50" w:type="dxa"/>
-              <w:left w:w="90" w:type="dxa"/>
-              <w:bottom w:w="50" w:type="dxa"/>
-              <w:right w:w="90" w:type="dxa"/>
-            </w:tcMar>
             <w:vAlign w:val="center"/>
           </w:tcPr>
           <w:p>
@@ -20436,12 +18398,6 @@
               <w:right w:val="single" w:sz="6" w:space="0" w:color="1F3864"/>
             </w:tcBorders>
             <w:shd w:val="clear" w:color="auto" w:fill="D9E2F3"/>
-            <w:tcMar>
-              <w:top w:w="50" w:type="dxa"/>
-              <w:left w:w="90" w:type="dxa"/>
-              <w:bottom w:w="50" w:type="dxa"/>
-              <w:right w:w="90" w:type="dxa"/>
-            </w:tcMar>
             <w:vAlign w:val="center"/>
           </w:tcPr>
           <w:p>
@@ -20475,12 +18431,6 @@
               <w:right w:val="single" w:sz="6" w:space="0" w:color="1F3864"/>
             </w:tcBorders>
             <w:shd w:val="clear" w:color="auto" w:fill="D9E2F3"/>
-            <w:tcMar>
-              <w:top w:w="50" w:type="dxa"/>
-              <w:left w:w="90" w:type="dxa"/>
-              <w:bottom w:w="50" w:type="dxa"/>
-              <w:right w:w="90" w:type="dxa"/>
-            </w:tcMar>
             <w:vAlign w:val="center"/>
           </w:tcPr>
           <w:p>
@@ -20514,12 +18464,6 @@
               <w:right w:val="single" w:sz="6" w:space="0" w:color="1F3864"/>
             </w:tcBorders>
             <w:shd w:val="clear" w:color="auto" w:fill="D9E2F3"/>
-            <w:tcMar>
-              <w:top w:w="50" w:type="dxa"/>
-              <w:left w:w="90" w:type="dxa"/>
-              <w:bottom w:w="50" w:type="dxa"/>
-              <w:right w:w="90" w:type="dxa"/>
-            </w:tcMar>
             <w:vAlign w:val="center"/>
           </w:tcPr>
           <w:p>
@@ -20553,12 +18497,6 @@
               <w:right w:val="single" w:sz="6" w:space="0" w:color="1F3864"/>
             </w:tcBorders>
             <w:shd w:val="clear" w:color="auto" w:fill="D9E2F3"/>
-            <w:tcMar>
-              <w:top w:w="50" w:type="dxa"/>
-              <w:left w:w="90" w:type="dxa"/>
-              <w:bottom w:w="50" w:type="dxa"/>
-              <w:right w:w="90" w:type="dxa"/>
-            </w:tcMar>
             <w:vAlign w:val="center"/>
           </w:tcPr>
           <w:p>
@@ -20592,12 +18530,6 @@
               <w:right w:val="single" w:sz="6" w:space="0" w:color="1F3864"/>
             </w:tcBorders>
             <w:shd w:val="clear" w:color="auto" w:fill="D9E2F3"/>
-            <w:tcMar>
-              <w:top w:w="50" w:type="dxa"/>
-              <w:left w:w="90" w:type="dxa"/>
-              <w:bottom w:w="50" w:type="dxa"/>
-              <w:right w:w="90" w:type="dxa"/>
-            </w:tcMar>
             <w:vAlign w:val="center"/>
           </w:tcPr>
           <w:p>
@@ -20635,12 +18567,6 @@
               <w:right w:val="single" w:sz="6" w:space="0" w:color="1F3864"/>
             </w:tcBorders>
             <w:shd w:val="clear" w:color="auto" w:fill="D9E2F3"/>
-            <w:tcMar>
-              <w:top w:w="50" w:type="dxa"/>
-              <w:left w:w="90" w:type="dxa"/>
-              <w:bottom w:w="50" w:type="dxa"/>
-              <w:right w:w="90" w:type="dxa"/>
-            </w:tcMar>
             <w:vAlign w:val="center"/>
           </w:tcPr>
           <w:p>
@@ -20674,12 +18600,6 @@
               <w:right w:val="single" w:sz="6" w:space="0" w:color="1F3864"/>
             </w:tcBorders>
             <w:shd w:val="clear" w:color="auto" w:fill="D9E2F3"/>
-            <w:tcMar>
-              <w:top w:w="50" w:type="dxa"/>
-              <w:left w:w="90" w:type="dxa"/>
-              <w:bottom w:w="50" w:type="dxa"/>
-              <w:right w:w="90" w:type="dxa"/>
-            </w:tcMar>
             <w:vAlign w:val="center"/>
           </w:tcPr>
           <w:p>
@@ -20713,12 +18633,6 @@
               <w:right w:val="single" w:sz="6" w:space="0" w:color="1F3864"/>
             </w:tcBorders>
             <w:shd w:val="clear" w:color="auto" w:fill="D9E2F3"/>
-            <w:tcMar>
-              <w:top w:w="50" w:type="dxa"/>
-              <w:left w:w="90" w:type="dxa"/>
-              <w:bottom w:w="50" w:type="dxa"/>
-              <w:right w:w="90" w:type="dxa"/>
-            </w:tcMar>
             <w:vAlign w:val="center"/>
           </w:tcPr>
           <w:p>
@@ -20752,12 +18666,6 @@
               <w:right w:val="single" w:sz="6" w:space="0" w:color="1F3864"/>
             </w:tcBorders>
             <w:shd w:val="clear" w:color="auto" w:fill="D9E2F3"/>
-            <w:tcMar>
-              <w:top w:w="50" w:type="dxa"/>
-              <w:left w:w="90" w:type="dxa"/>
-              <w:bottom w:w="50" w:type="dxa"/>
-              <w:right w:w="90" w:type="dxa"/>
-            </w:tcMar>
             <w:vAlign w:val="center"/>
           </w:tcPr>
           <w:p>
@@ -20791,12 +18699,6 @@
               <w:right w:val="single" w:sz="6" w:space="0" w:color="1F3864"/>
             </w:tcBorders>
             <w:shd w:val="clear" w:color="auto" w:fill="D9E2F3"/>
-            <w:tcMar>
-              <w:top w:w="50" w:type="dxa"/>
-              <w:left w:w="90" w:type="dxa"/>
-              <w:bottom w:w="50" w:type="dxa"/>
-              <w:right w:w="90" w:type="dxa"/>
-            </w:tcMar>
             <w:vAlign w:val="center"/>
           </w:tcPr>
           <w:p>
@@ -20834,12 +18736,6 @@
               <w:right w:val="single" w:sz="6" w:space="0" w:color="1F3864"/>
             </w:tcBorders>
             <w:shd w:val="clear" w:color="auto" w:fill="D9E2F3"/>
-            <w:tcMar>
-              <w:top w:w="50" w:type="dxa"/>
-              <w:left w:w="90" w:type="dxa"/>
-              <w:bottom w:w="50" w:type="dxa"/>
-              <w:right w:w="90" w:type="dxa"/>
-            </w:tcMar>
             <w:vAlign w:val="center"/>
           </w:tcPr>
           <w:p>
@@ -20873,12 +18769,6 @@
               <w:right w:val="single" w:sz="6" w:space="0" w:color="1F3864"/>
             </w:tcBorders>
             <w:shd w:val="clear" w:color="auto" w:fill="D9E2F3"/>
-            <w:tcMar>
-              <w:top w:w="50" w:type="dxa"/>
-              <w:left w:w="90" w:type="dxa"/>
-              <w:bottom w:w="50" w:type="dxa"/>
-              <w:right w:w="90" w:type="dxa"/>
-            </w:tcMar>
             <w:vAlign w:val="center"/>
           </w:tcPr>
           <w:p>
@@ -20923,12 +18813,6 @@
               <w:right w:val="single" w:sz="6" w:space="0" w:color="1F3864"/>
             </w:tcBorders>
             <w:shd w:val="clear" w:color="auto" w:fill="4472C4"/>
-            <w:tcMar>
-              <w:top w:w="50" w:type="dxa"/>
-              <w:left w:w="90" w:type="dxa"/>
-              <w:bottom w:w="50" w:type="dxa"/>
-              <w:right w:w="90" w:type="dxa"/>
-            </w:tcMar>
             <w:vAlign w:val="center"/>
           </w:tcPr>
           <w:p>
@@ -20970,12 +18854,6 @@
               <w:right w:val="single" w:sz="6" w:space="0" w:color="1F3864"/>
             </w:tcBorders>
             <w:shd w:val="clear" w:color="auto" w:fill="D9E2F3"/>
-            <w:tcMar>
-              <w:top w:w="50" w:type="dxa"/>
-              <w:left w:w="90" w:type="dxa"/>
-              <w:bottom w:w="50" w:type="dxa"/>
-              <w:right w:w="90" w:type="dxa"/>
-            </w:tcMar>
             <w:vAlign w:val="center"/>
           </w:tcPr>
           <w:p>
@@ -21009,12 +18887,6 @@
               <w:right w:val="single" w:sz="6" w:space="0" w:color="1F3864"/>
             </w:tcBorders>
             <w:shd w:val="clear" w:color="auto" w:fill="4472C4"/>
-            <w:tcMar>
-              <w:top w:w="50" w:type="dxa"/>
-              <w:left w:w="90" w:type="dxa"/>
-              <w:bottom w:w="50" w:type="dxa"/>
-              <w:right w:w="90" w:type="dxa"/>
-            </w:tcMar>
             <w:vAlign w:val="center"/>
           </w:tcPr>
           <w:p>
@@ -21054,12 +18926,6 @@
               <w:right w:val="single" w:sz="6" w:space="0" w:color="1F3864"/>
             </w:tcBorders>
             <w:shd w:val="clear" w:color="auto" w:fill="4472C4"/>
-            <w:tcMar>
-              <w:top w:w="50" w:type="dxa"/>
-              <w:left w:w="90" w:type="dxa"/>
-              <w:bottom w:w="50" w:type="dxa"/>
-              <w:right w:w="90" w:type="dxa"/>
-            </w:tcMar>
             <w:vAlign w:val="center"/>
           </w:tcPr>
           <w:p>
@@ -21099,12 +18965,6 @@
               <w:right w:val="single" w:sz="6" w:space="0" w:color="1F3864"/>
             </w:tcBorders>
             <w:shd w:val="clear" w:color="auto" w:fill="4472C4"/>
-            <w:tcMar>
-              <w:top w:w="50" w:type="dxa"/>
-              <w:left w:w="90" w:type="dxa"/>
-              <w:bottom w:w="50" w:type="dxa"/>
-              <w:right w:w="90" w:type="dxa"/>
-            </w:tcMar>
             <w:vAlign w:val="center"/>
           </w:tcPr>
           <w:p>
@@ -21144,12 +19004,6 @@
               <w:right w:val="single" w:sz="6" w:space="0" w:color="1F3864"/>
             </w:tcBorders>
             <w:shd w:val="clear" w:color="auto" w:fill="4472C4"/>
-            <w:tcMar>
-              <w:top w:w="50" w:type="dxa"/>
-              <w:left w:w="90" w:type="dxa"/>
-              <w:bottom w:w="50" w:type="dxa"/>
-              <w:right w:w="90" w:type="dxa"/>
-            </w:tcMar>
             <w:vAlign w:val="center"/>
           </w:tcPr>
           <w:p>
@@ -21193,12 +19047,6 @@
               <w:right w:val="single" w:sz="6" w:space="0" w:color="1F3864"/>
             </w:tcBorders>
             <w:shd w:val="clear" w:color="auto" w:fill="D9E2F3"/>
-            <w:tcMar>
-              <w:top w:w="50" w:type="dxa"/>
-              <w:left w:w="90" w:type="dxa"/>
-              <w:bottom w:w="50" w:type="dxa"/>
-              <w:right w:w="90" w:type="dxa"/>
-            </w:tcMar>
             <w:vAlign w:val="center"/>
           </w:tcPr>
           <w:p>
@@ -21232,12 +19080,6 @@
               <w:right w:val="single" w:sz="6" w:space="0" w:color="1F3864"/>
             </w:tcBorders>
             <w:shd w:val="clear" w:color="auto" w:fill="D9E2F3"/>
-            <w:tcMar>
-              <w:top w:w="50" w:type="dxa"/>
-              <w:left w:w="90" w:type="dxa"/>
-              <w:bottom w:w="50" w:type="dxa"/>
-              <w:right w:w="90" w:type="dxa"/>
-            </w:tcMar>
             <w:vAlign w:val="center"/>
           </w:tcPr>
           <w:p>
@@ -21271,12 +19113,6 @@
               <w:right w:val="single" w:sz="6" w:space="0" w:color="1F3864"/>
             </w:tcBorders>
             <w:shd w:val="clear" w:color="auto" w:fill="D9E2F3"/>
-            <w:tcMar>
-              <w:top w:w="50" w:type="dxa"/>
-              <w:left w:w="90" w:type="dxa"/>
-              <w:bottom w:w="50" w:type="dxa"/>
-              <w:right w:w="90" w:type="dxa"/>
-            </w:tcMar>
             <w:vAlign w:val="center"/>
           </w:tcPr>
           <w:p>
@@ -21310,12 +19146,6 @@
               <w:right w:val="single" w:sz="6" w:space="0" w:color="1F3864"/>
             </w:tcBorders>
             <w:shd w:val="clear" w:color="auto" w:fill="D9E2F3"/>
-            <w:tcMar>
-              <w:top w:w="50" w:type="dxa"/>
-              <w:left w:w="90" w:type="dxa"/>
-              <w:bottom w:w="50" w:type="dxa"/>
-              <w:right w:w="90" w:type="dxa"/>
-            </w:tcMar>
             <w:vAlign w:val="center"/>
           </w:tcPr>
           <w:p>
@@ -21349,12 +19179,6 @@
               <w:right w:val="single" w:sz="6" w:space="0" w:color="1F3864"/>
             </w:tcBorders>
             <w:shd w:val="clear" w:color="auto" w:fill="D9E2F3"/>
-            <w:tcMar>
-              <w:top w:w="50" w:type="dxa"/>
-              <w:left w:w="90" w:type="dxa"/>
-              <w:bottom w:w="50" w:type="dxa"/>
-              <w:right w:w="90" w:type="dxa"/>
-            </w:tcMar>
             <w:vAlign w:val="center"/>
           </w:tcPr>
           <w:p>
@@ -21392,12 +19216,6 @@
               <w:right w:val="single" w:sz="6" w:space="0" w:color="1F3864"/>
             </w:tcBorders>
             <w:shd w:val="clear" w:color="auto" w:fill="D9E2F3"/>
-            <w:tcMar>
-              <w:top w:w="50" w:type="dxa"/>
-              <w:left w:w="90" w:type="dxa"/>
-              <w:bottom w:w="50" w:type="dxa"/>
-              <w:right w:w="90" w:type="dxa"/>
-            </w:tcMar>
             <w:vAlign w:val="center"/>
           </w:tcPr>
           <w:p>
@@ -21431,12 +19249,6 @@
               <w:right w:val="single" w:sz="6" w:space="0" w:color="1F3864"/>
             </w:tcBorders>
             <w:shd w:val="clear" w:color="auto" w:fill="D9E2F3"/>
-            <w:tcMar>
-              <w:top w:w="50" w:type="dxa"/>
-              <w:left w:w="90" w:type="dxa"/>
-              <w:bottom w:w="50" w:type="dxa"/>
-              <w:right w:w="90" w:type="dxa"/>
-            </w:tcMar>
             <w:vAlign w:val="center"/>
           </w:tcPr>
           <w:p>
@@ -21470,12 +19282,6 @@
               <w:right w:val="single" w:sz="6" w:space="0" w:color="1F3864"/>
             </w:tcBorders>
             <w:shd w:val="clear" w:color="auto" w:fill="D9E2F3"/>
-            <w:tcMar>
-              <w:top w:w="50" w:type="dxa"/>
-              <w:left w:w="90" w:type="dxa"/>
-              <w:bottom w:w="50" w:type="dxa"/>
-              <w:right w:w="90" w:type="dxa"/>
-            </w:tcMar>
             <w:vAlign w:val="center"/>
           </w:tcPr>
           <w:p>
@@ -21509,12 +19315,6 @@
               <w:right w:val="single" w:sz="6" w:space="0" w:color="1F3864"/>
             </w:tcBorders>
             <w:shd w:val="clear" w:color="auto" w:fill="D9E2F3"/>
-            <w:tcMar>
-              <w:top w:w="50" w:type="dxa"/>
-              <w:left w:w="90" w:type="dxa"/>
-              <w:bottom w:w="50" w:type="dxa"/>
-              <w:right w:w="90" w:type="dxa"/>
-            </w:tcMar>
             <w:vAlign w:val="center"/>
           </w:tcPr>
           <w:p>
@@ -21548,12 +19348,6 @@
               <w:right w:val="single" w:sz="6" w:space="0" w:color="1F3864"/>
             </w:tcBorders>
             <w:shd w:val="clear" w:color="auto" w:fill="D9E2F3"/>
-            <w:tcMar>
-              <w:top w:w="50" w:type="dxa"/>
-              <w:left w:w="90" w:type="dxa"/>
-              <w:bottom w:w="50" w:type="dxa"/>
-              <w:right w:w="90" w:type="dxa"/>
-            </w:tcMar>
             <w:vAlign w:val="center"/>
           </w:tcPr>
           <w:p>
@@ -21591,12 +19385,6 @@
               <w:right w:val="single" w:sz="6" w:space="0" w:color="1F3864"/>
             </w:tcBorders>
             <w:shd w:val="clear" w:color="auto" w:fill="D9E2F3"/>
-            <w:tcMar>
-              <w:top w:w="50" w:type="dxa"/>
-              <w:left w:w="90" w:type="dxa"/>
-              <w:bottom w:w="50" w:type="dxa"/>
-              <w:right w:w="90" w:type="dxa"/>
-            </w:tcMar>
             <w:vAlign w:val="center"/>
           </w:tcPr>
           <w:p>
@@ -21630,12 +19418,6 @@
               <w:right w:val="single" w:sz="6" w:space="0" w:color="1F3864"/>
             </w:tcBorders>
             <w:shd w:val="clear" w:color="auto" w:fill="D9E2F3"/>
-            <w:tcMar>
-              <w:top w:w="50" w:type="dxa"/>
-              <w:left w:w="90" w:type="dxa"/>
-              <w:bottom w:w="50" w:type="dxa"/>
-              <w:right w:w="90" w:type="dxa"/>
-            </w:tcMar>
             <w:vAlign w:val="center"/>
           </w:tcPr>
           <w:p>
@@ -21669,12 +19451,6 @@
               <w:right w:val="single" w:sz="6" w:space="0" w:color="1F3864"/>
             </w:tcBorders>
             <w:shd w:val="clear" w:color="auto" w:fill="D9E2F3"/>
-            <w:tcMar>
-              <w:top w:w="50" w:type="dxa"/>
-              <w:left w:w="90" w:type="dxa"/>
-              <w:bottom w:w="50" w:type="dxa"/>
-              <w:right w:w="90" w:type="dxa"/>
-            </w:tcMar>
             <w:vAlign w:val="center"/>
           </w:tcPr>
           <w:p>
@@ -21708,12 +19484,6 @@
               <w:right w:val="single" w:sz="6" w:space="0" w:color="1F3864"/>
             </w:tcBorders>
             <w:shd w:val="clear" w:color="auto" w:fill="D9E2F3"/>
-            <w:tcMar>
-              <w:top w:w="50" w:type="dxa"/>
-              <w:left w:w="90" w:type="dxa"/>
-              <w:bottom w:w="50" w:type="dxa"/>
-              <w:right w:w="90" w:type="dxa"/>
-            </w:tcMar>
             <w:vAlign w:val="center"/>
           </w:tcPr>
           <w:p>
@@ -21747,12 +19517,6 @@
               <w:right w:val="single" w:sz="6" w:space="0" w:color="1F3864"/>
             </w:tcBorders>
             <w:shd w:val="clear" w:color="auto" w:fill="D9E2F3"/>
-            <w:tcMar>
-              <w:top w:w="50" w:type="dxa"/>
-              <w:left w:w="90" w:type="dxa"/>
-              <w:bottom w:w="50" w:type="dxa"/>
-              <w:right w:w="90" w:type="dxa"/>
-            </w:tcMar>
             <w:vAlign w:val="center"/>
           </w:tcPr>
           <w:p>
@@ -21790,12 +19554,6 @@
               <w:right w:val="single" w:sz="6" w:space="0" w:color="1F3864"/>
             </w:tcBorders>
             <w:shd w:val="clear" w:color="auto" w:fill="D9E2F3"/>
-            <w:tcMar>
-              <w:top w:w="50" w:type="dxa"/>
-              <w:left w:w="90" w:type="dxa"/>
-              <w:bottom w:w="50" w:type="dxa"/>
-              <w:right w:w="90" w:type="dxa"/>
-            </w:tcMar>
             <w:vAlign w:val="center"/>
           </w:tcPr>
           <w:p>
@@ -21829,12 +19587,6 @@
               <w:right w:val="single" w:sz="6" w:space="0" w:color="1F3864"/>
             </w:tcBorders>
             <w:shd w:val="clear" w:color="auto" w:fill="D9E2F3"/>
-            <w:tcMar>
-              <w:top w:w="50" w:type="dxa"/>
-              <w:left w:w="90" w:type="dxa"/>
-              <w:bottom w:w="50" w:type="dxa"/>
-              <w:right w:w="90" w:type="dxa"/>
-            </w:tcMar>
             <w:vAlign w:val="center"/>
           </w:tcPr>
           <w:p>
@@ -21879,12 +19631,6 @@
               <w:right w:val="single" w:sz="6" w:space="0" w:color="1F3864"/>
             </w:tcBorders>
             <w:shd w:val="clear" w:color="auto" w:fill="4472C4"/>
-            <w:tcMar>
-              <w:top w:w="50" w:type="dxa"/>
-              <w:left w:w="90" w:type="dxa"/>
-              <w:bottom w:w="50" w:type="dxa"/>
-              <w:right w:w="90" w:type="dxa"/>
-            </w:tcMar>
             <w:vAlign w:val="center"/>
           </w:tcPr>
           <w:p>
@@ -21926,12 +19672,6 @@
               <w:right w:val="single" w:sz="6" w:space="0" w:color="1F3864"/>
             </w:tcBorders>
             <w:shd w:val="clear" w:color="auto" w:fill="D9E2F3"/>
-            <w:tcMar>
-              <w:top w:w="50" w:type="dxa"/>
-              <w:left w:w="90" w:type="dxa"/>
-              <w:bottom w:w="50" w:type="dxa"/>
-              <w:right w:w="90" w:type="dxa"/>
-            </w:tcMar>
             <w:vAlign w:val="center"/>
           </w:tcPr>
           <w:p>
@@ -21965,12 +19705,6 @@
               <w:right w:val="single" w:sz="6" w:space="0" w:color="1F3864"/>
             </w:tcBorders>
             <w:shd w:val="clear" w:color="auto" w:fill="4472C4"/>
-            <w:tcMar>
-              <w:top w:w="50" w:type="dxa"/>
-              <w:left w:w="90" w:type="dxa"/>
-              <w:bottom w:w="50" w:type="dxa"/>
-              <w:right w:w="90" w:type="dxa"/>
-            </w:tcMar>
             <w:vAlign w:val="center"/>
           </w:tcPr>
           <w:p>
@@ -22010,12 +19744,6 @@
               <w:right w:val="single" w:sz="6" w:space="0" w:color="1F3864"/>
             </w:tcBorders>
             <w:shd w:val="clear" w:color="auto" w:fill="4472C4"/>
-            <w:tcMar>
-              <w:top w:w="50" w:type="dxa"/>
-              <w:left w:w="90" w:type="dxa"/>
-              <w:bottom w:w="50" w:type="dxa"/>
-              <w:right w:w="90" w:type="dxa"/>
-            </w:tcMar>
             <w:vAlign w:val="center"/>
           </w:tcPr>
           <w:p>
@@ -22055,12 +19783,6 @@
               <w:right w:val="single" w:sz="6" w:space="0" w:color="1F3864"/>
             </w:tcBorders>
             <w:shd w:val="clear" w:color="auto" w:fill="4472C4"/>
-            <w:tcMar>
-              <w:top w:w="50" w:type="dxa"/>
-              <w:left w:w="90" w:type="dxa"/>
-              <w:bottom w:w="50" w:type="dxa"/>
-              <w:right w:w="90" w:type="dxa"/>
-            </w:tcMar>
             <w:vAlign w:val="center"/>
           </w:tcPr>
           <w:p>
@@ -22100,12 +19822,6 @@
               <w:right w:val="single" w:sz="6" w:space="0" w:color="1F3864"/>
             </w:tcBorders>
             <w:shd w:val="clear" w:color="auto" w:fill="4472C4"/>
-            <w:tcMar>
-              <w:top w:w="50" w:type="dxa"/>
-              <w:left w:w="90" w:type="dxa"/>
-              <w:bottom w:w="50" w:type="dxa"/>
-              <w:right w:w="90" w:type="dxa"/>
-            </w:tcMar>
             <w:vAlign w:val="center"/>
           </w:tcPr>
           <w:p>
@@ -22149,12 +19865,6 @@
               <w:right w:val="single" w:sz="6" w:space="0" w:color="1F3864"/>
             </w:tcBorders>
             <w:shd w:val="clear" w:color="auto" w:fill="D9E2F3"/>
-            <w:tcMar>
-              <w:top w:w="50" w:type="dxa"/>
-              <w:left w:w="90" w:type="dxa"/>
-              <w:bottom w:w="50" w:type="dxa"/>
-              <w:right w:w="90" w:type="dxa"/>
-            </w:tcMar>
             <w:vAlign w:val="center"/>
           </w:tcPr>
           <w:p>
@@ -22188,12 +19898,6 @@
               <w:right w:val="single" w:sz="6" w:space="0" w:color="1F3864"/>
             </w:tcBorders>
             <w:shd w:val="clear" w:color="auto" w:fill="D9E2F3"/>
-            <w:tcMar>
-              <w:top w:w="50" w:type="dxa"/>
-              <w:left w:w="90" w:type="dxa"/>
-              <w:bottom w:w="50" w:type="dxa"/>
-              <w:right w:w="90" w:type="dxa"/>
-            </w:tcMar>
             <w:vAlign w:val="center"/>
           </w:tcPr>
           <w:p>
@@ -22227,12 +19931,6 @@
               <w:right w:val="single" w:sz="6" w:space="0" w:color="1F3864"/>
             </w:tcBorders>
             <w:shd w:val="clear" w:color="auto" w:fill="D9E2F3"/>
-            <w:tcMar>
-              <w:top w:w="50" w:type="dxa"/>
-              <w:left w:w="90" w:type="dxa"/>
-              <w:bottom w:w="50" w:type="dxa"/>
-              <w:right w:w="90" w:type="dxa"/>
-            </w:tcMar>
             <w:vAlign w:val="center"/>
           </w:tcPr>
           <w:p>
@@ -22266,12 +19964,6 @@
               <w:right w:val="single" w:sz="6" w:space="0" w:color="1F3864"/>
             </w:tcBorders>
             <w:shd w:val="clear" w:color="auto" w:fill="D9E2F3"/>
-            <w:tcMar>
-              <w:top w:w="50" w:type="dxa"/>
-              <w:left w:w="90" w:type="dxa"/>
-              <w:bottom w:w="50" w:type="dxa"/>
-              <w:right w:w="90" w:type="dxa"/>
-            </w:tcMar>
             <w:vAlign w:val="center"/>
           </w:tcPr>
           <w:p>
@@ -22305,12 +19997,6 @@
               <w:right w:val="single" w:sz="6" w:space="0" w:color="1F3864"/>
             </w:tcBorders>
             <w:shd w:val="clear" w:color="auto" w:fill="D9E2F3"/>
-            <w:tcMar>
-              <w:top w:w="50" w:type="dxa"/>
-              <w:left w:w="90" w:type="dxa"/>
-              <w:bottom w:w="50" w:type="dxa"/>
-              <w:right w:w="90" w:type="dxa"/>
-            </w:tcMar>
             <w:vAlign w:val="center"/>
           </w:tcPr>
           <w:p>
@@ -22348,12 +20034,6 @@
               <w:right w:val="single" w:sz="6" w:space="0" w:color="1F3864"/>
             </w:tcBorders>
             <w:shd w:val="clear" w:color="auto" w:fill="D9E2F3"/>
-            <w:tcMar>
-              <w:top w:w="50" w:type="dxa"/>
-              <w:left w:w="90" w:type="dxa"/>
-              <w:bottom w:w="50" w:type="dxa"/>
-              <w:right w:w="90" w:type="dxa"/>
-            </w:tcMar>
             <w:vAlign w:val="center"/>
           </w:tcPr>
           <w:p>
@@ -22387,12 +20067,6 @@
               <w:right w:val="single" w:sz="6" w:space="0" w:color="1F3864"/>
             </w:tcBorders>
             <w:shd w:val="clear" w:color="auto" w:fill="D9E2F3"/>
-            <w:tcMar>
-              <w:top w:w="50" w:type="dxa"/>
-              <w:left w:w="90" w:type="dxa"/>
-              <w:bottom w:w="50" w:type="dxa"/>
-              <w:right w:w="90" w:type="dxa"/>
-            </w:tcMar>
             <w:vAlign w:val="center"/>
           </w:tcPr>
           <w:p>
@@ -22426,12 +20100,6 @@
               <w:right w:val="single" w:sz="6" w:space="0" w:color="1F3864"/>
             </w:tcBorders>
             <w:shd w:val="clear" w:color="auto" w:fill="D9E2F3"/>
-            <w:tcMar>
-              <w:top w:w="50" w:type="dxa"/>
-              <w:left w:w="90" w:type="dxa"/>
-              <w:bottom w:w="50" w:type="dxa"/>
-              <w:right w:w="90" w:type="dxa"/>
-            </w:tcMar>
             <w:vAlign w:val="center"/>
           </w:tcPr>
           <w:p>
@@ -22465,12 +20133,6 @@
               <w:right w:val="single" w:sz="6" w:space="0" w:color="1F3864"/>
             </w:tcBorders>
             <w:shd w:val="clear" w:color="auto" w:fill="D9E2F3"/>
-            <w:tcMar>
-              <w:top w:w="50" w:type="dxa"/>
-              <w:left w:w="90" w:type="dxa"/>
-              <w:bottom w:w="50" w:type="dxa"/>
-              <w:right w:w="90" w:type="dxa"/>
-            </w:tcMar>
             <w:vAlign w:val="center"/>
           </w:tcPr>
           <w:p>
@@ -22504,12 +20166,6 @@
               <w:right w:val="single" w:sz="6" w:space="0" w:color="1F3864"/>
             </w:tcBorders>
             <w:shd w:val="clear" w:color="auto" w:fill="D9E2F3"/>
-            <w:tcMar>
-              <w:top w:w="50" w:type="dxa"/>
-              <w:left w:w="90" w:type="dxa"/>
-              <w:bottom w:w="50" w:type="dxa"/>
-              <w:right w:w="90" w:type="dxa"/>
-            </w:tcMar>
             <w:vAlign w:val="center"/>
           </w:tcPr>
           <w:p>
@@ -22547,12 +20203,6 @@
               <w:right w:val="single" w:sz="6" w:space="0" w:color="1F3864"/>
             </w:tcBorders>
             <w:shd w:val="clear" w:color="auto" w:fill="D9E2F3"/>
-            <w:tcMar>
-              <w:top w:w="50" w:type="dxa"/>
-              <w:left w:w="90" w:type="dxa"/>
-              <w:bottom w:w="50" w:type="dxa"/>
-              <w:right w:w="90" w:type="dxa"/>
-            </w:tcMar>
             <w:vAlign w:val="center"/>
           </w:tcPr>
           <w:p>
@@ -22586,12 +20236,6 @@
               <w:right w:val="single" w:sz="6" w:space="0" w:color="1F3864"/>
             </w:tcBorders>
             <w:shd w:val="clear" w:color="auto" w:fill="D9E2F3"/>
-            <w:tcMar>
-              <w:top w:w="50" w:type="dxa"/>
-              <w:left w:w="90" w:type="dxa"/>
-              <w:bottom w:w="50" w:type="dxa"/>
-              <w:right w:w="90" w:type="dxa"/>
-            </w:tcMar>
             <w:vAlign w:val="center"/>
           </w:tcPr>
           <w:p>
@@ -22625,12 +20269,6 @@
               <w:right w:val="single" w:sz="6" w:space="0" w:color="1F3864"/>
             </w:tcBorders>
             <w:shd w:val="clear" w:color="auto" w:fill="D9E2F3"/>
-            <w:tcMar>
-              <w:top w:w="50" w:type="dxa"/>
-              <w:left w:w="90" w:type="dxa"/>
-              <w:bottom w:w="50" w:type="dxa"/>
-              <w:right w:w="90" w:type="dxa"/>
-            </w:tcMar>
             <w:vAlign w:val="center"/>
           </w:tcPr>
           <w:p>
@@ -22664,12 +20302,6 @@
               <w:right w:val="single" w:sz="6" w:space="0" w:color="1F3864"/>
             </w:tcBorders>
             <w:shd w:val="clear" w:color="auto" w:fill="D9E2F3"/>
-            <w:tcMar>
-              <w:top w:w="50" w:type="dxa"/>
-              <w:left w:w="90" w:type="dxa"/>
-              <w:bottom w:w="50" w:type="dxa"/>
-              <w:right w:w="90" w:type="dxa"/>
-            </w:tcMar>
             <w:vAlign w:val="center"/>
           </w:tcPr>
           <w:p>
@@ -22703,12 +20335,6 @@
               <w:right w:val="single" w:sz="6" w:space="0" w:color="1F3864"/>
             </w:tcBorders>
             <w:shd w:val="clear" w:color="auto" w:fill="D9E2F3"/>
-            <w:tcMar>
-              <w:top w:w="50" w:type="dxa"/>
-              <w:left w:w="90" w:type="dxa"/>
-              <w:bottom w:w="50" w:type="dxa"/>
-              <w:right w:w="90" w:type="dxa"/>
-            </w:tcMar>
             <w:vAlign w:val="center"/>
           </w:tcPr>
           <w:p>
@@ -22746,12 +20372,6 @@
               <w:right w:val="single" w:sz="6" w:space="0" w:color="1F3864"/>
             </w:tcBorders>
             <w:shd w:val="clear" w:color="auto" w:fill="D9E2F3"/>
-            <w:tcMar>
-              <w:top w:w="50" w:type="dxa"/>
-              <w:left w:w="90" w:type="dxa"/>
-              <w:bottom w:w="50" w:type="dxa"/>
-              <w:right w:w="90" w:type="dxa"/>
-            </w:tcMar>
             <w:vAlign w:val="center"/>
           </w:tcPr>
           <w:p>
@@ -22785,12 +20405,6 @@
               <w:right w:val="single" w:sz="6" w:space="0" w:color="1F3864"/>
             </w:tcBorders>
             <w:shd w:val="clear" w:color="auto" w:fill="D9E2F3"/>
-            <w:tcMar>
-              <w:top w:w="50" w:type="dxa"/>
-              <w:left w:w="90" w:type="dxa"/>
-              <w:bottom w:w="50" w:type="dxa"/>
-              <w:right w:w="90" w:type="dxa"/>
-            </w:tcMar>
             <w:vAlign w:val="center"/>
           </w:tcPr>
           <w:p>
@@ -22835,12 +20449,6 @@
               <w:right w:val="single" w:sz="6" w:space="0" w:color="1F3864"/>
             </w:tcBorders>
             <w:shd w:val="clear" w:color="auto" w:fill="4472C4"/>
-            <w:tcMar>
-              <w:top w:w="50" w:type="dxa"/>
-              <w:left w:w="90" w:type="dxa"/>
-              <w:bottom w:w="50" w:type="dxa"/>
-              <w:right w:w="90" w:type="dxa"/>
-            </w:tcMar>
             <w:vAlign w:val="center"/>
           </w:tcPr>
           <w:p>
@@ -22882,12 +20490,6 @@
               <w:right w:val="single" w:sz="6" w:space="0" w:color="1F3864"/>
             </w:tcBorders>
             <w:shd w:val="clear" w:color="auto" w:fill="D9E2F3"/>
-            <w:tcMar>
-              <w:top w:w="50" w:type="dxa"/>
-              <w:left w:w="90" w:type="dxa"/>
-              <w:bottom w:w="50" w:type="dxa"/>
-              <w:right w:w="90" w:type="dxa"/>
-            </w:tcMar>
             <w:vAlign w:val="center"/>
           </w:tcPr>
           <w:p>
@@ -22921,12 +20523,6 @@
               <w:right w:val="single" w:sz="6" w:space="0" w:color="1F3864"/>
             </w:tcBorders>
             <w:shd w:val="clear" w:color="auto" w:fill="4472C4"/>
-            <w:tcMar>
-              <w:top w:w="50" w:type="dxa"/>
-              <w:left w:w="90" w:type="dxa"/>
-              <w:bottom w:w="50" w:type="dxa"/>
-              <w:right w:w="90" w:type="dxa"/>
-            </w:tcMar>
             <w:vAlign w:val="center"/>
           </w:tcPr>
           <w:p>
@@ -22966,12 +20562,6 @@
               <w:right w:val="single" w:sz="6" w:space="0" w:color="1F3864"/>
             </w:tcBorders>
             <w:shd w:val="clear" w:color="auto" w:fill="4472C4"/>
-            <w:tcMar>
-              <w:top w:w="50" w:type="dxa"/>
-              <w:left w:w="90" w:type="dxa"/>
-              <w:bottom w:w="50" w:type="dxa"/>
-              <w:right w:w="90" w:type="dxa"/>
-            </w:tcMar>
             <w:vAlign w:val="center"/>
           </w:tcPr>
           <w:p>
@@ -23011,12 +20601,6 @@
               <w:right w:val="single" w:sz="6" w:space="0" w:color="1F3864"/>
             </w:tcBorders>
             <w:shd w:val="clear" w:color="auto" w:fill="4472C4"/>
-            <w:tcMar>
-              <w:top w:w="50" w:type="dxa"/>
-              <w:left w:w="90" w:type="dxa"/>
-              <w:bottom w:w="50" w:type="dxa"/>
-              <w:right w:w="90" w:type="dxa"/>
-            </w:tcMar>
             <w:vAlign w:val="center"/>
           </w:tcPr>
           <w:p>
@@ -23056,12 +20640,6 @@
               <w:right w:val="single" w:sz="6" w:space="0" w:color="1F3864"/>
             </w:tcBorders>
             <w:shd w:val="clear" w:color="auto" w:fill="4472C4"/>
-            <w:tcMar>
-              <w:top w:w="50" w:type="dxa"/>
-              <w:left w:w="90" w:type="dxa"/>
-              <w:bottom w:w="50" w:type="dxa"/>
-              <w:right w:w="90" w:type="dxa"/>
-            </w:tcMar>
             <w:vAlign w:val="center"/>
           </w:tcPr>
           <w:p>
@@ -23105,12 +20683,6 @@
               <w:right w:val="single" w:sz="6" w:space="0" w:color="1F3864"/>
             </w:tcBorders>
             <w:shd w:val="clear" w:color="auto" w:fill="D9E2F3"/>
-            <w:tcMar>
-              <w:top w:w="50" w:type="dxa"/>
-              <w:left w:w="90" w:type="dxa"/>
-              <w:bottom w:w="50" w:type="dxa"/>
-              <w:right w:w="90" w:type="dxa"/>
-            </w:tcMar>
             <w:vAlign w:val="center"/>
           </w:tcPr>
           <w:p>
@@ -23144,12 +20716,6 @@
               <w:right w:val="single" w:sz="6" w:space="0" w:color="1F3864"/>
             </w:tcBorders>
             <w:shd w:val="clear" w:color="auto" w:fill="D9E2F3"/>
-            <w:tcMar>
-              <w:top w:w="50" w:type="dxa"/>
-              <w:left w:w="90" w:type="dxa"/>
-              <w:bottom w:w="50" w:type="dxa"/>
-              <w:right w:w="90" w:type="dxa"/>
-            </w:tcMar>
             <w:vAlign w:val="center"/>
           </w:tcPr>
           <w:p>
@@ -23183,12 +20749,6 @@
               <w:right w:val="single" w:sz="6" w:space="0" w:color="1F3864"/>
             </w:tcBorders>
             <w:shd w:val="clear" w:color="auto" w:fill="D9E2F3"/>
-            <w:tcMar>
-              <w:top w:w="50" w:type="dxa"/>
-              <w:left w:w="90" w:type="dxa"/>
-              <w:bottom w:w="50" w:type="dxa"/>
-              <w:right w:w="90" w:type="dxa"/>
-            </w:tcMar>
             <w:vAlign w:val="center"/>
           </w:tcPr>
           <w:p>
@@ -23222,12 +20782,6 @@
               <w:right w:val="single" w:sz="6" w:space="0" w:color="1F3864"/>
             </w:tcBorders>
             <w:shd w:val="clear" w:color="auto" w:fill="D9E2F3"/>
-            <w:tcMar>
-              <w:top w:w="50" w:type="dxa"/>
-              <w:left w:w="90" w:type="dxa"/>
-              <w:bottom w:w="50" w:type="dxa"/>
-              <w:right w:w="90" w:type="dxa"/>
-            </w:tcMar>
             <w:vAlign w:val="center"/>
           </w:tcPr>
           <w:p>
@@ -23261,12 +20815,6 @@
               <w:right w:val="single" w:sz="6" w:space="0" w:color="1F3864"/>
             </w:tcBorders>
             <w:shd w:val="clear" w:color="auto" w:fill="D9E2F3"/>
-            <w:tcMar>
-              <w:top w:w="50" w:type="dxa"/>
-              <w:left w:w="90" w:type="dxa"/>
-              <w:bottom w:w="50" w:type="dxa"/>
-              <w:right w:w="90" w:type="dxa"/>
-            </w:tcMar>
             <w:vAlign w:val="center"/>
           </w:tcPr>
           <w:p>
@@ -23304,12 +20852,6 @@
               <w:right w:val="single" w:sz="6" w:space="0" w:color="1F3864"/>
             </w:tcBorders>
             <w:shd w:val="clear" w:color="auto" w:fill="D9E2F3"/>
-            <w:tcMar>
-              <w:top w:w="50" w:type="dxa"/>
-              <w:left w:w="90" w:type="dxa"/>
-              <w:bottom w:w="50" w:type="dxa"/>
-              <w:right w:w="90" w:type="dxa"/>
-            </w:tcMar>
             <w:vAlign w:val="center"/>
           </w:tcPr>
           <w:p>
@@ -23343,12 +20885,6 @@
               <w:right w:val="single" w:sz="6" w:space="0" w:color="1F3864"/>
             </w:tcBorders>
             <w:shd w:val="clear" w:color="auto" w:fill="D9E2F3"/>
-            <w:tcMar>
-              <w:top w:w="50" w:type="dxa"/>
-              <w:left w:w="90" w:type="dxa"/>
-              <w:bottom w:w="50" w:type="dxa"/>
-              <w:right w:w="90" w:type="dxa"/>
-            </w:tcMar>
             <w:vAlign w:val="center"/>
           </w:tcPr>
           <w:p>
@@ -23382,12 +20918,6 @@
               <w:right w:val="single" w:sz="6" w:space="0" w:color="1F3864"/>
             </w:tcBorders>
             <w:shd w:val="clear" w:color="auto" w:fill="D9E2F3"/>
-            <w:tcMar>
-              <w:top w:w="50" w:type="dxa"/>
-              <w:left w:w="90" w:type="dxa"/>
-              <w:bottom w:w="50" w:type="dxa"/>
-              <w:right w:w="90" w:type="dxa"/>
-            </w:tcMar>
             <w:vAlign w:val="center"/>
           </w:tcPr>
           <w:p>
@@ -23421,12 +20951,6 @@
               <w:right w:val="single" w:sz="6" w:space="0" w:color="1F3864"/>
             </w:tcBorders>
             <w:shd w:val="clear" w:color="auto" w:fill="D9E2F3"/>
-            <w:tcMar>
-              <w:top w:w="50" w:type="dxa"/>
-              <w:left w:w="90" w:type="dxa"/>
-              <w:bottom w:w="50" w:type="dxa"/>
-              <w:right w:w="90" w:type="dxa"/>
-            </w:tcMar>
             <w:vAlign w:val="center"/>
           </w:tcPr>
           <w:p>
@@ -23460,12 +20984,6 @@
               <w:right w:val="single" w:sz="6" w:space="0" w:color="1F3864"/>
             </w:tcBorders>
             <w:shd w:val="clear" w:color="auto" w:fill="D9E2F3"/>
-            <w:tcMar>
-              <w:top w:w="50" w:type="dxa"/>
-              <w:left w:w="90" w:type="dxa"/>
-              <w:bottom w:w="50" w:type="dxa"/>
-              <w:right w:w="90" w:type="dxa"/>
-            </w:tcMar>
             <w:vAlign w:val="center"/>
           </w:tcPr>
           <w:p>
@@ -23503,12 +21021,6 @@
               <w:right w:val="single" w:sz="6" w:space="0" w:color="1F3864"/>
             </w:tcBorders>
             <w:shd w:val="clear" w:color="auto" w:fill="D9E2F3"/>
-            <w:tcMar>
-              <w:top w:w="50" w:type="dxa"/>
-              <w:left w:w="90" w:type="dxa"/>
-              <w:bottom w:w="50" w:type="dxa"/>
-              <w:right w:w="90" w:type="dxa"/>
-            </w:tcMar>
             <w:vAlign w:val="center"/>
           </w:tcPr>
           <w:p>
@@ -23542,12 +21054,6 @@
               <w:right w:val="single" w:sz="6" w:space="0" w:color="1F3864"/>
             </w:tcBorders>
             <w:shd w:val="clear" w:color="auto" w:fill="D9E2F3"/>
-            <w:tcMar>
-              <w:top w:w="50" w:type="dxa"/>
-              <w:left w:w="90" w:type="dxa"/>
-              <w:bottom w:w="50" w:type="dxa"/>
-              <w:right w:w="90" w:type="dxa"/>
-            </w:tcMar>
             <w:vAlign w:val="center"/>
           </w:tcPr>
           <w:p>
@@ -23581,12 +21087,6 @@
               <w:right w:val="single" w:sz="6" w:space="0" w:color="1F3864"/>
             </w:tcBorders>
             <w:shd w:val="clear" w:color="auto" w:fill="D9E2F3"/>
-            <w:tcMar>
-              <w:top w:w="50" w:type="dxa"/>
-              <w:left w:w="90" w:type="dxa"/>
-              <w:bottom w:w="50" w:type="dxa"/>
-              <w:right w:w="90" w:type="dxa"/>
-            </w:tcMar>
             <w:vAlign w:val="center"/>
           </w:tcPr>
           <w:p>
@@ -23620,12 +21120,6 @@
               <w:right w:val="single" w:sz="6" w:space="0" w:color="1F3864"/>
             </w:tcBorders>
             <w:shd w:val="clear" w:color="auto" w:fill="D9E2F3"/>
-            <w:tcMar>
-              <w:top w:w="50" w:type="dxa"/>
-              <w:left w:w="90" w:type="dxa"/>
-              <w:bottom w:w="50" w:type="dxa"/>
-              <w:right w:w="90" w:type="dxa"/>
-            </w:tcMar>
             <w:vAlign w:val="center"/>
           </w:tcPr>
           <w:p>
@@ -23659,12 +21153,6 @@
               <w:right w:val="single" w:sz="6" w:space="0" w:color="1F3864"/>
             </w:tcBorders>
             <w:shd w:val="clear" w:color="auto" w:fill="D9E2F3"/>
-            <w:tcMar>
-              <w:top w:w="50" w:type="dxa"/>
-              <w:left w:w="90" w:type="dxa"/>
-              <w:bottom w:w="50" w:type="dxa"/>
-              <w:right w:w="90" w:type="dxa"/>
-            </w:tcMar>
             <w:vAlign w:val="center"/>
           </w:tcPr>
           <w:p>
@@ -23702,12 +21190,6 @@
               <w:right w:val="single" w:sz="6" w:space="0" w:color="1F3864"/>
             </w:tcBorders>
             <w:shd w:val="clear" w:color="auto" w:fill="D9E2F3"/>
-            <w:tcMar>
-              <w:top w:w="50" w:type="dxa"/>
-              <w:left w:w="90" w:type="dxa"/>
-              <w:bottom w:w="50" w:type="dxa"/>
-              <w:right w:w="90" w:type="dxa"/>
-            </w:tcMar>
             <w:vAlign w:val="center"/>
           </w:tcPr>
           <w:p>
@@ -23741,12 +21223,6 @@
               <w:right w:val="single" w:sz="6" w:space="0" w:color="1F3864"/>
             </w:tcBorders>
             <w:shd w:val="clear" w:color="auto" w:fill="D9E2F3"/>
-            <w:tcMar>
-              <w:top w:w="50" w:type="dxa"/>
-              <w:left w:w="90" w:type="dxa"/>
-              <w:bottom w:w="50" w:type="dxa"/>
-              <w:right w:w="90" w:type="dxa"/>
-            </w:tcMar>
             <w:vAlign w:val="center"/>
           </w:tcPr>
           <w:p>
@@ -23791,12 +21267,6 @@
               <w:right w:val="single" w:sz="6" w:space="0" w:color="1F3864"/>
             </w:tcBorders>
             <w:shd w:val="clear" w:color="auto" w:fill="4472C4"/>
-            <w:tcMar>
-              <w:top w:w="50" w:type="dxa"/>
-              <w:left w:w="90" w:type="dxa"/>
-              <w:bottom w:w="50" w:type="dxa"/>
-              <w:right w:w="90" w:type="dxa"/>
-            </w:tcMar>
             <w:vAlign w:val="center"/>
           </w:tcPr>
           <w:p>
@@ -23838,12 +21308,6 @@
               <w:right w:val="single" w:sz="6" w:space="0" w:color="1F3864"/>
             </w:tcBorders>
             <w:shd w:val="clear" w:color="auto" w:fill="D9E2F3"/>
-            <w:tcMar>
-              <w:top w:w="50" w:type="dxa"/>
-              <w:left w:w="90" w:type="dxa"/>
-              <w:bottom w:w="50" w:type="dxa"/>
-              <w:right w:w="90" w:type="dxa"/>
-            </w:tcMar>
             <w:vAlign w:val="center"/>
           </w:tcPr>
           <w:p>
@@ -23877,12 +21341,6 @@
               <w:right w:val="single" w:sz="6" w:space="0" w:color="1F3864"/>
             </w:tcBorders>
             <w:shd w:val="clear" w:color="auto" w:fill="4472C4"/>
-            <w:tcMar>
-              <w:top w:w="50" w:type="dxa"/>
-              <w:left w:w="90" w:type="dxa"/>
-              <w:bottom w:w="50" w:type="dxa"/>
-              <w:right w:w="90" w:type="dxa"/>
-            </w:tcMar>
             <w:vAlign w:val="center"/>
           </w:tcPr>
           <w:p>
@@ -23922,12 +21380,6 @@
               <w:right w:val="single" w:sz="6" w:space="0" w:color="1F3864"/>
             </w:tcBorders>
             <w:shd w:val="clear" w:color="auto" w:fill="4472C4"/>
-            <w:tcMar>
-              <w:top w:w="50" w:type="dxa"/>
-              <w:left w:w="90" w:type="dxa"/>
-              <w:bottom w:w="50" w:type="dxa"/>
-              <w:right w:w="90" w:type="dxa"/>
-            </w:tcMar>
             <w:vAlign w:val="center"/>
           </w:tcPr>
           <w:p>
@@ -23967,12 +21419,6 @@
               <w:right w:val="single" w:sz="6" w:space="0" w:color="1F3864"/>
             </w:tcBorders>
             <w:shd w:val="clear" w:color="auto" w:fill="4472C4"/>
-            <w:tcMar>
-              <w:top w:w="50" w:type="dxa"/>
-              <w:left w:w="90" w:type="dxa"/>
-              <w:bottom w:w="50" w:type="dxa"/>
-              <w:right w:w="90" w:type="dxa"/>
-            </w:tcMar>
             <w:vAlign w:val="center"/>
           </w:tcPr>
           <w:p>
@@ -24012,12 +21458,6 @@
               <w:right w:val="single" w:sz="6" w:space="0" w:color="1F3864"/>
             </w:tcBorders>
             <w:shd w:val="clear" w:color="auto" w:fill="4472C4"/>
-            <w:tcMar>
-              <w:top w:w="50" w:type="dxa"/>
-              <w:left w:w="90" w:type="dxa"/>
-              <w:bottom w:w="50" w:type="dxa"/>
-              <w:right w:w="90" w:type="dxa"/>
-            </w:tcMar>
             <w:vAlign w:val="center"/>
           </w:tcPr>
           <w:p>
@@ -24061,12 +21501,6 @@
               <w:right w:val="single" w:sz="6" w:space="0" w:color="1F3864"/>
             </w:tcBorders>
             <w:shd w:val="clear" w:color="auto" w:fill="D9E2F3"/>
-            <w:tcMar>
-              <w:top w:w="50" w:type="dxa"/>
-              <w:left w:w="90" w:type="dxa"/>
-              <w:bottom w:w="50" w:type="dxa"/>
-              <w:right w:w="90" w:type="dxa"/>
-            </w:tcMar>
             <w:vAlign w:val="center"/>
           </w:tcPr>
           <w:p>
@@ -24100,12 +21534,6 @@
               <w:right w:val="single" w:sz="6" w:space="0" w:color="1F3864"/>
             </w:tcBorders>
             <w:shd w:val="clear" w:color="auto" w:fill="D9E2F3"/>
-            <w:tcMar>
-              <w:top w:w="50" w:type="dxa"/>
-              <w:left w:w="90" w:type="dxa"/>
-              <w:bottom w:w="50" w:type="dxa"/>
-              <w:right w:w="90" w:type="dxa"/>
-            </w:tcMar>
             <w:vAlign w:val="center"/>
           </w:tcPr>
           <w:p>
@@ -24139,12 +21567,6 @@
               <w:right w:val="single" w:sz="6" w:space="0" w:color="1F3864"/>
             </w:tcBorders>
             <w:shd w:val="clear" w:color="auto" w:fill="D9E2F3"/>
-            <w:tcMar>
-              <w:top w:w="50" w:type="dxa"/>
-              <w:left w:w="90" w:type="dxa"/>
-              <w:bottom w:w="50" w:type="dxa"/>
-              <w:right w:w="90" w:type="dxa"/>
-            </w:tcMar>
             <w:vAlign w:val="center"/>
           </w:tcPr>
           <w:p>
@@ -24178,12 +21600,6 @@
               <w:right w:val="single" w:sz="6" w:space="0" w:color="1F3864"/>
             </w:tcBorders>
             <w:shd w:val="clear" w:color="auto" w:fill="D9E2F3"/>
-            <w:tcMar>
-              <w:top w:w="50" w:type="dxa"/>
-              <w:left w:w="90" w:type="dxa"/>
-              <w:bottom w:w="50" w:type="dxa"/>
-              <w:right w:w="90" w:type="dxa"/>
-            </w:tcMar>
             <w:vAlign w:val="center"/>
           </w:tcPr>
           <w:p>
@@ -24217,12 +21633,6 @@
               <w:right w:val="single" w:sz="6" w:space="0" w:color="1F3864"/>
             </w:tcBorders>
             <w:shd w:val="clear" w:color="auto" w:fill="D9E2F3"/>
-            <w:tcMar>
-              <w:top w:w="50" w:type="dxa"/>
-              <w:left w:w="90" w:type="dxa"/>
-              <w:bottom w:w="50" w:type="dxa"/>
-              <w:right w:w="90" w:type="dxa"/>
-            </w:tcMar>
             <w:vAlign w:val="center"/>
           </w:tcPr>
           <w:p>
@@ -24260,12 +21670,6 @@
               <w:right w:val="single" w:sz="6" w:space="0" w:color="1F3864"/>
             </w:tcBorders>
             <w:shd w:val="clear" w:color="auto" w:fill="D9E2F3"/>
-            <w:tcMar>
-              <w:top w:w="50" w:type="dxa"/>
-              <w:left w:w="90" w:type="dxa"/>
-              <w:bottom w:w="50" w:type="dxa"/>
-              <w:right w:w="90" w:type="dxa"/>
-            </w:tcMar>
             <w:vAlign w:val="center"/>
           </w:tcPr>
           <w:p>
@@ -24299,12 +21703,6 @@
               <w:right w:val="single" w:sz="6" w:space="0" w:color="1F3864"/>
             </w:tcBorders>
             <w:shd w:val="clear" w:color="auto" w:fill="D9E2F3"/>
-            <w:tcMar>
-              <w:top w:w="50" w:type="dxa"/>
-              <w:left w:w="90" w:type="dxa"/>
-              <w:bottom w:w="50" w:type="dxa"/>
-              <w:right w:w="90" w:type="dxa"/>
-            </w:tcMar>
             <w:vAlign w:val="center"/>
           </w:tcPr>
           <w:p>
@@ -24338,12 +21736,6 @@
               <w:right w:val="single" w:sz="6" w:space="0" w:color="1F3864"/>
             </w:tcBorders>
             <w:shd w:val="clear" w:color="auto" w:fill="D9E2F3"/>
-            <w:tcMar>
-              <w:top w:w="50" w:type="dxa"/>
-              <w:left w:w="90" w:type="dxa"/>
-              <w:bottom w:w="50" w:type="dxa"/>
-              <w:right w:w="90" w:type="dxa"/>
-            </w:tcMar>
             <w:vAlign w:val="center"/>
           </w:tcPr>
           <w:p>
@@ -24377,12 +21769,6 @@
               <w:right w:val="single" w:sz="6" w:space="0" w:color="1F3864"/>
             </w:tcBorders>
             <w:shd w:val="clear" w:color="auto" w:fill="D9E2F3"/>
-            <w:tcMar>
-              <w:top w:w="50" w:type="dxa"/>
-              <w:left w:w="90" w:type="dxa"/>
-              <w:bottom w:w="50" w:type="dxa"/>
-              <w:right w:w="90" w:type="dxa"/>
-            </w:tcMar>
             <w:vAlign w:val="center"/>
           </w:tcPr>
           <w:p>
@@ -24416,12 +21802,6 @@
               <w:right w:val="single" w:sz="6" w:space="0" w:color="1F3864"/>
             </w:tcBorders>
             <w:shd w:val="clear" w:color="auto" w:fill="D9E2F3"/>
-            <w:tcMar>
-              <w:top w:w="50" w:type="dxa"/>
-              <w:left w:w="90" w:type="dxa"/>
-              <w:bottom w:w="50" w:type="dxa"/>
-              <w:right w:w="90" w:type="dxa"/>
-            </w:tcMar>
             <w:vAlign w:val="center"/>
           </w:tcPr>
           <w:p>
@@ -24459,12 +21839,6 @@
               <w:right w:val="single" w:sz="6" w:space="0" w:color="1F3864"/>
             </w:tcBorders>
             <w:shd w:val="clear" w:color="auto" w:fill="D9E2F3"/>
-            <w:tcMar>
-              <w:top w:w="50" w:type="dxa"/>
-              <w:left w:w="90" w:type="dxa"/>
-              <w:bottom w:w="50" w:type="dxa"/>
-              <w:right w:w="90" w:type="dxa"/>
-            </w:tcMar>
             <w:vAlign w:val="center"/>
           </w:tcPr>
           <w:p>
@@ -24498,12 +21872,6 @@
               <w:right w:val="single" w:sz="6" w:space="0" w:color="1F3864"/>
             </w:tcBorders>
             <w:shd w:val="clear" w:color="auto" w:fill="D9E2F3"/>
-            <w:tcMar>
-              <w:top w:w="50" w:type="dxa"/>
-              <w:left w:w="90" w:type="dxa"/>
-              <w:bottom w:w="50" w:type="dxa"/>
-              <w:right w:w="90" w:type="dxa"/>
-            </w:tcMar>
             <w:vAlign w:val="center"/>
           </w:tcPr>
           <w:p>
@@ -24537,12 +21905,6 @@
               <w:right w:val="single" w:sz="6" w:space="0" w:color="1F3864"/>
             </w:tcBorders>
             <w:shd w:val="clear" w:color="auto" w:fill="D9E2F3"/>
-            <w:tcMar>
-              <w:top w:w="50" w:type="dxa"/>
-              <w:left w:w="90" w:type="dxa"/>
-              <w:bottom w:w="50" w:type="dxa"/>
-              <w:right w:w="90" w:type="dxa"/>
-            </w:tcMar>
             <w:vAlign w:val="center"/>
           </w:tcPr>
           <w:p>
@@ -24576,12 +21938,6 @@
               <w:right w:val="single" w:sz="6" w:space="0" w:color="1F3864"/>
             </w:tcBorders>
             <w:shd w:val="clear" w:color="auto" w:fill="D9E2F3"/>
-            <w:tcMar>
-              <w:top w:w="50" w:type="dxa"/>
-              <w:left w:w="90" w:type="dxa"/>
-              <w:bottom w:w="50" w:type="dxa"/>
-              <w:right w:w="90" w:type="dxa"/>
-            </w:tcMar>
             <w:vAlign w:val="center"/>
           </w:tcPr>
           <w:p>
@@ -24615,12 +21971,6 @@
               <w:right w:val="single" w:sz="6" w:space="0" w:color="1F3864"/>
             </w:tcBorders>
             <w:shd w:val="clear" w:color="auto" w:fill="D9E2F3"/>
-            <w:tcMar>
-              <w:top w:w="50" w:type="dxa"/>
-              <w:left w:w="90" w:type="dxa"/>
-              <w:bottom w:w="50" w:type="dxa"/>
-              <w:right w:w="90" w:type="dxa"/>
-            </w:tcMar>
             <w:vAlign w:val="center"/>
           </w:tcPr>
           <w:p>
@@ -24658,12 +22008,6 @@
               <w:right w:val="single" w:sz="6" w:space="0" w:color="1F3864"/>
             </w:tcBorders>
             <w:shd w:val="clear" w:color="auto" w:fill="D9E2F3"/>
-            <w:tcMar>
-              <w:top w:w="50" w:type="dxa"/>
-              <w:left w:w="90" w:type="dxa"/>
-              <w:bottom w:w="50" w:type="dxa"/>
-              <w:right w:w="90" w:type="dxa"/>
-            </w:tcMar>
             <w:vAlign w:val="center"/>
           </w:tcPr>
           <w:p>
@@ -24697,12 +22041,6 @@
               <w:right w:val="single" w:sz="6" w:space="0" w:color="1F3864"/>
             </w:tcBorders>
             <w:shd w:val="clear" w:color="auto" w:fill="D9E2F3"/>
-            <w:tcMar>
-              <w:top w:w="50" w:type="dxa"/>
-              <w:left w:w="90" w:type="dxa"/>
-              <w:bottom w:w="50" w:type="dxa"/>
-              <w:right w:w="90" w:type="dxa"/>
-            </w:tcMar>
             <w:vAlign w:val="center"/>
           </w:tcPr>
           <w:p>
@@ -24747,12 +22085,6 @@
               <w:right w:val="single" w:sz="6" w:space="0" w:color="1F3864"/>
             </w:tcBorders>
             <w:shd w:val="clear" w:color="auto" w:fill="4472C4"/>
-            <w:tcMar>
-              <w:top w:w="50" w:type="dxa"/>
-              <w:left w:w="90" w:type="dxa"/>
-              <w:bottom w:w="50" w:type="dxa"/>
-              <w:right w:w="90" w:type="dxa"/>
-            </w:tcMar>
             <w:vAlign w:val="center"/>
           </w:tcPr>
           <w:p>
@@ -24794,12 +22126,6 @@
               <w:right w:val="single" w:sz="6" w:space="0" w:color="1F3864"/>
             </w:tcBorders>
             <w:shd w:val="clear" w:color="auto" w:fill="D9E2F3"/>
-            <w:tcMar>
-              <w:top w:w="50" w:type="dxa"/>
-              <w:left w:w="90" w:type="dxa"/>
-              <w:bottom w:w="50" w:type="dxa"/>
-              <w:right w:w="90" w:type="dxa"/>
-            </w:tcMar>
             <w:vAlign w:val="center"/>
           </w:tcPr>
           <w:p>
@@ -24833,12 +22159,6 @@
               <w:right w:val="single" w:sz="6" w:space="0" w:color="1F3864"/>
             </w:tcBorders>
             <w:shd w:val="clear" w:color="auto" w:fill="4472C4"/>
-            <w:tcMar>
-              <w:top w:w="50" w:type="dxa"/>
-              <w:left w:w="90" w:type="dxa"/>
-              <w:bottom w:w="50" w:type="dxa"/>
-              <w:right w:w="90" w:type="dxa"/>
-            </w:tcMar>
             <w:vAlign w:val="center"/>
           </w:tcPr>
           <w:p>
@@ -24878,12 +22198,6 @@
               <w:right w:val="single" w:sz="6" w:space="0" w:color="1F3864"/>
             </w:tcBorders>
             <w:shd w:val="clear" w:color="auto" w:fill="4472C4"/>
-            <w:tcMar>
-              <w:top w:w="50" w:type="dxa"/>
-              <w:left w:w="90" w:type="dxa"/>
-              <w:bottom w:w="50" w:type="dxa"/>
-              <w:right w:w="90" w:type="dxa"/>
-            </w:tcMar>
             <w:vAlign w:val="center"/>
           </w:tcPr>
           <w:p>
@@ -24923,12 +22237,6 @@
               <w:right w:val="single" w:sz="6" w:space="0" w:color="1F3864"/>
             </w:tcBorders>
             <w:shd w:val="clear" w:color="auto" w:fill="4472C4"/>
-            <w:tcMar>
-              <w:top w:w="50" w:type="dxa"/>
-              <w:left w:w="90" w:type="dxa"/>
-              <w:bottom w:w="50" w:type="dxa"/>
-              <w:right w:w="90" w:type="dxa"/>
-            </w:tcMar>
             <w:vAlign w:val="center"/>
           </w:tcPr>
           <w:p>
@@ -24968,12 +22276,6 @@
               <w:right w:val="single" w:sz="6" w:space="0" w:color="1F3864"/>
             </w:tcBorders>
             <w:shd w:val="clear" w:color="auto" w:fill="4472C4"/>
-            <w:tcMar>
-              <w:top w:w="50" w:type="dxa"/>
-              <w:left w:w="90" w:type="dxa"/>
-              <w:bottom w:w="50" w:type="dxa"/>
-              <w:right w:w="90" w:type="dxa"/>
-            </w:tcMar>
             <w:vAlign w:val="center"/>
           </w:tcPr>
           <w:p>
@@ -25017,12 +22319,6 @@
               <w:right w:val="single" w:sz="6" w:space="0" w:color="1F3864"/>
             </w:tcBorders>
             <w:shd w:val="clear" w:color="auto" w:fill="D9E2F3"/>
-            <w:tcMar>
-              <w:top w:w="50" w:type="dxa"/>
-              <w:left w:w="90" w:type="dxa"/>
-              <w:bottom w:w="50" w:type="dxa"/>
-              <w:right w:w="90" w:type="dxa"/>
-            </w:tcMar>
             <w:vAlign w:val="center"/>
           </w:tcPr>
           <w:p>
@@ -25056,12 +22352,6 @@
               <w:right w:val="single" w:sz="6" w:space="0" w:color="1F3864"/>
             </w:tcBorders>
             <w:shd w:val="clear" w:color="auto" w:fill="D9E2F3"/>
-            <w:tcMar>
-              <w:top w:w="50" w:type="dxa"/>
-              <w:left w:w="90" w:type="dxa"/>
-              <w:bottom w:w="50" w:type="dxa"/>
-              <w:right w:w="90" w:type="dxa"/>
-            </w:tcMar>
             <w:vAlign w:val="center"/>
           </w:tcPr>
           <w:p>
@@ -25095,12 +22385,6 @@
               <w:right w:val="single" w:sz="6" w:space="0" w:color="1F3864"/>
             </w:tcBorders>
             <w:shd w:val="clear" w:color="auto" w:fill="D9E2F3"/>
-            <w:tcMar>
-              <w:top w:w="50" w:type="dxa"/>
-              <w:left w:w="90" w:type="dxa"/>
-              <w:bottom w:w="50" w:type="dxa"/>
-              <w:right w:w="90" w:type="dxa"/>
-            </w:tcMar>
             <w:vAlign w:val="center"/>
           </w:tcPr>
           <w:p>
@@ -25134,12 +22418,6 @@
               <w:right w:val="single" w:sz="6" w:space="0" w:color="1F3864"/>
             </w:tcBorders>
             <w:shd w:val="clear" w:color="auto" w:fill="D9E2F3"/>
-            <w:tcMar>
-              <w:top w:w="50" w:type="dxa"/>
-              <w:left w:w="90" w:type="dxa"/>
-              <w:bottom w:w="50" w:type="dxa"/>
-              <w:right w:w="90" w:type="dxa"/>
-            </w:tcMar>
             <w:vAlign w:val="center"/>
           </w:tcPr>
           <w:p>
@@ -25173,12 +22451,6 @@
               <w:right w:val="single" w:sz="6" w:space="0" w:color="1F3864"/>
             </w:tcBorders>
             <w:shd w:val="clear" w:color="auto" w:fill="D9E2F3"/>
-            <w:tcMar>
-              <w:top w:w="50" w:type="dxa"/>
-              <w:left w:w="90" w:type="dxa"/>
-              <w:bottom w:w="50" w:type="dxa"/>
-              <w:right w:w="90" w:type="dxa"/>
-            </w:tcMar>
             <w:vAlign w:val="center"/>
           </w:tcPr>
           <w:p>
@@ -25216,12 +22488,6 @@
               <w:right w:val="single" w:sz="6" w:space="0" w:color="1F3864"/>
             </w:tcBorders>
             <w:shd w:val="clear" w:color="auto" w:fill="D9E2F3"/>
-            <w:tcMar>
-              <w:top w:w="50" w:type="dxa"/>
-              <w:left w:w="90" w:type="dxa"/>
-              <w:bottom w:w="50" w:type="dxa"/>
-              <w:right w:w="90" w:type="dxa"/>
-            </w:tcMar>
             <w:vAlign w:val="center"/>
           </w:tcPr>
           <w:p>
@@ -25255,12 +22521,6 @@
               <w:right w:val="single" w:sz="6" w:space="0" w:color="1F3864"/>
             </w:tcBorders>
             <w:shd w:val="clear" w:color="auto" w:fill="D9E2F3"/>
-            <w:tcMar>
-              <w:top w:w="50" w:type="dxa"/>
-              <w:left w:w="90" w:type="dxa"/>
-              <w:bottom w:w="50" w:type="dxa"/>
-              <w:right w:w="90" w:type="dxa"/>
-            </w:tcMar>
             <w:vAlign w:val="center"/>
           </w:tcPr>
           <w:p>
@@ -25294,12 +22554,6 @@
               <w:right w:val="single" w:sz="6" w:space="0" w:color="1F3864"/>
             </w:tcBorders>
             <w:shd w:val="clear" w:color="auto" w:fill="D9E2F3"/>
-            <w:tcMar>
-              <w:top w:w="50" w:type="dxa"/>
-              <w:left w:w="90" w:type="dxa"/>
-              <w:bottom w:w="50" w:type="dxa"/>
-              <w:right w:w="90" w:type="dxa"/>
-            </w:tcMar>
             <w:vAlign w:val="center"/>
           </w:tcPr>
           <w:p>
@@ -25333,12 +22587,6 @@
               <w:right w:val="single" w:sz="6" w:space="0" w:color="1F3864"/>
             </w:tcBorders>
             <w:shd w:val="clear" w:color="auto" w:fill="D9E2F3"/>
-            <w:tcMar>
-              <w:top w:w="50" w:type="dxa"/>
-              <w:left w:w="90" w:type="dxa"/>
-              <w:bottom w:w="50" w:type="dxa"/>
-              <w:right w:w="90" w:type="dxa"/>
-            </w:tcMar>
             <w:vAlign w:val="center"/>
           </w:tcPr>
           <w:p>
@@ -25372,12 +22620,6 @@
               <w:right w:val="single" w:sz="6" w:space="0" w:color="1F3864"/>
             </w:tcBorders>
             <w:shd w:val="clear" w:color="auto" w:fill="D9E2F3"/>
-            <w:tcMar>
-              <w:top w:w="50" w:type="dxa"/>
-              <w:left w:w="90" w:type="dxa"/>
-              <w:bottom w:w="50" w:type="dxa"/>
-              <w:right w:w="90" w:type="dxa"/>
-            </w:tcMar>
             <w:vAlign w:val="center"/>
           </w:tcPr>
           <w:p>
@@ -25415,12 +22657,6 @@
               <w:right w:val="single" w:sz="6" w:space="0" w:color="1F3864"/>
             </w:tcBorders>
             <w:shd w:val="clear" w:color="auto" w:fill="D9E2F3"/>
-            <w:tcMar>
-              <w:top w:w="50" w:type="dxa"/>
-              <w:left w:w="90" w:type="dxa"/>
-              <w:bottom w:w="50" w:type="dxa"/>
-              <w:right w:w="90" w:type="dxa"/>
-            </w:tcMar>
             <w:vAlign w:val="center"/>
           </w:tcPr>
           <w:p>
@@ -25454,12 +22690,6 @@
               <w:right w:val="single" w:sz="6" w:space="0" w:color="1F3864"/>
             </w:tcBorders>
             <w:shd w:val="clear" w:color="auto" w:fill="D9E2F3"/>
-            <w:tcMar>
-              <w:top w:w="50" w:type="dxa"/>
-              <w:left w:w="90" w:type="dxa"/>
-              <w:bottom w:w="50" w:type="dxa"/>
-              <w:right w:w="90" w:type="dxa"/>
-            </w:tcMar>
             <w:vAlign w:val="center"/>
           </w:tcPr>
           <w:p>
@@ -25493,12 +22723,6 @@
               <w:right w:val="single" w:sz="6" w:space="0" w:color="1F3864"/>
             </w:tcBorders>
             <w:shd w:val="clear" w:color="auto" w:fill="D9E2F3"/>
-            <w:tcMar>
-              <w:top w:w="50" w:type="dxa"/>
-              <w:left w:w="90" w:type="dxa"/>
-              <w:bottom w:w="50" w:type="dxa"/>
-              <w:right w:w="90" w:type="dxa"/>
-            </w:tcMar>
             <w:vAlign w:val="center"/>
           </w:tcPr>
           <w:p>
@@ -25532,12 +22756,6 @@
               <w:right w:val="single" w:sz="6" w:space="0" w:color="1F3864"/>
             </w:tcBorders>
             <w:shd w:val="clear" w:color="auto" w:fill="D9E2F3"/>
-            <w:tcMar>
-              <w:top w:w="50" w:type="dxa"/>
-              <w:left w:w="90" w:type="dxa"/>
-              <w:bottom w:w="50" w:type="dxa"/>
-              <w:right w:w="90" w:type="dxa"/>
-            </w:tcMar>
             <w:vAlign w:val="center"/>
           </w:tcPr>
           <w:p>
@@ -25571,12 +22789,6 @@
               <w:right w:val="single" w:sz="6" w:space="0" w:color="1F3864"/>
             </w:tcBorders>
             <w:shd w:val="clear" w:color="auto" w:fill="D9E2F3"/>
-            <w:tcMar>
-              <w:top w:w="50" w:type="dxa"/>
-              <w:left w:w="90" w:type="dxa"/>
-              <w:bottom w:w="50" w:type="dxa"/>
-              <w:right w:w="90" w:type="dxa"/>
-            </w:tcMar>
             <w:vAlign w:val="center"/>
           </w:tcPr>
           <w:p>
@@ -25614,12 +22826,6 @@
               <w:right w:val="single" w:sz="6" w:space="0" w:color="1F3864"/>
             </w:tcBorders>
             <w:shd w:val="clear" w:color="auto" w:fill="D9E2F3"/>
-            <w:tcMar>
-              <w:top w:w="50" w:type="dxa"/>
-              <w:left w:w="90" w:type="dxa"/>
-              <w:bottom w:w="50" w:type="dxa"/>
-              <w:right w:w="90" w:type="dxa"/>
-            </w:tcMar>
             <w:vAlign w:val="center"/>
           </w:tcPr>
           <w:p>
@@ -25653,12 +22859,6 @@
               <w:right w:val="single" w:sz="6" w:space="0" w:color="1F3864"/>
             </w:tcBorders>
             <w:shd w:val="clear" w:color="auto" w:fill="D9E2F3"/>
-            <w:tcMar>
-              <w:top w:w="50" w:type="dxa"/>
-              <w:left w:w="90" w:type="dxa"/>
-              <w:bottom w:w="50" w:type="dxa"/>
-              <w:right w:w="90" w:type="dxa"/>
-            </w:tcMar>
             <w:vAlign w:val="center"/>
           </w:tcPr>
           <w:p>
@@ -25703,12 +22903,6 @@
               <w:right w:val="single" w:sz="6" w:space="0" w:color="1F3864"/>
             </w:tcBorders>
             <w:shd w:val="clear" w:color="auto" w:fill="4472C4"/>
-            <w:tcMar>
-              <w:top w:w="50" w:type="dxa"/>
-              <w:left w:w="90" w:type="dxa"/>
-              <w:bottom w:w="50" w:type="dxa"/>
-              <w:right w:w="90" w:type="dxa"/>
-            </w:tcMar>
             <w:vAlign w:val="center"/>
           </w:tcPr>
           <w:p>
@@ -25750,12 +22944,6 @@
               <w:right w:val="single" w:sz="6" w:space="0" w:color="1F3864"/>
             </w:tcBorders>
             <w:shd w:val="clear" w:color="auto" w:fill="D9E2F3"/>
-            <w:tcMar>
-              <w:top w:w="50" w:type="dxa"/>
-              <w:left w:w="90" w:type="dxa"/>
-              <w:bottom w:w="50" w:type="dxa"/>
-              <w:right w:w="90" w:type="dxa"/>
-            </w:tcMar>
             <w:vAlign w:val="center"/>
           </w:tcPr>
           <w:p>
@@ -25789,12 +22977,6 @@
               <w:right w:val="single" w:sz="6" w:space="0" w:color="1F3864"/>
             </w:tcBorders>
             <w:shd w:val="clear" w:color="auto" w:fill="4472C4"/>
-            <w:tcMar>
-              <w:top w:w="50" w:type="dxa"/>
-              <w:left w:w="90" w:type="dxa"/>
-              <w:bottom w:w="50" w:type="dxa"/>
-              <w:right w:w="90" w:type="dxa"/>
-            </w:tcMar>
             <w:vAlign w:val="center"/>
           </w:tcPr>
           <w:p>
@@ -25834,12 +23016,6 @@
               <w:right w:val="single" w:sz="6" w:space="0" w:color="1F3864"/>
             </w:tcBorders>
             <w:shd w:val="clear" w:color="auto" w:fill="4472C4"/>
-            <w:tcMar>
-              <w:top w:w="50" w:type="dxa"/>
-              <w:left w:w="90" w:type="dxa"/>
-              <w:bottom w:w="50" w:type="dxa"/>
-              <w:right w:w="90" w:type="dxa"/>
-            </w:tcMar>
             <w:vAlign w:val="center"/>
           </w:tcPr>
           <w:p>
@@ -25879,12 +23055,6 @@
               <w:right w:val="single" w:sz="6" w:space="0" w:color="1F3864"/>
             </w:tcBorders>
             <w:shd w:val="clear" w:color="auto" w:fill="4472C4"/>
-            <w:tcMar>
-              <w:top w:w="50" w:type="dxa"/>
-              <w:left w:w="90" w:type="dxa"/>
-              <w:bottom w:w="50" w:type="dxa"/>
-              <w:right w:w="90" w:type="dxa"/>
-            </w:tcMar>
             <w:vAlign w:val="center"/>
           </w:tcPr>
           <w:p>
@@ -25924,12 +23094,6 @@
               <w:right w:val="single" w:sz="6" w:space="0" w:color="1F3864"/>
             </w:tcBorders>
             <w:shd w:val="clear" w:color="auto" w:fill="4472C4"/>
-            <w:tcMar>
-              <w:top w:w="50" w:type="dxa"/>
-              <w:left w:w="90" w:type="dxa"/>
-              <w:bottom w:w="50" w:type="dxa"/>
-              <w:right w:w="90" w:type="dxa"/>
-            </w:tcMar>
             <w:vAlign w:val="center"/>
           </w:tcPr>
           <w:p>
@@ -25973,12 +23137,6 @@
               <w:right w:val="single" w:sz="6" w:space="0" w:color="1F3864"/>
             </w:tcBorders>
             <w:shd w:val="clear" w:color="auto" w:fill="D9E2F3"/>
-            <w:tcMar>
-              <w:top w:w="50" w:type="dxa"/>
-              <w:left w:w="90" w:type="dxa"/>
-              <w:bottom w:w="50" w:type="dxa"/>
-              <w:right w:w="90" w:type="dxa"/>
-            </w:tcMar>
             <w:vAlign w:val="center"/>
           </w:tcPr>
           <w:p>
@@ -26012,12 +23170,6 @@
               <w:right w:val="single" w:sz="6" w:space="0" w:color="1F3864"/>
             </w:tcBorders>
             <w:shd w:val="clear" w:color="auto" w:fill="D9E2F3"/>
-            <w:tcMar>
-              <w:top w:w="50" w:type="dxa"/>
-              <w:left w:w="90" w:type="dxa"/>
-              <w:bottom w:w="50" w:type="dxa"/>
-              <w:right w:w="90" w:type="dxa"/>
-            </w:tcMar>
             <w:vAlign w:val="center"/>
           </w:tcPr>
           <w:p>
@@ -26051,12 +23203,6 @@
               <w:right w:val="single" w:sz="6" w:space="0" w:color="1F3864"/>
             </w:tcBorders>
             <w:shd w:val="clear" w:color="auto" w:fill="D9E2F3"/>
-            <w:tcMar>
-              <w:top w:w="50" w:type="dxa"/>
-              <w:left w:w="90" w:type="dxa"/>
-              <w:bottom w:w="50" w:type="dxa"/>
-              <w:right w:w="90" w:type="dxa"/>
-            </w:tcMar>
             <w:vAlign w:val="center"/>
           </w:tcPr>
           <w:p>
@@ -26090,12 +23236,6 @@
               <w:right w:val="single" w:sz="6" w:space="0" w:color="1F3864"/>
             </w:tcBorders>
             <w:shd w:val="clear" w:color="auto" w:fill="D9E2F3"/>
-            <w:tcMar>
-              <w:top w:w="50" w:type="dxa"/>
-              <w:left w:w="90" w:type="dxa"/>
-              <w:bottom w:w="50" w:type="dxa"/>
-              <w:right w:w="90" w:type="dxa"/>
-            </w:tcMar>
             <w:vAlign w:val="center"/>
           </w:tcPr>
           <w:p>
@@ -26129,12 +23269,6 @@
               <w:right w:val="single" w:sz="6" w:space="0" w:color="1F3864"/>
             </w:tcBorders>
             <w:shd w:val="clear" w:color="auto" w:fill="D9E2F3"/>
-            <w:tcMar>
-              <w:top w:w="50" w:type="dxa"/>
-              <w:left w:w="90" w:type="dxa"/>
-              <w:bottom w:w="50" w:type="dxa"/>
-              <w:right w:w="90" w:type="dxa"/>
-            </w:tcMar>
             <w:vAlign w:val="center"/>
           </w:tcPr>
           <w:p>
@@ -26172,12 +23306,6 @@
               <w:right w:val="single" w:sz="6" w:space="0" w:color="1F3864"/>
             </w:tcBorders>
             <w:shd w:val="clear" w:color="auto" w:fill="D9E2F3"/>
-            <w:tcMar>
-              <w:top w:w="50" w:type="dxa"/>
-              <w:left w:w="90" w:type="dxa"/>
-              <w:bottom w:w="50" w:type="dxa"/>
-              <w:right w:w="90" w:type="dxa"/>
-            </w:tcMar>
             <w:vAlign w:val="center"/>
           </w:tcPr>
           <w:p>
@@ -26211,12 +23339,6 @@
               <w:right w:val="single" w:sz="6" w:space="0" w:color="1F3864"/>
             </w:tcBorders>
             <w:shd w:val="clear" w:color="auto" w:fill="D9E2F3"/>
-            <w:tcMar>
-              <w:top w:w="50" w:type="dxa"/>
-              <w:left w:w="90" w:type="dxa"/>
-              <w:bottom w:w="50" w:type="dxa"/>
-              <w:right w:w="90" w:type="dxa"/>
-            </w:tcMar>
             <w:vAlign w:val="center"/>
           </w:tcPr>
           <w:p>
@@ -26250,12 +23372,6 @@
               <w:right w:val="single" w:sz="6" w:space="0" w:color="1F3864"/>
             </w:tcBorders>
             <w:shd w:val="clear" w:color="auto" w:fill="D9E2F3"/>
-            <w:tcMar>
-              <w:top w:w="50" w:type="dxa"/>
-              <w:left w:w="90" w:type="dxa"/>
-              <w:bottom w:w="50" w:type="dxa"/>
-              <w:right w:w="90" w:type="dxa"/>
-            </w:tcMar>
             <w:vAlign w:val="center"/>
           </w:tcPr>
           <w:p>
@@ -26289,12 +23405,6 @@
               <w:right w:val="single" w:sz="6" w:space="0" w:color="1F3864"/>
             </w:tcBorders>
             <w:shd w:val="clear" w:color="auto" w:fill="D9E2F3"/>
-            <w:tcMar>
-              <w:top w:w="50" w:type="dxa"/>
-              <w:left w:w="90" w:type="dxa"/>
-              <w:bottom w:w="50" w:type="dxa"/>
-              <w:right w:w="90" w:type="dxa"/>
-            </w:tcMar>
             <w:vAlign w:val="center"/>
           </w:tcPr>
           <w:p>
@@ -26328,12 +23438,6 @@
               <w:right w:val="single" w:sz="6" w:space="0" w:color="1F3864"/>
             </w:tcBorders>
             <w:shd w:val="clear" w:color="auto" w:fill="D9E2F3"/>
-            <w:tcMar>
-              <w:top w:w="50" w:type="dxa"/>
-              <w:left w:w="90" w:type="dxa"/>
-              <w:bottom w:w="50" w:type="dxa"/>
-              <w:right w:w="90" w:type="dxa"/>
-            </w:tcMar>
             <w:vAlign w:val="center"/>
           </w:tcPr>
           <w:p>
@@ -26371,12 +23475,6 @@
               <w:right w:val="single" w:sz="6" w:space="0" w:color="1F3864"/>
             </w:tcBorders>
             <w:shd w:val="clear" w:color="auto" w:fill="D9E2F3"/>
-            <w:tcMar>
-              <w:top w:w="50" w:type="dxa"/>
-              <w:left w:w="90" w:type="dxa"/>
-              <w:bottom w:w="50" w:type="dxa"/>
-              <w:right w:w="90" w:type="dxa"/>
-            </w:tcMar>
             <w:vAlign w:val="center"/>
           </w:tcPr>
           <w:p>
@@ -26410,12 +23508,6 @@
               <w:right w:val="single" w:sz="6" w:space="0" w:color="1F3864"/>
             </w:tcBorders>
             <w:shd w:val="clear" w:color="auto" w:fill="D9E2F3"/>
-            <w:tcMar>
-              <w:top w:w="50" w:type="dxa"/>
-              <w:left w:w="90" w:type="dxa"/>
-              <w:bottom w:w="50" w:type="dxa"/>
-              <w:right w:w="90" w:type="dxa"/>
-            </w:tcMar>
             <w:vAlign w:val="center"/>
           </w:tcPr>
           <w:p>
@@ -26449,12 +23541,6 @@
               <w:right w:val="single" w:sz="6" w:space="0" w:color="1F3864"/>
             </w:tcBorders>
             <w:shd w:val="clear" w:color="auto" w:fill="D9E2F3"/>
-            <w:tcMar>
-              <w:top w:w="50" w:type="dxa"/>
-              <w:left w:w="90" w:type="dxa"/>
-              <w:bottom w:w="50" w:type="dxa"/>
-              <w:right w:w="90" w:type="dxa"/>
-            </w:tcMar>
             <w:vAlign w:val="center"/>
           </w:tcPr>
           <w:p>
@@ -26488,12 +23574,6 @@
               <w:right w:val="single" w:sz="6" w:space="0" w:color="1F3864"/>
             </w:tcBorders>
             <w:shd w:val="clear" w:color="auto" w:fill="D9E2F3"/>
-            <w:tcMar>
-              <w:top w:w="50" w:type="dxa"/>
-              <w:left w:w="90" w:type="dxa"/>
-              <w:bottom w:w="50" w:type="dxa"/>
-              <w:right w:w="90" w:type="dxa"/>
-            </w:tcMar>
             <w:vAlign w:val="center"/>
           </w:tcPr>
           <w:p>
@@ -26527,12 +23607,6 @@
               <w:right w:val="single" w:sz="6" w:space="0" w:color="1F3864"/>
             </w:tcBorders>
             <w:shd w:val="clear" w:color="auto" w:fill="D9E2F3"/>
-            <w:tcMar>
-              <w:top w:w="50" w:type="dxa"/>
-              <w:left w:w="90" w:type="dxa"/>
-              <w:bottom w:w="50" w:type="dxa"/>
-              <w:right w:w="90" w:type="dxa"/>
-            </w:tcMar>
             <w:vAlign w:val="center"/>
           </w:tcPr>
           <w:p>
@@ -26569,12 +23643,6 @@
               <w:right w:val="single" w:sz="6" w:space="0" w:color="1F3864"/>
             </w:tcBorders>
             <w:shd w:val="clear" w:color="auto" w:fill="D9E2F3"/>
-            <w:tcMar>
-              <w:top w:w="50" w:type="dxa"/>
-              <w:left w:w="90" w:type="dxa"/>
-              <w:bottom w:w="50" w:type="dxa"/>
-              <w:right w:w="90" w:type="dxa"/>
-            </w:tcMar>
             <w:vAlign w:val="center"/>
           </w:tcPr>
           <w:p>
@@ -26608,12 +23676,6 @@
               <w:right w:val="single" w:sz="6" w:space="0" w:color="1F3864"/>
             </w:tcBorders>
             <w:shd w:val="clear" w:color="auto" w:fill="4472C4"/>
-            <w:tcMar>
-              <w:top w:w="50" w:type="dxa"/>
-              <w:left w:w="90" w:type="dxa"/>
-              <w:bottom w:w="50" w:type="dxa"/>
-              <w:right w:w="90" w:type="dxa"/>
-            </w:tcMar>
             <w:vAlign w:val="center"/>
           </w:tcPr>
           <w:p>
@@ -26652,12 +23714,6 @@
               <w:right w:val="single" w:sz="6" w:space="0" w:color="1F3864"/>
             </w:tcBorders>
             <w:shd w:val="clear" w:color="auto" w:fill="4472C4"/>
-            <w:tcMar>
-              <w:top w:w="50" w:type="dxa"/>
-              <w:left w:w="90" w:type="dxa"/>
-              <w:bottom w:w="50" w:type="dxa"/>
-              <w:right w:w="90" w:type="dxa"/>
-            </w:tcMar>
             <w:vAlign w:val="center"/>
           </w:tcPr>
           <w:p>
@@ -26687,6 +23743,55 @@
           </w:p>
         </w:tc>
       </w:tr>
+    </w:tbl>
+    <w:p>
+      <w:pPr>
+        <w:spacing w:before="0" w:after="0" w:line="240" w:lineRule="auto"/>
+        <w:rPr>
+          <w:sz w:val="18"/>
+          <w:szCs w:val="18"/>
+        </w:rPr>
+      </w:pPr>
+    </w:p>
+    <w:tbl>
+      <w:tblPr>
+        <w:tblW w:w="9405" w:type="dxa"/>
+        <w:jc w:val="center"/>
+        <w:tblBorders>
+          <w:top w:val="single" w:sz="6" w:space="0" w:color="1F3864"/>
+          <w:left w:val="single" w:sz="6" w:space="0" w:color="1F3864"/>
+          <w:bottom w:val="single" w:sz="6" w:space="0" w:color="1F3864"/>
+          <w:right w:val="single" w:sz="6" w:space="0" w:color="1F3864"/>
+          <w:insideH w:val="single" w:sz="6" w:space="0" w:color="1F3864"/>
+          <w:insideV w:val="single" w:sz="6" w:space="0" w:color="1F3864"/>
+        </w:tblBorders>
+        <w:tblLayout w:type="fixed"/>
+        <w:tblCellMar>
+          <w:top w:w="40" w:type="dxa"/>
+          <w:left w:w="90" w:type="dxa"/>
+          <w:bottom w:w="40" w:type="dxa"/>
+          <w:right w:w="90" w:type="dxa"/>
+        </w:tblCellMar>
+        <w:tblLook w:val="0400" w:firstRow="0" w:lastRow="0" w:firstColumn="0" w:lastColumn="0" w:noHBand="0" w:noVBand="1"/>
+      </w:tblPr>
+      <w:tblGrid>
+        <w:gridCol w:w="1175"/>
+        <w:gridCol w:w="391"/>
+        <w:gridCol w:w="391"/>
+        <w:gridCol w:w="391"/>
+        <w:gridCol w:w="783"/>
+        <w:gridCol w:w="391"/>
+        <w:gridCol w:w="391"/>
+        <w:gridCol w:w="783"/>
+        <w:gridCol w:w="783"/>
+        <w:gridCol w:w="391"/>
+        <w:gridCol w:w="391"/>
+        <w:gridCol w:w="391"/>
+        <w:gridCol w:w="391"/>
+        <w:gridCol w:w="398"/>
+        <w:gridCol w:w="385"/>
+        <w:gridCol w:w="1567"/>
+      </w:tblGrid>
       <w:tr>
         <w:tc>
           <w:tcPr>
@@ -26699,12 +23804,6 @@
               <w:right w:val="single" w:sz="6" w:space="0" w:color="1F3864"/>
             </w:tcBorders>
             <w:shd w:val="clear" w:color="auto" w:fill="D9E2F3"/>
-            <w:tcMar>
-              <w:top w:w="50" w:type="dxa"/>
-              <w:left w:w="90" w:type="dxa"/>
-              <w:bottom w:w="50" w:type="dxa"/>
-              <w:right w:w="90" w:type="dxa"/>
-            </w:tcMar>
           </w:tcPr>
           <w:p>
             <w:pPr>
@@ -27317,12 +24416,6 @@
               <w:right w:val="single" w:sz="6" w:space="0" w:color="1F3864"/>
             </w:tcBorders>
             <w:shd w:val="clear" w:color="auto" w:fill="D9E2F3"/>
-            <w:tcMar>
-              <w:top w:w="50" w:type="dxa"/>
-              <w:left w:w="90" w:type="dxa"/>
-              <w:bottom w:w="50" w:type="dxa"/>
-              <w:right w:w="90" w:type="dxa"/>
-            </w:tcMar>
           </w:tcPr>
           <w:p>
             <w:pPr>
